--- a/RuedaBecerrilJM-resume-plain.docx
+++ b/RuedaBecerrilJM-resume-plain.docx
@@ -28,7 +28,7 @@
       <w:r>
         <w:t xml:space="preserve">  |  </w:t>
       </w:r>
-      <w:hyperlink w:history="1" r:id="rIdmxrhanzr_x_geip3fplg1">
+      <w:hyperlink w:history="1" r:id="rIdduhv_le9khb71etuxvdvn">
         <w:r>
           <w:t xml:space="preserve">jm.ruebe@gmail.com</w:t>
         </w:r>
@@ -42,7 +42,7 @@
       <w:r>
         <w:t xml:space="preserve">  |  </w:t>
       </w:r>
-      <w:hyperlink w:history="1" r:id="rId2mh_sjxiterzj-ljjp9v6">
+      <w:hyperlink w:history="1" r:id="rIdzeaadr6dtlj-pb3vekmor">
         <w:r>
           <w:t xml:space="preserve">linkedin.com/in/jeruebe</w:t>
         </w:r>
@@ -50,7 +50,7 @@
       <w:r>
         <w:t xml:space="preserve">  |  </w:t>
       </w:r>
-      <w:hyperlink w:history="1" r:id="rIdlylpr-2xatshj2oc_543t">
+      <w:hyperlink w:history="1" r:id="rIdvmzx2rbrykwu6cotthejw">
         <w:r>
           <w:t xml:space="preserve">altjerue.github.io</w:t>
         </w:r>
@@ -1000,7 +1000,7 @@
       <w:r>
         <w:tab/>
       </w:r>
-      <w:hyperlink w:history="1" r:id="rIdsaobnzbvwha3lvanqtimv">
+      <w:hyperlink w:history="1" r:id="rIdgyw6fcwjojyssd45bcx8s">
         <w:r>
           <w:t xml:space="preserve">github.com/altjerue/ilwikak-ml</w:t>
         </w:r>
@@ -1091,7 +1091,7 @@
       <w:r>
         <w:t xml:space="preserve">, </w:t>
       </w:r>
-      <w:hyperlink w:history="1" r:id="rIdi7uylfv8ngp55chuypqqw">
+      <w:hyperlink w:history="1" r:id="rIdlvnmkn3ndra_gi693qo3-">
         <w:r>
           <w:t xml:space="preserve">ApJ 976, 182 (2024)</w:t>
         </w:r>
@@ -1099,7 +1099,7 @@
       <w:r>
         <w:t xml:space="preserve">, </w:t>
       </w:r>
-      <w:hyperlink w:history="1" r:id="rIdla64clx9l84rbkbggtosb">
+      <w:hyperlink w:history="1" r:id="rIdfrpzdzffaueoyt58yk87s">
         <w:r>
           <w:t xml:space="preserve">arXiv:2405.17581</w:t>
         </w:r>
@@ -1137,7 +1137,7 @@
       <w:r>
         <w:t xml:space="preserve">, </w:t>
       </w:r>
-      <w:hyperlink w:history="1" r:id="rIdmivvbi2ceybvputka1iqv">
+      <w:hyperlink w:history="1" r:id="rIdlxkdykdv3xnzksuhct0ji">
         <w:r>
           <w:t xml:space="preserve">MNRAS 501, 4092–4102 (2021)</w:t>
         </w:r>
@@ -1145,7 +1145,7 @@
       <w:r>
         <w:t xml:space="preserve">, </w:t>
       </w:r>
-      <w:hyperlink w:history="1" r:id="rIdq4uenq7wmxdvd4xi8lsbx">
+      <w:hyperlink w:history="1" r:id="rIdw0kdsawnjwtrkov6vjcmf">
         <w:r>
           <w:t xml:space="preserve">arXiv:2009.02273</w:t>
         </w:r>
@@ -1183,7 +1183,7 @@
       <w:r>
         <w:t xml:space="preserve">, </w:t>
       </w:r>
-      <w:hyperlink w:history="1" r:id="rIdwg0reklia3wr6m6rd8prf">
+      <w:hyperlink w:history="1" r:id="rIdleegpdkcruefz9aamsi_a">
         <w:r>
           <w:t xml:space="preserve">MNRAS 468, 1169–1182 (2017)</w:t>
         </w:r>
@@ -1191,7 +1191,7 @@
       <w:r>
         <w:t xml:space="preserve">, </w:t>
       </w:r>
-      <w:hyperlink w:history="1" r:id="rIdfvxf0v7_z8x9zq6he2c2m">
+      <w:hyperlink w:history="1" r:id="rIdgbrtnu8dtwrfq92vpdhuh">
         <w:r>
           <w:t xml:space="preserve">arXiv:1612.06383</w:t>
         </w:r>
@@ -1567,17 +1567,6 @@
     <w:rPr>
       <w:sz w:val="56"/>
       <w:szCs w:val="56"/>
-    </w:rPr>
-  </w:style>
-  <w:style w:type="paragraph" w:styleId="Heading2">
-    <w:name w:val="Heading 2"/>
-    <w:basedOn w:val="Normal"/>
-    <w:next w:val="Normal"/>
-    <w:qFormat/>
-    <w:rPr>
-      <w:color w:val="2E74B5"/>
-      <w:sz w:val="26"/>
-      <w:szCs w:val="26"/>
     </w:rPr>
   </w:style>
   <w:style w:type="paragraph" w:styleId="Heading3">
@@ -1739,6 +1728,25 @@
       <w:color w:val="000000"/>
       <w:sz w:val="24"/>
       <w:szCs w:val="24"/>
+    </w:rPr>
+  </w:style>
+  <w:style w:type="paragraph" w:styleId="Heading2">
+    <w:name w:val="Heading 2"/>
+    <w:basedOn w:val="Normal"/>
+    <w:next w:val="Normal"/>
+    <w:qFormat/>
+    <w:pPr>
+      <w:keepNext/>
+      <w:spacing w:after="40" w:before="80"/>
+      <w:outlineLvl w:val="1"/>
+    </w:pPr>
+    <w:rPr>
+      <w:rFonts w:ascii="Calibri" w:cs="Calibri" w:eastAsia="Calibri" w:hAnsi="Calibri"/>
+      <w:b/>
+      <w:bCs/>
+      <w:color w:val="000000"/>
+      <w:sz w:val="20"/>
+      <w:szCs w:val="20"/>
     </w:rPr>
   </w:style>
   <w:style w:type="paragraph" w:styleId="EntryGap">

--- a/RuedaBecerrilJM-resume-plain.docx
+++ b/RuedaBecerrilJM-resume-plain.docx
@@ -28,7 +28,7 @@
       <w:r>
         <w:t xml:space="preserve">  |  </w:t>
       </w:r>
-      <w:hyperlink w:history="1" r:id="rIdduhv_le9khb71etuxvdvn">
+      <w:hyperlink w:history="1" r:id="rIdrjqy00_jitu3pprnucl5r">
         <w:r>
           <w:t xml:space="preserve">jm.ruebe@gmail.com</w:t>
         </w:r>
@@ -42,7 +42,7 @@
       <w:r>
         <w:t xml:space="preserve">  |  </w:t>
       </w:r>
-      <w:hyperlink w:history="1" r:id="rIdzeaadr6dtlj-pb3vekmor">
+      <w:hyperlink w:history="1" r:id="rIddayhmqdnatrcg7oyiazj3">
         <w:r>
           <w:t xml:space="preserve">linkedin.com/in/jeruebe</w:t>
         </w:r>
@@ -50,7 +50,7 @@
       <w:r>
         <w:t xml:space="preserve">  |  </w:t>
       </w:r>
-      <w:hyperlink w:history="1" r:id="rIdvmzx2rbrykwu6cotthejw">
+      <w:hyperlink w:history="1" r:id="rIde-2ubwffhnwskj0f_7nks">
         <w:r>
           <w:t xml:space="preserve">altjerue.github.io</w:t>
         </w:r>
@@ -654,7 +654,7 @@
         <w:spacing w:after="20"/>
       </w:pPr>
       <w:r>
-        <w:t xml:space="preserve">Calibrated Paramo model parameters against Fermi-LAT gamma-ray spectra with gradient-based optimization.</w:t>
+        <w:t xml:space="preserve">Calibrated Paramo against Fermi-LAT spectra with gradient-based optimization; supervised a graduate student on the same problem.</w:t>
       </w:r>
     </w:p>
     <w:p>
@@ -1000,7 +1000,7 @@
       <w:r>
         <w:tab/>
       </w:r>
-      <w:hyperlink w:history="1" r:id="rIdgyw6fcwjojyssd45bcx8s">
+      <w:hyperlink w:history="1" r:id="rId256gdwg9sosuv9qmnmey3">
         <w:r>
           <w:t xml:space="preserve">github.com/altjerue/ilwikak-ml</w:t>
         </w:r>
@@ -1091,7 +1091,7 @@
       <w:r>
         <w:t xml:space="preserve">, </w:t>
       </w:r>
-      <w:hyperlink w:history="1" r:id="rIdlvnmkn3ndra_gi693qo3-">
+      <w:hyperlink w:history="1" r:id="rIdg1pe1cb8utdqympaibkzm">
         <w:r>
           <w:t xml:space="preserve">ApJ 976, 182 (2024)</w:t>
         </w:r>
@@ -1099,7 +1099,7 @@
       <w:r>
         <w:t xml:space="preserve">, </w:t>
       </w:r>
-      <w:hyperlink w:history="1" r:id="rIdfrpzdzffaueoyt58yk87s">
+      <w:hyperlink w:history="1" r:id="rIdh1nt4itlrswcbhfgls_-m">
         <w:r>
           <w:t xml:space="preserve">arXiv:2405.17581</w:t>
         </w:r>
@@ -1137,7 +1137,7 @@
       <w:r>
         <w:t xml:space="preserve">, </w:t>
       </w:r>
-      <w:hyperlink w:history="1" r:id="rIdlxkdykdv3xnzksuhct0ji">
+      <w:hyperlink w:history="1" r:id="rIdk-0yk4zd7qpxtdwqiwevr">
         <w:r>
           <w:t xml:space="preserve">MNRAS 501, 4092–4102 (2021)</w:t>
         </w:r>
@@ -1145,7 +1145,7 @@
       <w:r>
         <w:t xml:space="preserve">, </w:t>
       </w:r>
-      <w:hyperlink w:history="1" r:id="rIdw0kdsawnjwtrkov6vjcmf">
+      <w:hyperlink w:history="1" r:id="rIdaqbvici2g9lsvjcrey20w">
         <w:r>
           <w:t xml:space="preserve">arXiv:2009.02273</w:t>
         </w:r>
@@ -1183,7 +1183,7 @@
       <w:r>
         <w:t xml:space="preserve">, </w:t>
       </w:r>
-      <w:hyperlink w:history="1" r:id="rIdleegpdkcruefz9aamsi_a">
+      <w:hyperlink w:history="1" r:id="rId-voavkv9plvsf5alvrd-o">
         <w:r>
           <w:t xml:space="preserve">MNRAS 468, 1169–1182 (2017)</w:t>
         </w:r>
@@ -1191,7 +1191,7 @@
       <w:r>
         <w:t xml:space="preserve">, </w:t>
       </w:r>
-      <w:hyperlink w:history="1" r:id="rIdgbrtnu8dtwrfq92vpdhuh">
+      <w:hyperlink w:history="1" r:id="rIdh-llc-8qyhckloihipqdj">
         <w:r>
           <w:t xml:space="preserve">arXiv:1612.06383</w:t>
         </w:r>

--- a/RuedaBecerrilJM-resume-plain.docx
+++ b/RuedaBecerrilJM-resume-plain.docx
@@ -28,7 +28,7 @@
       <w:r>
         <w:t xml:space="preserve">  |  </w:t>
       </w:r>
-      <w:hyperlink w:history="1" r:id="rIdrjqy00_jitu3pprnucl5r">
+      <w:hyperlink w:history="1" r:id="rId-vtwn0neyruvakij1qwi-">
         <w:r>
           <w:t xml:space="preserve">jm.ruebe@gmail.com</w:t>
         </w:r>
@@ -42,7 +42,7 @@
       <w:r>
         <w:t xml:space="preserve">  |  </w:t>
       </w:r>
-      <w:hyperlink w:history="1" r:id="rIddayhmqdnatrcg7oyiazj3">
+      <w:hyperlink w:history="1" r:id="rIdftowytuaflm7fi8-axqe2">
         <w:r>
           <w:t xml:space="preserve">linkedin.com/in/jeruebe</w:t>
         </w:r>
@@ -50,7 +50,7 @@
       <w:r>
         <w:t xml:space="preserve">  |  </w:t>
       </w:r>
-      <w:hyperlink w:history="1" r:id="rIde-2ubwffhnwskj0f_7nks">
+      <w:hyperlink w:history="1" r:id="rIdj3n66xvufhfv5abrncx_a">
         <w:r>
           <w:t xml:space="preserve">altjerue.github.io</w:t>
         </w:r>
@@ -79,7 +79,7 @@
     </w:p>
     <w:p>
       <w:pPr>
-        <w:spacing w:after="30"/>
+        <w:spacing w:after="20"/>
       </w:pPr>
       <w:r>
         <w:rPr>
@@ -94,7 +94,7 @@
     </w:p>
     <w:p>
       <w:pPr>
-        <w:spacing w:after="30"/>
+        <w:spacing w:after="20"/>
       </w:pPr>
       <w:r>
         <w:rPr>
@@ -109,7 +109,7 @@
     </w:p>
     <w:p>
       <w:pPr>
-        <w:spacing w:after="30"/>
+        <w:spacing w:after="20"/>
       </w:pPr>
       <w:r>
         <w:rPr>
@@ -124,7 +124,7 @@
     </w:p>
     <w:p>
       <w:pPr>
-        <w:spacing w:after="30"/>
+        <w:spacing w:after="20"/>
       </w:pPr>
       <w:r>
         <w:rPr>
@@ -139,7 +139,7 @@
     </w:p>
     <w:p>
       <w:pPr>
-        <w:spacing w:after="30"/>
+        <w:spacing w:after="20"/>
       </w:pPr>
       <w:r>
         <w:rPr>
@@ -220,20 +220,20 @@
           <w:ilvl w:val="0"/>
           <w:numId w:val="2"/>
         </w:numPr>
-        <w:spacing w:after="20"/>
-      </w:pPr>
-      <w:r>
-        <w:t xml:space="preserve">Reviewed 50+ expert-level problems in physics, hydrodynamics, astrophysics, and cosmology, and wrote prompts that stumped frontier models.</w:t>
-      </w:r>
-    </w:p>
-    <w:p>
-      <w:pPr>
-        <w:pStyle w:val="ListParagraph"/>
-        <w:numPr>
-          <w:ilvl w:val="0"/>
-          <w:numId w:val="2"/>
-        </w:numPr>
-        <w:spacing w:after="20"/>
+        <w:spacing w:after="10"/>
+      </w:pPr>
+      <w:r>
+        <w:t xml:space="preserve">Reviewed 50+ expert-level problems in physics, hydrodynamics, astrophysics, and cosmology; wrote original prompts that stumped frontier models and co-developed others with fellow writers.</w:t>
+      </w:r>
+    </w:p>
+    <w:p>
+      <w:pPr>
+        <w:pStyle w:val="ListParagraph"/>
+        <w:numPr>
+          <w:ilvl w:val="0"/>
+          <w:numId w:val="2"/>
+        </w:numPr>
+        <w:spacing w:after="10"/>
       </w:pPr>
       <w:r>
         <w:t xml:space="preserve">Diagnose failure modes in model reasoning and write structured feedback to improve scientific accuracy.</w:t>
@@ -305,7 +305,7 @@
           <w:ilvl w:val="0"/>
           <w:numId w:val="2"/>
         </w:numPr>
-        <w:spacing w:after="20"/>
+        <w:spacing w:after="10"/>
       </w:pPr>
       <w:r>
         <w:t xml:space="preserve">Mapped wetland probability across the 2,160 km² Skykomish watershed with the Wetland Intrinsic Potential (WIP) random-forest model, reaching &gt;75% accuracy.</w:t>
@@ -318,7 +318,7 @@
           <w:ilvl w:val="0"/>
           <w:numId w:val="2"/>
         </w:numPr>
-        <w:spacing w:after="20"/>
+        <w:spacing w:after="10"/>
       </w:pPr>
       <w:r>
         <w:t xml:space="preserve">Optimized the terrain-modeling code that computes elevation derivatives from 1 m, 3 m, and 10 m DEMs over 20 tiles, improving its computational performance.</w:t>
@@ -331,7 +331,7 @@
           <w:ilvl w:val="0"/>
           <w:numId w:val="2"/>
         </w:numPr>
-        <w:spacing w:after="20"/>
+        <w:spacing w:after="10"/>
       </w:pPr>
       <w:r>
         <w:t xml:space="preserve">Engineered features from Sentinel-1/2 multispectral imagery and terrain derivatives for ML land-cover and wetland models.</w:t>
@@ -344,7 +344,7 @@
           <w:ilvl w:val="0"/>
           <w:numId w:val="2"/>
         </w:numPr>
-        <w:spacing w:after="20"/>
+        <w:spacing w:after="10"/>
       </w:pPr>
       <w:r>
         <w:t xml:space="preserve">Trained 2 colleagues on the WIP tool and worked with software engineers to move prototype tools into production.</w:t>
@@ -416,7 +416,7 @@
           <w:ilvl w:val="0"/>
           <w:numId w:val="2"/>
         </w:numPr>
-        <w:spacing w:after="20"/>
+        <w:spacing w:after="10"/>
       </w:pPr>
       <w:r>
         <w:t xml:space="preserve">Co-developed Tleco, a Rust/Python toolkit that models radiation from relativistic outflows by solving the Fokker–Planck equation coupled to radiative transfer; published in ApJ (2024).</w:t>
@@ -429,7 +429,7 @@
           <w:ilvl w:val="0"/>
           <w:numId w:val="2"/>
         </w:numPr>
-        <w:spacing w:after="20"/>
+        <w:spacing w:after="10"/>
       </w:pPr>
       <w:r>
         <w:t xml:space="preserve">Developing WindsOfChange with the UW Forest Mycobiome Lab: a C++/R library that simulates wind-driven spore dispersal over forested, hilly terrain, parallelized with RcppParallel and OpenMP.</w:t>
@@ -501,7 +501,7 @@
           <w:ilvl w:val="0"/>
           <w:numId w:val="2"/>
         </w:numPr>
-        <w:spacing w:after="20"/>
+        <w:spacing w:after="10"/>
       </w:pPr>
       <w:r>
         <w:t xml:space="preserve">Built Java Kafka consumers that moved data between enterprise databases, deployed through Jenkins and OpenShift CI/CD pipelines.</w:t>
@@ -514,20 +514,20 @@
           <w:ilvl w:val="0"/>
           <w:numId w:val="2"/>
         </w:numPr>
-        <w:spacing w:after="20"/>
-      </w:pPr>
-      <w:r>
-        <w:t xml:space="preserve">Created Splunk dashboards tracking the users shared between enterprise systems and Oracle EBS, with alerts that flagged production incidents.</w:t>
-      </w:r>
-    </w:p>
-    <w:p>
-      <w:pPr>
-        <w:pStyle w:val="ListParagraph"/>
-        <w:numPr>
-          <w:ilvl w:val="0"/>
-          <w:numId w:val="2"/>
-        </w:numPr>
-        <w:spacing w:after="20"/>
+        <w:spacing w:after="10"/>
+      </w:pPr>
+      <w:r>
+        <w:t xml:space="preserve">Created Splunk dashboards tracking the 200–400 users shared between enterprise systems and Oracle EBS, with alerts that flagged production incidents.</w:t>
+      </w:r>
+    </w:p>
+    <w:p>
+      <w:pPr>
+        <w:pStyle w:val="ListParagraph"/>
+        <w:numPr>
+          <w:ilvl w:val="0"/>
+          <w:numId w:val="2"/>
+        </w:numPr>
+        <w:spacing w:after="10"/>
       </w:pPr>
       <w:r>
         <w:t xml:space="preserve">Wrote full test suites for 5+ Python services in the CI pipeline, keeping production defect rates low.</w:t>
@@ -540,7 +540,7 @@
           <w:ilvl w:val="0"/>
           <w:numId w:val="2"/>
         </w:numPr>
-        <w:spacing w:after="20"/>
+        <w:spacing w:after="10"/>
       </w:pPr>
       <w:r>
         <w:t xml:space="preserve">Prepared, validated, and analyzed Oracle EBS data with SQL.</w:t>
@@ -612,7 +612,7 @@
           <w:ilvl w:val="0"/>
           <w:numId w:val="2"/>
         </w:numPr>
-        <w:spacing w:after="20"/>
+        <w:spacing w:after="10"/>
       </w:pPr>
       <w:r>
         <w:t xml:space="preserve">Led a 7-person team upgrading PatchworkMHD, a C code for magnetohydrodynamic simulations of supermassive black-hole binaries.</w:t>
@@ -625,7 +625,7 @@
           <w:ilvl w:val="0"/>
           <w:numId w:val="2"/>
         </w:numPr>
-        <w:spacing w:after="20"/>
+        <w:spacing w:after="10"/>
       </w:pPr>
       <w:r>
         <w:t xml:space="preserve">Added black-hole spin to the simulations with under 5% runtime overhead.</w:t>
@@ -638,20 +638,20 @@
           <w:ilvl w:val="0"/>
           <w:numId w:val="2"/>
         </w:numPr>
-        <w:spacing w:after="20"/>
-      </w:pPr>
-      <w:r>
-        <w:t xml:space="preserve">Ran and benchmarked the code on TACC's Frontera supercomputer, identifying performance optimization opportunities.</w:t>
-      </w:r>
-    </w:p>
-    <w:p>
-      <w:pPr>
-        <w:pStyle w:val="ListParagraph"/>
-        <w:numPr>
-          <w:ilvl w:val="0"/>
-          <w:numId w:val="2"/>
-        </w:numPr>
-        <w:spacing w:after="20"/>
+        <w:spacing w:after="10"/>
+      </w:pPr>
+      <w:r>
+        <w:t xml:space="preserve">Benchmarked new features on TACC's Frontera supercomputer (about 1,200 node-hours) to find performance bottlenecks.</w:t>
+      </w:r>
+    </w:p>
+    <w:p>
+      <w:pPr>
+        <w:pStyle w:val="ListParagraph"/>
+        <w:numPr>
+          <w:ilvl w:val="0"/>
+          <w:numId w:val="2"/>
+        </w:numPr>
+        <w:spacing w:after="10"/>
       </w:pPr>
       <w:r>
         <w:t xml:space="preserve">Calibrated Paramo against Fermi-LAT spectra with gradient-based optimization; supervised a graduate student on the same problem.</w:t>
@@ -664,7 +664,7 @@
           <w:ilvl w:val="0"/>
           <w:numId w:val="2"/>
         </w:numPr>
-        <w:spacing w:after="20"/>
+        <w:spacing w:after="10"/>
       </w:pPr>
       <w:r>
         <w:t xml:space="preserve">Co-authored 2 papers from a multi-institution study of binary neutron-star mergers.</w:t>
@@ -736,20 +736,20 @@
           <w:ilvl w:val="0"/>
           <w:numId w:val="2"/>
         </w:numPr>
-        <w:spacing w:after="20"/>
-      </w:pPr>
-      <w:r>
-        <w:t xml:space="preserve">Architected Paramo, an open-source Fortran 95 library that solves the Fokker–Planck equation coupled to radiative transfer; parallelized it with OpenMP for a 20× speedup over the serial code on 10 cores.</w:t>
-      </w:r>
-    </w:p>
-    <w:p>
-      <w:pPr>
-        <w:pStyle w:val="ListParagraph"/>
-        <w:numPr>
-          <w:ilvl w:val="0"/>
-          <w:numId w:val="2"/>
-        </w:numPr>
-        <w:spacing w:after="20"/>
+        <w:spacing w:after="10"/>
+      </w:pPr>
+      <w:r>
+        <w:t xml:space="preserve">Architected Paramo, an open-source Fortran 95 Fokker–Planck and radiative-transfer library; parallelized and optimized it with OpenMP to run about 20× faster than serial on 5 cores.</w:t>
+      </w:r>
+    </w:p>
+    <w:p>
+      <w:pPr>
+        <w:pStyle w:val="ListParagraph"/>
+        <w:numPr>
+          <w:ilvl w:val="0"/>
+          <w:numId w:val="2"/>
+        </w:numPr>
+        <w:spacing w:after="10"/>
       </w:pPr>
       <w:r>
         <w:t xml:space="preserve">Paramo has been adopted by other research groups, including in Combi &amp; Siegel (2023).</w:t>
@@ -762,7 +762,7 @@
           <w:ilvl w:val="0"/>
           <w:numId w:val="2"/>
         </w:numPr>
-        <w:spacing w:after="20"/>
+        <w:spacing w:after="10"/>
       </w:pPr>
       <w:r>
         <w:t xml:space="preserve">Co-I on two NASA Fermi Guest Investigator proposals; one was funded ($68K) to model blazar radiation.</w:t>
@@ -775,7 +775,7 @@
           <w:ilvl w:val="0"/>
           <w:numId w:val="2"/>
         </w:numPr>
-        <w:spacing w:after="20"/>
+        <w:spacing w:after="10"/>
       </w:pPr>
       <w:r>
         <w:t xml:space="preserve">Mentored 3 graduate students, co-authoring papers with each.</w:t>
@@ -838,7 +838,7 @@
           <w:ilvl w:val="0"/>
           <w:numId w:val="2"/>
         </w:numPr>
-        <w:spacing w:after="20"/>
+        <w:spacing w:after="10"/>
       </w:pPr>
       <w:r>
         <w:t xml:space="preserve">Built a Python pipeline that turned GRTrans black-hole simulation images into training data for an SVM classifier of black-hole spin.</w:t>
@@ -851,7 +851,7 @@
           <w:ilvl w:val="0"/>
           <w:numId w:val="2"/>
         </w:numPr>
-        <w:spacing w:after="20"/>
+        <w:spacing w:after="10"/>
       </w:pPr>
       <w:r>
         <w:t xml:space="preserve">Organized an HDF5 workshop to train graduate students in high-volume data storage.</w:t>
@@ -914,7 +914,7 @@
           <w:ilvl w:val="0"/>
           <w:numId w:val="2"/>
         </w:numPr>
-        <w:spacing w:after="20"/>
+        <w:spacing w:after="10"/>
       </w:pPr>
       <w:r>
         <w:t xml:space="preserve">Automated runs of the C-SPEV radiative-transfer code with Shell and Python pipelines: 10–60 simulations per project and tens of GB of HDF5 output.</w:t>
@@ -927,7 +927,7 @@
           <w:ilvl w:val="0"/>
           <w:numId w:val="2"/>
         </w:numPr>
-        <w:spacing w:after="20"/>
+        <w:spacing w:after="10"/>
       </w:pPr>
       <w:r>
         <w:t xml:space="preserve">Extended C-SPEV to compute discrete and continuous spectra from particle distributions of arbitrary shape.</w:t>
@@ -940,7 +940,7 @@
           <w:ilvl w:val="0"/>
           <w:numId w:val="2"/>
         </w:numPr>
-        <w:spacing w:after="20"/>
+        <w:spacing w:after="10"/>
       </w:pPr>
       <w:r>
         <w:t xml:space="preserve">Published 2 first-author papers in MNRAS.</w:t>
@@ -1000,7 +1000,7 @@
       <w:r>
         <w:tab/>
       </w:r>
-      <w:hyperlink w:history="1" r:id="rId256gdwg9sosuv9qmnmey3">
+      <w:hyperlink w:history="1" r:id="rIdfhk4acyns-odgdyucmcgl">
         <w:r>
           <w:t xml:space="preserve">github.com/altjerue/ilwikak-ml</w:t>
         </w:r>
@@ -1013,7 +1013,7 @@
           <w:ilvl w:val="0"/>
           <w:numId w:val="2"/>
         </w:numPr>
-        <w:spacing w:after="20"/>
+        <w:spacing w:after="10"/>
       </w:pPr>
       <w:r>
         <w:t xml:space="preserve">Applying classical ML and Bayesian inference to the Fermi-LAT 4LAC-DR3 catalog (3,407 sources) to recover physical jet parameters from multi-wavelength data.</w:t>
@@ -1026,7 +1026,7 @@
           <w:ilvl w:val="0"/>
           <w:numId w:val="2"/>
         </w:numPr>
-        <w:spacing w:after="20"/>
+        <w:spacing w:after="10"/>
       </w:pPr>
       <w:r>
         <w:t xml:space="preserve">Building a neural network that maps physical jet parameters to observable spectral energy distributions accurately enough to compare with Tleco results.</w:t>
@@ -1039,7 +1039,7 @@
           <w:ilvl w:val="0"/>
           <w:numId w:val="2"/>
         </w:numPr>
-        <w:spacing w:after="20"/>
+        <w:spacing w:after="10"/>
       </w:pPr>
       <w:r>
         <w:t xml:space="preserve">Forecasting blazar gamma-ray flares with a time-series foundation model fine-tuned on Tleco-generated synthetic light curves.</w:t>
@@ -1066,7 +1066,7 @@
           <w:ilvl w:val="0"/>
           <w:numId w:val="2"/>
         </w:numPr>
-        <w:spacing w:after="20"/>
+        <w:spacing w:after="10"/>
       </w:pPr>
       <w:r>
         <w:t xml:space="preserve">Davis, Z., </w:t>
@@ -1091,7 +1091,7 @@
       <w:r>
         <w:t xml:space="preserve">, </w:t>
       </w:r>
-      <w:hyperlink w:history="1" r:id="rIdg1pe1cb8utdqympaibkzm">
+      <w:hyperlink w:history="1" r:id="rId47a_jwmwdcmmlvasnp-1o">
         <w:r>
           <w:t xml:space="preserve">ApJ 976, 182 (2024)</w:t>
         </w:r>
@@ -1099,7 +1099,7 @@
       <w:r>
         <w:t xml:space="preserve">, </w:t>
       </w:r>
-      <w:hyperlink w:history="1" r:id="rIdh1nt4itlrswcbhfgls_-m">
+      <w:hyperlink w:history="1" r:id="rIdb3bbdttboitlmyte6skak">
         <w:r>
           <w:t xml:space="preserve">arXiv:2405.17581</w:t>
         </w:r>
@@ -1115,7 +1115,7 @@
           <w:ilvl w:val="0"/>
           <w:numId w:val="2"/>
         </w:numPr>
-        <w:spacing w:after="20"/>
+        <w:spacing w:after="10"/>
       </w:pPr>
       <w:r>
         <w:rPr>
@@ -1137,7 +1137,7 @@
       <w:r>
         <w:t xml:space="preserve">, </w:t>
       </w:r>
-      <w:hyperlink w:history="1" r:id="rIdk-0yk4zd7qpxtdwqiwevr">
+      <w:hyperlink w:history="1" r:id="rIdq_buxdx6t6caadshh9zko">
         <w:r>
           <w:t xml:space="preserve">MNRAS 501, 4092–4102 (2021)</w:t>
         </w:r>
@@ -1145,7 +1145,7 @@
       <w:r>
         <w:t xml:space="preserve">, </w:t>
       </w:r>
-      <w:hyperlink w:history="1" r:id="rIdaqbvici2g9lsvjcrey20w">
+      <w:hyperlink w:history="1" r:id="rIdstntmfvycs2r3mk_naqbf">
         <w:r>
           <w:t xml:space="preserve">arXiv:2009.02273</w:t>
         </w:r>
@@ -1161,7 +1161,7 @@
           <w:ilvl w:val="0"/>
           <w:numId w:val="2"/>
         </w:numPr>
-        <w:spacing w:after="20"/>
+        <w:spacing w:after="10"/>
       </w:pPr>
       <w:r>
         <w:rPr>
@@ -1183,7 +1183,7 @@
       <w:r>
         <w:t xml:space="preserve">, </w:t>
       </w:r>
-      <w:hyperlink w:history="1" r:id="rId-voavkv9plvsf5alvrd-o">
+      <w:hyperlink w:history="1" r:id="rIdffsr7czesbdniu1dh-xv2">
         <w:r>
           <w:t xml:space="preserve">MNRAS 468, 1169–1182 (2017)</w:t>
         </w:r>
@@ -1191,7 +1191,7 @@
       <w:r>
         <w:t xml:space="preserve">, </w:t>
       </w:r>
-      <w:hyperlink w:history="1" r:id="rIdh-llc-8qyhckloihipqdj">
+      <w:hyperlink w:history="1" r:id="rIdwdwvhxqjudpeytcvh7ci0">
         <w:r>
           <w:t xml:space="preserve">arXiv:1612.06383</w:t>
         </w:r>
@@ -1553,7 +1553,11 @@
         <w:szCs w:val="20"/>
       </w:rPr>
     </w:rPrDefault>
-    <w:pPrDefault/>
+    <w:pPrDefault>
+      <w:pPr>
+        <w:spacing w:line="230"/>
+      </w:pPr>
+    </w:pPrDefault>
   </w:docDefaults>
   <w:style w:type="paragraph" w:styleId="Normal" w:default="1">
     <w:name w:val="Normal"/>

--- a/RuedaBecerrilJM-resume-plain.docx
+++ b/RuedaBecerrilJM-resume-plain.docx
@@ -28,7 +28,7 @@
       <w:r>
         <w:t xml:space="preserve">  |  </w:t>
       </w:r>
-      <w:hyperlink w:history="1" r:id="rId-vtwn0neyruvakij1qwi-">
+      <w:hyperlink w:history="1" r:id="rId9dmghrgpxv2l_l4oo4xx5">
         <w:r>
           <w:t xml:space="preserve">jm.ruebe@gmail.com</w:t>
         </w:r>
@@ -42,7 +42,7 @@
       <w:r>
         <w:t xml:space="preserve">  |  </w:t>
       </w:r>
-      <w:hyperlink w:history="1" r:id="rIdftowytuaflm7fi8-axqe2">
+      <w:hyperlink w:history="1" r:id="rId7fh3w8pys-mvj7b6tbd73">
         <w:r>
           <w:t xml:space="preserve">linkedin.com/in/jeruebe</w:t>
         </w:r>
@@ -50,7 +50,7 @@
       <w:r>
         <w:t xml:space="preserve">  |  </w:t>
       </w:r>
-      <w:hyperlink w:history="1" r:id="rIdj3n66xvufhfv5abrncx_a">
+      <w:hyperlink w:history="1" r:id="rIdjpylmhgo4oqgqe8-booue">
         <w:r>
           <w:t xml:space="preserve">altjerue.github.io</w:t>
         </w:r>
@@ -66,7 +66,7 @@
     </w:p>
     <w:p>
       <w:r>
-        <w:t xml:space="preserve">Computational physicist who turns complex physical models into fast, tested software and turns large scientific datasets into calibrated models. Ph.D. in Physics and ten years building simulation codes and the data pipelines around them: author of Paramo, an open-source Fortran/OpenMP radiative-transfer library used by other research groups; led a 7-person upgrade of the PatchworkMHD black-hole simulation code on the Frontera supercomputer; mapped wetland probability across a 2,160 km² watershed with random-forest models. Nine peer-reviewed articles and Co-I on a funded NASA Fermi Guest Investigator grant.</w:t>
+        <w:t xml:space="preserve">Computational physicist with a PhD in Physics and ten years of experience building and running simulation codes for relativistic plasmas. Author of Paramo, an open-source Fortran library that solves the Fokker-Planck equation coupled to radiative transfer. Led an upgrade of the PatchworkMHD code on Frontera and used gradient-based optimization to calibrate model parameters against observations. Nine publications, three as first author, and Co-I on a funded NASA Fermi grant.</w:t>
       </w:r>
     </w:p>
     <w:p>
@@ -86,10 +86,40 @@
           <w:b/>
           <w:bCs/>
         </w:rPr>
+        <w:t xml:space="preserve">Simulation: </w:t>
+      </w:r>
+      <w:r>
+        <w:t xml:space="preserve">Kinetic plasma modeling (Fokker–Planck), radiative processes (synchrotron, inverse Compton), radiative transfer, relativistic MHD, Lagrangian particle dynamics, numerical PDEs, finite-difference/finite-volume methods, numerical linear algebra, parameter estimation, uncertainty quantification</w:t>
+      </w:r>
+    </w:p>
+    <w:p>
+      <w:pPr>
+        <w:spacing w:after="20"/>
+      </w:pPr>
+      <w:r>
+        <w:rPr>
+          <w:b/>
+          <w:bCs/>
+        </w:rPr>
+        <w:t xml:space="preserve">HPC &amp; Parallel: </w:t>
+      </w:r>
+      <w:r>
+        <w:t xml:space="preserve">OpenMP, OpenACC (GPU offloading), MPI, SLURM, PBS, HDF5</w:t>
+      </w:r>
+    </w:p>
+    <w:p>
+      <w:pPr>
+        <w:spacing w:after="20"/>
+      </w:pPr>
+      <w:r>
+        <w:rPr>
+          <w:b/>
+          <w:bCs/>
+        </w:rPr>
         <w:t xml:space="preserve">ML &amp; Data: </w:t>
       </w:r>
       <w:r>
-        <w:t xml:space="preserve">Scientific ML, PyTorch, TensorFlow, scikit-learn, NumPy, SciPy, Pandas, random forest, SVM, neural networks, gradient-based optimization, parameter estimation</w:t>
+        <w:t xml:space="preserve">Scientific ML, PyTorch, TensorFlow, scikit-learn, NumPy, SciPy, Pandas, Astropy, random forest, SVM, neural networks, gradient-based optimization, parameter estimation</w:t>
       </w:r>
     </w:p>
     <w:p>
@@ -101,10 +131,10 @@
           <w:b/>
           <w:bCs/>
         </w:rPr>
-        <w:t xml:space="preserve">Scientific Computing &amp; HPC: </w:t>
-      </w:r>
-      <w:r>
-        <w:t xml:space="preserve">Numerical PDEs (Fokker–Planck, advection–diffusion), radiative transfer, finite-difference/finite-volume methods, OpenMP, MPI, OpenACC, SLURM, PBS, HDF5</w:t>
+        <w:t xml:space="preserve">Languages: </w:t>
+      </w:r>
+      <w:r>
+        <w:t xml:space="preserve">Python, C/C++, Fortran, Rust, R, SQL, Java, Julia, Shell</w:t>
       </w:r>
     </w:p>
     <w:p>
@@ -116,40 +146,10 @@
           <w:b/>
           <w:bCs/>
         </w:rPr>
-        <w:t xml:space="preserve">Geospatial &amp; Remote Sensing: </w:t>
-      </w:r>
-      <w:r>
-        <w:t xml:space="preserve">Sentinel-1/2 multispectral imagery, DEM terrain analysis, raster/vector pipelines, QGIS, geospatial feature engineering</w:t>
-      </w:r>
-    </w:p>
-    <w:p>
-      <w:pPr>
-        <w:spacing w:after="20"/>
-      </w:pPr>
-      <w:r>
-        <w:rPr>
-          <w:b/>
-          <w:bCs/>
-        </w:rPr>
-        <w:t xml:space="preserve">Languages: </w:t>
-      </w:r>
-      <w:r>
-        <w:t xml:space="preserve">Python, C/C++, Fortran, Rust, R, SQL, Java, Julia, Shell</w:t>
-      </w:r>
-    </w:p>
-    <w:p>
-      <w:pPr>
-        <w:spacing w:after="20"/>
-      </w:pPr>
-      <w:r>
-        <w:rPr>
-          <w:b/>
-          <w:bCs/>
-        </w:rPr>
         <w:t xml:space="preserve">Tools: </w:t>
       </w:r>
       <w:r>
-        <w:t xml:space="preserve">Git, Docker, Azure, Jenkins, OpenShift, Kafka, Splunk, Jira, ParaView, VisIt</w:t>
+        <w:t xml:space="preserve">Git, Docker, Jenkins, QGIS, ParaView, VisIt</w:t>
       </w:r>
     </w:p>
     <w:p>
@@ -228,19 +228,6 @@
     </w:p>
     <w:p>
       <w:pPr>
-        <w:pStyle w:val="ListParagraph"/>
-        <w:numPr>
-          <w:ilvl w:val="0"/>
-          <w:numId w:val="2"/>
-        </w:numPr>
-        <w:spacing w:after="10"/>
-      </w:pPr>
-      <w:r>
-        <w:t xml:space="preserve">Diagnose failure modes in model reasoning and write structured feedback to improve scientific accuracy.</w:t>
-      </w:r>
-    </w:p>
-    <w:p>
-      <w:pPr>
         <w:pStyle w:val="EntryGap"/>
         <w:spacing w:after="0"/>
       </w:pPr>
@@ -308,46 +295,20 @@
         <w:spacing w:after="10"/>
       </w:pPr>
       <w:r>
+        <w:t xml:space="preserve">Optimized the terrain-modeling code that computes elevation derivatives from 1 m, 3 m, and 10 m DEMs over 20 tiles, improving its computational performance.</w:t>
+      </w:r>
+    </w:p>
+    <w:p>
+      <w:pPr>
+        <w:pStyle w:val="ListParagraph"/>
+        <w:numPr>
+          <w:ilvl w:val="0"/>
+          <w:numId w:val="2"/>
+        </w:numPr>
+        <w:spacing w:after="10"/>
+      </w:pPr>
+      <w:r>
         <w:t xml:space="preserve">Mapped wetland probability across the 2,160 km² Skykomish watershed with the Wetland Intrinsic Potential (WIP) random-forest model, reaching &gt;75% accuracy.</w:t>
-      </w:r>
-    </w:p>
-    <w:p>
-      <w:pPr>
-        <w:pStyle w:val="ListParagraph"/>
-        <w:numPr>
-          <w:ilvl w:val="0"/>
-          <w:numId w:val="2"/>
-        </w:numPr>
-        <w:spacing w:after="10"/>
-      </w:pPr>
-      <w:r>
-        <w:t xml:space="preserve">Optimized the terrain-modeling code that computes elevation derivatives from 1 m, 3 m, and 10 m DEMs over 20 tiles, improving its computational performance.</w:t>
-      </w:r>
-    </w:p>
-    <w:p>
-      <w:pPr>
-        <w:pStyle w:val="ListParagraph"/>
-        <w:numPr>
-          <w:ilvl w:val="0"/>
-          <w:numId w:val="2"/>
-        </w:numPr>
-        <w:spacing w:after="10"/>
-      </w:pPr>
-      <w:r>
-        <w:t xml:space="preserve">Engineered features from Sentinel-1/2 multispectral imagery and terrain derivatives for ML land-cover and wetland models.</w:t>
-      </w:r>
-    </w:p>
-    <w:p>
-      <w:pPr>
-        <w:pStyle w:val="ListParagraph"/>
-        <w:numPr>
-          <w:ilvl w:val="0"/>
-          <w:numId w:val="2"/>
-        </w:numPr>
-        <w:spacing w:after="10"/>
-      </w:pPr>
-      <w:r>
-        <w:t xml:space="preserve">Trained 2 colleagues on the WIP tool and worked with software engineers to move prototype tools into production.</w:t>
       </w:r>
     </w:p>
     <w:p>
@@ -504,46 +465,7 @@
         <w:spacing w:after="10"/>
       </w:pPr>
       <w:r>
-        <w:t xml:space="preserve">Built Java Kafka consumers that moved data between enterprise databases, deployed through Jenkins and OpenShift CI/CD pipelines.</w:t>
-      </w:r>
-    </w:p>
-    <w:p>
-      <w:pPr>
-        <w:pStyle w:val="ListParagraph"/>
-        <w:numPr>
-          <w:ilvl w:val="0"/>
-          <w:numId w:val="2"/>
-        </w:numPr>
-        <w:spacing w:after="10"/>
-      </w:pPr>
-      <w:r>
-        <w:t xml:space="preserve">Created Splunk dashboards tracking the 200–400 users shared between enterprise systems and Oracle EBS, with alerts that flagged production incidents.</w:t>
-      </w:r>
-    </w:p>
-    <w:p>
-      <w:pPr>
-        <w:pStyle w:val="ListParagraph"/>
-        <w:numPr>
-          <w:ilvl w:val="0"/>
-          <w:numId w:val="2"/>
-        </w:numPr>
-        <w:spacing w:after="10"/>
-      </w:pPr>
-      <w:r>
-        <w:t xml:space="preserve">Wrote full test suites for 5+ Python services in the CI pipeline, keeping production defect rates low.</w:t>
-      </w:r>
-    </w:p>
-    <w:p>
-      <w:pPr>
-        <w:pStyle w:val="ListParagraph"/>
-        <w:numPr>
-          <w:ilvl w:val="0"/>
-          <w:numId w:val="2"/>
-        </w:numPr>
-        <w:spacing w:after="10"/>
-      </w:pPr>
-      <w:r>
-        <w:t xml:space="preserve">Prepared, validated, and analyzed Oracle EBS data with SQL.</w:t>
+        <w:t xml:space="preserve">Developed and tested production data-pipeline software (Java, Python, SQL) with CI/CD.</w:t>
       </w:r>
     </w:p>
     <w:p>
@@ -841,20 +763,7 @@
         <w:spacing w:after="10"/>
       </w:pPr>
       <w:r>
-        <w:t xml:space="preserve">Built a Python pipeline that turned GRTrans black-hole simulation images into training data for an SVM classifier of black-hole spin.</w:t>
-      </w:r>
-    </w:p>
-    <w:p>
-      <w:pPr>
-        <w:pStyle w:val="ListParagraph"/>
-        <w:numPr>
-          <w:ilvl w:val="0"/>
-          <w:numId w:val="2"/>
-        </w:numPr>
-        <w:spacing w:after="10"/>
-      </w:pPr>
-      <w:r>
-        <w:t xml:space="preserve">Organized an HDF5 workshop to train graduate students in high-volume data storage.</w:t>
+        <w:t xml:space="preserve">Studied how magnetization of shocked plasma shapes the radiation spectra of relativistic internal shocks, using the C-SPEV simulation code.</w:t>
       </w:r>
     </w:p>
     <w:p>
@@ -1000,7 +909,7 @@
       <w:r>
         <w:tab/>
       </w:r>
-      <w:hyperlink w:history="1" r:id="rIdfhk4acyns-odgdyucmcgl">
+      <w:hyperlink w:history="1" r:id="rIdzerkbzdtxljspbdgdtwa_">
         <w:r>
           <w:t xml:space="preserve">github.com/altjerue/ilwikak-ml</w:t>
         </w:r>
@@ -1091,7 +1000,7 @@
       <w:r>
         <w:t xml:space="preserve">, </w:t>
       </w:r>
-      <w:hyperlink w:history="1" r:id="rId47a_jwmwdcmmlvasnp-1o">
+      <w:hyperlink w:history="1" r:id="rIdi_c2wruu-n0wlz9kjvqbg">
         <w:r>
           <w:t xml:space="preserve">ApJ 976, 182 (2024)</w:t>
         </w:r>
@@ -1099,7 +1008,7 @@
       <w:r>
         <w:t xml:space="preserve">, </w:t>
       </w:r>
-      <w:hyperlink w:history="1" r:id="rIdb3bbdttboitlmyte6skak">
+      <w:hyperlink w:history="1" r:id="rIdyf0q7syfon7sfkbfgu-rs">
         <w:r>
           <w:t xml:space="preserve">arXiv:2405.17581</w:t>
         </w:r>
@@ -1137,7 +1046,7 @@
       <w:r>
         <w:t xml:space="preserve">, </w:t>
       </w:r>
-      <w:hyperlink w:history="1" r:id="rIdq_buxdx6t6caadshh9zko">
+      <w:hyperlink w:history="1" r:id="rIdd8nyo0blptnqpk6qgcnta">
         <w:r>
           <w:t xml:space="preserve">MNRAS 501, 4092–4102 (2021)</w:t>
         </w:r>
@@ -1145,7 +1054,7 @@
       <w:r>
         <w:t xml:space="preserve">, </w:t>
       </w:r>
-      <w:hyperlink w:history="1" r:id="rIdstntmfvycs2r3mk_naqbf">
+      <w:hyperlink w:history="1" r:id="rIdgf8hyqhjfwxwdrdt2a-6b">
         <w:r>
           <w:t xml:space="preserve">arXiv:2009.02273</w:t>
         </w:r>
@@ -1183,7 +1092,7 @@
       <w:r>
         <w:t xml:space="preserve">, </w:t>
       </w:r>
-      <w:hyperlink w:history="1" r:id="rIdffsr7czesbdniu1dh-xv2">
+      <w:hyperlink w:history="1" r:id="rId0-xbg-bbdfessf_scu-of">
         <w:r>
           <w:t xml:space="preserve">MNRAS 468, 1169–1182 (2017)</w:t>
         </w:r>
@@ -1191,7 +1100,7 @@
       <w:r>
         <w:t xml:space="preserve">, </w:t>
       </w:r>
-      <w:hyperlink w:history="1" r:id="rIdwdwvhxqjudpeytcvh7ci0">
+      <w:hyperlink w:history="1" r:id="rId47nl0k3rj2vnhd-fzpjns">
         <w:r>
           <w:t xml:space="preserve">arXiv:1612.06383</w:t>
         </w:r>

--- a/RuedaBecerrilJM-resume-plain.docx
+++ b/RuedaBecerrilJM-resume-plain.docx
@@ -28,7 +28,7 @@
       <w:r>
         <w:t xml:space="preserve">  |  </w:t>
       </w:r>
-      <w:hyperlink w:history="1" r:id="rId9dmghrgpxv2l_l4oo4xx5">
+      <w:hyperlink w:history="1" r:id="rIdcade4v3crbsx999flmpcu">
         <w:r>
           <w:t xml:space="preserve">jm.ruebe@gmail.com</w:t>
         </w:r>
@@ -42,7 +42,7 @@
       <w:r>
         <w:t xml:space="preserve">  |  </w:t>
       </w:r>
-      <w:hyperlink w:history="1" r:id="rId7fh3w8pys-mvj7b6tbd73">
+      <w:hyperlink w:history="1" r:id="rIdxjo0ldywlby9-k7httpjs">
         <w:r>
           <w:t xml:space="preserve">linkedin.com/in/jeruebe</w:t>
         </w:r>
@@ -50,7 +50,7 @@
       <w:r>
         <w:t xml:space="preserve">  |  </w:t>
       </w:r>
-      <w:hyperlink w:history="1" r:id="rIdjpylmhgo4oqgqe8-booue">
+      <w:hyperlink w:history="1" r:id="rIdfxdwxyyp0vvmefcampiow">
         <w:r>
           <w:t xml:space="preserve">altjerue.github.io</w:t>
         </w:r>
@@ -909,7 +909,7 @@
       <w:r>
         <w:tab/>
       </w:r>
-      <w:hyperlink w:history="1" r:id="rIdzerkbzdtxljspbdgdtwa_">
+      <w:hyperlink w:history="1" r:id="rId0ip9w0wgf_7ydvtymm2ek">
         <w:r>
           <w:t xml:space="preserve">github.com/altjerue/ilwikak-ml</w:t>
         </w:r>
@@ -1000,7 +1000,7 @@
       <w:r>
         <w:t xml:space="preserve">, </w:t>
       </w:r>
-      <w:hyperlink w:history="1" r:id="rIdi_c2wruu-n0wlz9kjvqbg">
+      <w:hyperlink w:history="1" r:id="rIdxik4q7zqzt6-e2xuq4riy">
         <w:r>
           <w:t xml:space="preserve">ApJ 976, 182 (2024)</w:t>
         </w:r>
@@ -1008,7 +1008,7 @@
       <w:r>
         <w:t xml:space="preserve">, </w:t>
       </w:r>
-      <w:hyperlink w:history="1" r:id="rIdyf0q7syfon7sfkbfgu-rs">
+      <w:hyperlink w:history="1" r:id="rIdxxjwxmlq6yhymz83p9fq5">
         <w:r>
           <w:t xml:space="preserve">arXiv:2405.17581</w:t>
         </w:r>
@@ -1046,7 +1046,7 @@
       <w:r>
         <w:t xml:space="preserve">, </w:t>
       </w:r>
-      <w:hyperlink w:history="1" r:id="rIdd8nyo0blptnqpk6qgcnta">
+      <w:hyperlink w:history="1" r:id="rIdumyoq7zzrimlv7gqeqs0w">
         <w:r>
           <w:t xml:space="preserve">MNRAS 501, 4092–4102 (2021)</w:t>
         </w:r>
@@ -1054,7 +1054,7 @@
       <w:r>
         <w:t xml:space="preserve">, </w:t>
       </w:r>
-      <w:hyperlink w:history="1" r:id="rIdgf8hyqhjfwxwdrdt2a-6b">
+      <w:hyperlink w:history="1" r:id="rIdebr7-t06nizdveytqcvtb">
         <w:r>
           <w:t xml:space="preserve">arXiv:2009.02273</w:t>
         </w:r>
@@ -1092,7 +1092,7 @@
       <w:r>
         <w:t xml:space="preserve">, </w:t>
       </w:r>
-      <w:hyperlink w:history="1" r:id="rId0-xbg-bbdfessf_scu-of">
+      <w:hyperlink w:history="1" r:id="rIdj28rcvsnaeramu1qcfm8v">
         <w:r>
           <w:t xml:space="preserve">MNRAS 468, 1169–1182 (2017)</w:t>
         </w:r>
@@ -1100,7 +1100,7 @@
       <w:r>
         <w:t xml:space="preserve">, </w:t>
       </w:r>
-      <w:hyperlink w:history="1" r:id="rId47nl0k3rj2vnhd-fzpjns">
+      <w:hyperlink w:history="1" r:id="rId3mjclwsqm1uwv2du50axl">
         <w:r>
           <w:t xml:space="preserve">arXiv:1612.06383</w:t>
         </w:r>

--- a/RuedaBecerrilJM-resume-plain.docx
+++ b/RuedaBecerrilJM-resume-plain.docx
@@ -28,7 +28,7 @@
       <w:r>
         <w:t xml:space="preserve">  |  </w:t>
       </w:r>
-      <w:hyperlink w:history="1" r:id="rIdcade4v3crbsx999flmpcu">
+      <w:hyperlink w:history="1" r:id="rIdraihusn6bvjyhjro6tge3">
         <w:r>
           <w:t xml:space="preserve">jm.ruebe@gmail.com</w:t>
         </w:r>
@@ -42,7 +42,7 @@
       <w:r>
         <w:t xml:space="preserve">  |  </w:t>
       </w:r>
-      <w:hyperlink w:history="1" r:id="rIdxjo0ldywlby9-k7httpjs">
+      <w:hyperlink w:history="1" r:id="rIdvhoifflflfj4oijxjlonz">
         <w:r>
           <w:t xml:space="preserve">linkedin.com/in/jeruebe</w:t>
         </w:r>
@@ -50,7 +50,7 @@
       <w:r>
         <w:t xml:space="preserve">  |  </w:t>
       </w:r>
-      <w:hyperlink w:history="1" r:id="rIdfxdwxyyp0vvmefcampiow">
+      <w:hyperlink w:history="1" r:id="rIdjkt4mzopgs96khoopa7uu">
         <w:r>
           <w:t xml:space="preserve">altjerue.github.io</w:t>
         </w:r>
@@ -223,7 +223,7 @@
         <w:spacing w:after="10"/>
       </w:pPr>
       <w:r>
-        <w:t xml:space="preserve">Reviewed 50+ expert-level problems in physics, hydrodynamics, astrophysics, and cosmology; wrote original prompts that stumped frontier models and co-developed others with fellow writers.</w:t>
+        <w:t xml:space="preserve">Reviewed 50+ expert-level problems in physics, hydrodynamics, astrophysics, and cosmology; wrote original prompts that stumped frontier models.</w:t>
       </w:r>
     </w:p>
     <w:p>
@@ -909,7 +909,7 @@
       <w:r>
         <w:tab/>
       </w:r>
-      <w:hyperlink w:history="1" r:id="rId0ip9w0wgf_7ydvtymm2ek">
+      <w:hyperlink w:history="1" r:id="rId66aqeq4on5yc2fkbn78av">
         <w:r>
           <w:t xml:space="preserve">github.com/altjerue/ilwikak-ml</w:t>
         </w:r>
@@ -1000,7 +1000,7 @@
       <w:r>
         <w:t xml:space="preserve">, </w:t>
       </w:r>
-      <w:hyperlink w:history="1" r:id="rIdxik4q7zqzt6-e2xuq4riy">
+      <w:hyperlink w:history="1" r:id="rId4z4qw2kzlp0fprin_j1sm">
         <w:r>
           <w:t xml:space="preserve">ApJ 976, 182 (2024)</w:t>
         </w:r>
@@ -1008,7 +1008,7 @@
       <w:r>
         <w:t xml:space="preserve">, </w:t>
       </w:r>
-      <w:hyperlink w:history="1" r:id="rIdxxjwxmlq6yhymz83p9fq5">
+      <w:hyperlink w:history="1" r:id="rIdgelhwsd0e91gugnbgmh_n">
         <w:r>
           <w:t xml:space="preserve">arXiv:2405.17581</w:t>
         </w:r>
@@ -1046,7 +1046,7 @@
       <w:r>
         <w:t xml:space="preserve">, </w:t>
       </w:r>
-      <w:hyperlink w:history="1" r:id="rIdumyoq7zzrimlv7gqeqs0w">
+      <w:hyperlink w:history="1" r:id="rIdk1w4tpuov_uvzn3bcss9m">
         <w:r>
           <w:t xml:space="preserve">MNRAS 501, 4092–4102 (2021)</w:t>
         </w:r>
@@ -1054,7 +1054,7 @@
       <w:r>
         <w:t xml:space="preserve">, </w:t>
       </w:r>
-      <w:hyperlink w:history="1" r:id="rIdebr7-t06nizdveytqcvtb">
+      <w:hyperlink w:history="1" r:id="rIdlembxqnmxz9yqhdkg3ap2">
         <w:r>
           <w:t xml:space="preserve">arXiv:2009.02273</w:t>
         </w:r>
@@ -1092,7 +1092,7 @@
       <w:r>
         <w:t xml:space="preserve">, </w:t>
       </w:r>
-      <w:hyperlink w:history="1" r:id="rIdj28rcvsnaeramu1qcfm8v">
+      <w:hyperlink w:history="1" r:id="rIdyfvpm2j_ip0iu-aa-swi_">
         <w:r>
           <w:t xml:space="preserve">MNRAS 468, 1169–1182 (2017)</w:t>
         </w:r>
@@ -1100,7 +1100,7 @@
       <w:r>
         <w:t xml:space="preserve">, </w:t>
       </w:r>
-      <w:hyperlink w:history="1" r:id="rId3mjclwsqm1uwv2du50axl">
+      <w:hyperlink w:history="1" r:id="rIdrhvbdqvnmk7b3pkwuvsh5">
         <w:r>
           <w:t xml:space="preserve">arXiv:1612.06383</w:t>
         </w:r>

--- a/RuedaBecerrilJM-resume-plain.docx
+++ b/RuedaBecerrilJM-resume-plain.docx
@@ -28,7 +28,7 @@
       <w:r>
         <w:t xml:space="preserve">  |  </w:t>
       </w:r>
-      <w:hyperlink w:history="1" r:id="rIdraihusn6bvjyhjro6tge3">
+      <w:hyperlink w:history="1" r:id="rIdpqgteobomwibnu-5otu1_">
         <w:r>
           <w:t xml:space="preserve">jm.ruebe@gmail.com</w:t>
         </w:r>
@@ -42,7 +42,7 @@
       <w:r>
         <w:t xml:space="preserve">  |  </w:t>
       </w:r>
-      <w:hyperlink w:history="1" r:id="rIdvhoifflflfj4oijxjlonz">
+      <w:hyperlink w:history="1" r:id="rIdnsvtzg6lpy9tvtkivpme_">
         <w:r>
           <w:t xml:space="preserve">linkedin.com/in/jeruebe</w:t>
         </w:r>
@@ -50,7 +50,7 @@
       <w:r>
         <w:t xml:space="preserve">  |  </w:t>
       </w:r>
-      <w:hyperlink w:history="1" r:id="rIdjkt4mzopgs96khoopa7uu">
+      <w:hyperlink w:history="1" r:id="rIdrsqhnxt5b8jf52j-yfn2b">
         <w:r>
           <w:t xml:space="preserve">altjerue.github.io</w:t>
         </w:r>
@@ -909,7 +909,7 @@
       <w:r>
         <w:tab/>
       </w:r>
-      <w:hyperlink w:history="1" r:id="rId66aqeq4on5yc2fkbn78av">
+      <w:hyperlink w:history="1" r:id="rIdrughmrgrwzvtur85j57kv">
         <w:r>
           <w:t xml:space="preserve">github.com/altjerue/ilwikak-ml</w:t>
         </w:r>
@@ -1000,7 +1000,7 @@
       <w:r>
         <w:t xml:space="preserve">, </w:t>
       </w:r>
-      <w:hyperlink w:history="1" r:id="rId4z4qw2kzlp0fprin_j1sm">
+      <w:hyperlink w:history="1" r:id="rId4-gbgjm014g0ssiy9qibc">
         <w:r>
           <w:t xml:space="preserve">ApJ 976, 182 (2024)</w:t>
         </w:r>
@@ -1008,7 +1008,7 @@
       <w:r>
         <w:t xml:space="preserve">, </w:t>
       </w:r>
-      <w:hyperlink w:history="1" r:id="rIdgelhwsd0e91gugnbgmh_n">
+      <w:hyperlink w:history="1" r:id="rIdwlgrvkmgk245kd7vttqzi">
         <w:r>
           <w:t xml:space="preserve">arXiv:2405.17581</w:t>
         </w:r>
@@ -1046,7 +1046,7 @@
       <w:r>
         <w:t xml:space="preserve">, </w:t>
       </w:r>
-      <w:hyperlink w:history="1" r:id="rIdk1w4tpuov_uvzn3bcss9m">
+      <w:hyperlink w:history="1" r:id="rIdgm1nqihju_l-40udhsep3">
         <w:r>
           <w:t xml:space="preserve">MNRAS 501, 4092–4102 (2021)</w:t>
         </w:r>
@@ -1054,7 +1054,7 @@
       <w:r>
         <w:t xml:space="preserve">, </w:t>
       </w:r>
-      <w:hyperlink w:history="1" r:id="rIdlembxqnmxz9yqhdkg3ap2">
+      <w:hyperlink w:history="1" r:id="rIdrbr4qon9013bvgyvogagd">
         <w:r>
           <w:t xml:space="preserve">arXiv:2009.02273</w:t>
         </w:r>
@@ -1092,7 +1092,7 @@
       <w:r>
         <w:t xml:space="preserve">, </w:t>
       </w:r>
-      <w:hyperlink w:history="1" r:id="rIdyfvpm2j_ip0iu-aa-swi_">
+      <w:hyperlink w:history="1" r:id="rIdy_ixymhayi_rz5guo_1oe">
         <w:r>
           <w:t xml:space="preserve">MNRAS 468, 1169–1182 (2017)</w:t>
         </w:r>
@@ -1100,7 +1100,7 @@
       <w:r>
         <w:t xml:space="preserve">, </w:t>
       </w:r>
-      <w:hyperlink w:history="1" r:id="rIdrhvbdqvnmk7b3pkwuvsh5">
+      <w:hyperlink w:history="1" r:id="rIdnkglw0tjw-jjwhhniucho">
         <w:r>
           <w:t xml:space="preserve">arXiv:1612.06383</w:t>
         </w:r>

--- a/RuedaBecerrilJM-resume-plain.docx
+++ b/RuedaBecerrilJM-resume-plain.docx
@@ -28,7 +28,7 @@
       <w:r>
         <w:t xml:space="preserve">  |  </w:t>
       </w:r>
-      <w:hyperlink w:history="1" r:id="rIdpqgteobomwibnu-5otu1_">
+      <w:hyperlink w:history="1" r:id="rId0ztpfw6wisozme91fm56s">
         <w:r>
           <w:t xml:space="preserve">jm.ruebe@gmail.com</w:t>
         </w:r>
@@ -42,7 +42,7 @@
       <w:r>
         <w:t xml:space="preserve">  |  </w:t>
       </w:r>
-      <w:hyperlink w:history="1" r:id="rIdnsvtzg6lpy9tvtkivpme_">
+      <w:hyperlink w:history="1" r:id="rIdcxj_gsku9ei1e7b53ifms">
         <w:r>
           <w:t xml:space="preserve">linkedin.com/in/jeruebe</w:t>
         </w:r>
@@ -50,7 +50,7 @@
       <w:r>
         <w:t xml:space="preserve">  |  </w:t>
       </w:r>
-      <w:hyperlink w:history="1" r:id="rIdrsqhnxt5b8jf52j-yfn2b">
+      <w:hyperlink w:history="1" r:id="rId6mdx8hphdpfqcet8poc5m">
         <w:r>
           <w:t xml:space="preserve">altjerue.github.io</w:t>
         </w:r>
@@ -66,7 +66,7 @@
     </w:p>
     <w:p>
       <w:r>
-        <w:t xml:space="preserve">Computational physicist with a PhD in Physics and ten years of experience building and running simulation codes for relativistic plasmas. Author of Paramo, an open-source Fortran library that solves the Fokker-Planck equation coupled to radiative transfer. Led an upgrade of the PatchworkMHD code on Frontera and used gradient-based optimization to calibrate model parameters against observations. Nine publications, three as first author, and Co-I on a funded NASA Fermi grant.</w:t>
+        <w:t xml:space="preserve">Computational physicist with a PhD in Physics and ten years of experience building and running simulation codes for relativistic plasmas. Author of Paramo, an open-source Fortran library that solves the Fokker-Planck equation coupled to radiative transfer. Led an upgrade of the PatchworkMHD code on Frontera and used gradient-based optimization to calibrate model parameters against observations. Nine publications and a NASA grant won and led as a postdoc.</w:t>
       </w:r>
     </w:p>
     <w:p>
@@ -563,7 +563,7 @@
         <w:spacing w:after="10"/>
       </w:pPr>
       <w:r>
-        <w:t xml:space="preserve">Benchmarked new features on TACC's Frontera supercomputer (about 1,200 node-hours) to find performance bottlenecks.</w:t>
+        <w:t xml:space="preserve">Benchmarked new features on TACC's Frontera supercomputer (about 10,000 node-hours) to find performance bottlenecks.</w:t>
       </w:r>
     </w:p>
     <w:p>
@@ -909,7 +909,7 @@
       <w:r>
         <w:tab/>
       </w:r>
-      <w:hyperlink w:history="1" r:id="rIdrughmrgrwzvtur85j57kv">
+      <w:hyperlink w:history="1" r:id="rIdoxsk-wvuu6flrwiajoupy">
         <w:r>
           <w:t xml:space="preserve">github.com/altjerue/ilwikak-ml</w:t>
         </w:r>
@@ -1000,7 +1000,7 @@
       <w:r>
         <w:t xml:space="preserve">, </w:t>
       </w:r>
-      <w:hyperlink w:history="1" r:id="rId4-gbgjm014g0ssiy9qibc">
+      <w:hyperlink w:history="1" r:id="rId3olreachplmuqekirdo9_">
         <w:r>
           <w:t xml:space="preserve">ApJ 976, 182 (2024)</w:t>
         </w:r>
@@ -1008,7 +1008,7 @@
       <w:r>
         <w:t xml:space="preserve">, </w:t>
       </w:r>
-      <w:hyperlink w:history="1" r:id="rIdwlgrvkmgk245kd7vttqzi">
+      <w:hyperlink w:history="1" r:id="rIdn8ez0r7lgzrdwdi5j4id5">
         <w:r>
           <w:t xml:space="preserve">arXiv:2405.17581</w:t>
         </w:r>
@@ -1046,7 +1046,7 @@
       <w:r>
         <w:t xml:space="preserve">, </w:t>
       </w:r>
-      <w:hyperlink w:history="1" r:id="rIdgm1nqihju_l-40udhsep3">
+      <w:hyperlink w:history="1" r:id="rIdjq0w3776acgaw7_ty-dzi">
         <w:r>
           <w:t xml:space="preserve">MNRAS 501, 4092–4102 (2021)</w:t>
         </w:r>
@@ -1054,7 +1054,7 @@
       <w:r>
         <w:t xml:space="preserve">, </w:t>
       </w:r>
-      <w:hyperlink w:history="1" r:id="rIdrbr4qon9013bvgyvogagd">
+      <w:hyperlink w:history="1" r:id="rIde8nwnikx_myvakpgnaone">
         <w:r>
           <w:t xml:space="preserve">arXiv:2009.02273</w:t>
         </w:r>
@@ -1092,7 +1092,7 @@
       <w:r>
         <w:t xml:space="preserve">, </w:t>
       </w:r>
-      <w:hyperlink w:history="1" r:id="rIdy_ixymhayi_rz5guo_1oe">
+      <w:hyperlink w:history="1" r:id="rIdbvvbaqspk6qnrgw9tsctz">
         <w:r>
           <w:t xml:space="preserve">MNRAS 468, 1169–1182 (2017)</w:t>
         </w:r>
@@ -1100,7 +1100,7 @@
       <w:r>
         <w:t xml:space="preserve">, </w:t>
       </w:r>
-      <w:hyperlink w:history="1" r:id="rIdnkglw0tjw-jjwhhniucho">
+      <w:hyperlink w:history="1" r:id="rId-s-n9xc-bfzcfp4avokd9">
         <w:r>
           <w:t xml:space="preserve">arXiv:1612.06383</w:t>
         </w:r>

--- a/RuedaBecerrilJM-resume-plain.docx
+++ b/RuedaBecerrilJM-resume-plain.docx
@@ -28,7 +28,7 @@
       <w:r>
         <w:t xml:space="preserve">  |  </w:t>
       </w:r>
-      <w:hyperlink w:history="1" r:id="rId-vtwn0neyruvakij1qwi-">
+      <w:hyperlink w:history="1" r:id="rIdpafpra0urepyvihucchdr">
         <w:r>
           <w:t xml:space="preserve">jm.ruebe@gmail.com</w:t>
         </w:r>
@@ -42,7 +42,7 @@
       <w:r>
         <w:t xml:space="preserve">  |  </w:t>
       </w:r>
-      <w:hyperlink w:history="1" r:id="rIdftowytuaflm7fi8-axqe2">
+      <w:hyperlink w:history="1" r:id="rIdiduhqin9ah_qqnr_im026">
         <w:r>
           <w:t xml:space="preserve">linkedin.com/in/jeruebe</w:t>
         </w:r>
@@ -50,7 +50,7 @@
       <w:r>
         <w:t xml:space="preserve">  |  </w:t>
       </w:r>
-      <w:hyperlink w:history="1" r:id="rIdj3n66xvufhfv5abrncx_a">
+      <w:hyperlink w:history="1" r:id="rIdqosi8q55rte5ayom5t_nr">
         <w:r>
           <w:t xml:space="preserve">altjerue.github.io</w:t>
         </w:r>
@@ -1000,7 +1000,7 @@
       <w:r>
         <w:tab/>
       </w:r>
-      <w:hyperlink w:history="1" r:id="rIdfhk4acyns-odgdyucmcgl">
+      <w:hyperlink w:history="1" r:id="rIdmwl5xcaanqooa5e-wbfdl">
         <w:r>
           <w:t xml:space="preserve">github.com/altjerue/ilwikak-ml</w:t>
         </w:r>
@@ -1091,7 +1091,7 @@
       <w:r>
         <w:t xml:space="preserve">, </w:t>
       </w:r>
-      <w:hyperlink w:history="1" r:id="rId47a_jwmwdcmmlvasnp-1o">
+      <w:hyperlink w:history="1" r:id="rIdm9ocreeqfvareoiye5wsl">
         <w:r>
           <w:t xml:space="preserve">ApJ 976, 182 (2024)</w:t>
         </w:r>
@@ -1099,7 +1099,7 @@
       <w:r>
         <w:t xml:space="preserve">, </w:t>
       </w:r>
-      <w:hyperlink w:history="1" r:id="rIdb3bbdttboitlmyte6skak">
+      <w:hyperlink w:history="1" r:id="rId8unx1cgsurgp4djpffhan">
         <w:r>
           <w:t xml:space="preserve">arXiv:2405.17581</w:t>
         </w:r>
@@ -1137,7 +1137,7 @@
       <w:r>
         <w:t xml:space="preserve">, </w:t>
       </w:r>
-      <w:hyperlink w:history="1" r:id="rIdq_buxdx6t6caadshh9zko">
+      <w:hyperlink w:history="1" r:id="rIdcn5rarkb8xg71j67lxqwa">
         <w:r>
           <w:t xml:space="preserve">MNRAS 501, 4092–4102 (2021)</w:t>
         </w:r>
@@ -1145,7 +1145,7 @@
       <w:r>
         <w:t xml:space="preserve">, </w:t>
       </w:r>
-      <w:hyperlink w:history="1" r:id="rIdstntmfvycs2r3mk_naqbf">
+      <w:hyperlink w:history="1" r:id="rIdueb4jvodglomj49adnhu0">
         <w:r>
           <w:t xml:space="preserve">arXiv:2009.02273</w:t>
         </w:r>
@@ -1183,7 +1183,7 @@
       <w:r>
         <w:t xml:space="preserve">, </w:t>
       </w:r>
-      <w:hyperlink w:history="1" r:id="rIdffsr7czesbdniu1dh-xv2">
+      <w:hyperlink w:history="1" r:id="rId0rnwkh9zxgpxppiudaba_">
         <w:r>
           <w:t xml:space="preserve">MNRAS 468, 1169–1182 (2017)</w:t>
         </w:r>
@@ -1191,7 +1191,7 @@
       <w:r>
         <w:t xml:space="preserve">, </w:t>
       </w:r>
-      <w:hyperlink w:history="1" r:id="rIdwdwvhxqjudpeytcvh7ci0">
+      <w:hyperlink w:history="1" r:id="rIdm_jer1m6fr4suk0y0_ey1">
         <w:r>
           <w:t xml:space="preserve">arXiv:1612.06383</w:t>
         </w:r>

--- a/RuedaBecerrilJM-resume-plain.docx
+++ b/RuedaBecerrilJM-resume-plain.docx
@@ -28,7 +28,7 @@
       <w:r>
         <w:t xml:space="preserve">  |  </w:t>
       </w:r>
-      <w:hyperlink w:history="1" r:id="rId0ztpfw6wisozme91fm56s">
+      <w:hyperlink w:history="1" r:id="rIdgvaekpokm7fb66mrrtyl_">
         <w:r>
           <w:t xml:space="preserve">jm.ruebe@gmail.com</w:t>
         </w:r>
@@ -42,7 +42,7 @@
       <w:r>
         <w:t xml:space="preserve">  |  </w:t>
       </w:r>
-      <w:hyperlink w:history="1" r:id="rIdcxj_gsku9ei1e7b53ifms">
+      <w:hyperlink w:history="1" r:id="rIde-udzdclyfmcy4q22ngf5">
         <w:r>
           <w:t xml:space="preserve">linkedin.com/in/jeruebe</w:t>
         </w:r>
@@ -50,7 +50,7 @@
       <w:r>
         <w:t xml:space="preserve">  |  </w:t>
       </w:r>
-      <w:hyperlink w:history="1" r:id="rId6mdx8hphdpfqcet8poc5m">
+      <w:hyperlink w:history="1" r:id="rIdauuhj7kyryjjq6hnfuifl">
         <w:r>
           <w:t xml:space="preserve">altjerue.github.io</w:t>
         </w:r>
@@ -66,7 +66,7 @@
     </w:p>
     <w:p>
       <w:r>
-        <w:t xml:space="preserve">Computational physicist with a PhD in Physics and ten years of experience building and running simulation codes for relativistic plasmas. Author of Paramo, an open-source Fortran library that solves the Fokker-Planck equation coupled to radiative transfer. Led an upgrade of the PatchworkMHD code on Frontera and used gradient-based optimization to calibrate model parameters against observations. Nine publications and a NASA grant won and led as a postdoc.</w:t>
+        <w:t xml:space="preserve">Computational physicist with a PhD in Physics and 10+ years of experience building and running simulation codes for relativistic plasmas. Author of Paramo, an open-source Fortran library that solves the Fokker-Planck equation coupled to radiative transfer. Led a 7-person upgrade of the PatchworkMHD code and benchmarked it on Frontera. Used gradient-based optimization to calibrate model parameters against observations.</w:t>
       </w:r>
     </w:p>
     <w:p>
@@ -89,7 +89,7 @@
         <w:t xml:space="preserve">Simulation: </w:t>
       </w:r>
       <w:r>
-        <w:t xml:space="preserve">Kinetic plasma modeling (Fokker–Planck), radiative processes (synchrotron, inverse Compton), radiative transfer, relativistic MHD, Lagrangian particle dynamics, numerical PDEs, finite-difference/finite-volume methods, numerical linear algebra, parameter estimation, uncertainty quantification</w:t>
+        <w:t xml:space="preserve">Kinetic plasma modeling (Fokker-Planck), radiative processes (synchrotron, inverse Compton), radiative transfer, relativistic MHD, hydrodynamics (SPH), Lagrangian particle dynamics, numerical PDEs, finite-difference/finite-volume methods, numerical linear algebra, parameter estimation, uncertainty quantification</w:t>
       </w:r>
     </w:p>
     <w:p>
@@ -104,7 +104,7 @@
         <w:t xml:space="preserve">HPC &amp; Parallel: </w:t>
       </w:r>
       <w:r>
-        <w:t xml:space="preserve">OpenMP, OpenACC (GPU offloading), MPI, SLURM, PBS, HDF5</w:t>
+        <w:t xml:space="preserve">OpenMP, MPI, OpenACC (prototyped GPU offloading), SLURM, PBS, HDF5</w:t>
       </w:r>
     </w:p>
     <w:p>
@@ -336,7 +336,7 @@
         <w:tab/>
       </w:r>
       <w:r>
-        <w:t xml:space="preserve">Jan 2024 – May 2025</w:t>
+        <w:t xml:space="preserve">Jan 2024 – Present</w:t>
       </w:r>
     </w:p>
     <w:p>
@@ -367,33 +367,46 @@
         <w:spacing w:after="20"/>
       </w:pPr>
       <w:r>
-        <w:t xml:space="preserve">Continued simulation research and open-source development between industry roles.</w:t>
-      </w:r>
-    </w:p>
-    <w:p>
-      <w:pPr>
-        <w:pStyle w:val="ListParagraph"/>
-        <w:numPr>
-          <w:ilvl w:val="0"/>
-          <w:numId w:val="2"/>
-        </w:numPr>
-        <w:spacing w:after="10"/>
-      </w:pPr>
-      <w:r>
-        <w:t xml:space="preserve">Co-developed Tleco, a Rust/Python toolkit that models radiation from relativistic outflows by solving the Fokker–Planck equation coupled to radiative transfer; published in ApJ (2024).</w:t>
-      </w:r>
-    </w:p>
-    <w:p>
-      <w:pPr>
-        <w:pStyle w:val="ListParagraph"/>
-        <w:numPr>
-          <w:ilvl w:val="0"/>
-          <w:numId w:val="2"/>
-        </w:numPr>
-        <w:spacing w:after="10"/>
-      </w:pPr>
-      <w:r>
-        <w:t xml:space="preserve">Developing WindsOfChange with the UW Forest Mycobiome Lab: a C++/R library that simulates wind-driven spore dispersal over forested, hilly terrain, parallelized with RcppParallel and OpenMP.</w:t>
+        <w:t xml:space="preserve">Simulation research and open-source development, ongoing alongside industry roles.</w:t>
+      </w:r>
+    </w:p>
+    <w:p>
+      <w:pPr>
+        <w:pStyle w:val="ListParagraph"/>
+        <w:numPr>
+          <w:ilvl w:val="0"/>
+          <w:numId w:val="2"/>
+        </w:numPr>
+        <w:spacing w:after="10"/>
+      </w:pPr>
+      <w:r>
+        <w:t xml:space="preserve">Co-developed Tleco, a Rust/Python toolkit that models radiation from relativistic outflows by solving the Fokker-Planck equation coupled to radiative transfer; published in ApJ (2024).</w:t>
+      </w:r>
+    </w:p>
+    <w:p>
+      <w:pPr>
+        <w:pStyle w:val="ListParagraph"/>
+        <w:numPr>
+          <w:ilvl w:val="0"/>
+          <w:numId w:val="2"/>
+        </w:numPr>
+        <w:spacing w:after="10"/>
+      </w:pPr>
+      <w:r>
+        <w:t xml:space="preserve">Developing WindsOfChange with the UW Forest Mycobiome Lab: a C++/R library of Lagrangian particle models for turbulent transport over forested, hilly terrain, parallelized with RcppParallel and OpenMP.</w:t>
+      </w:r>
+    </w:p>
+    <w:p>
+      <w:pPr>
+        <w:pStyle w:val="ListParagraph"/>
+        <w:numPr>
+          <w:ilvl w:val="0"/>
+          <w:numId w:val="2"/>
+        </w:numPr>
+        <w:spacing w:after="10"/>
+      </w:pPr>
+      <w:r>
+        <w:t xml:space="preserve">Used AI coding assistants in the most recent stages of development; changes were accepted only if they passed the unit-test suite and, for some functions, matched reference solutions.</w:t>
       </w:r>
     </w:p>
     <w:p>
@@ -524,46 +537,46 @@
         <w:spacing w:after="20"/>
       </w:pPr>
       <w:r>
-        <w:t xml:space="preserve">HPC simulations of supermassive black-hole binaries in an NSF-funded project.</w:t>
-      </w:r>
-    </w:p>
-    <w:p>
-      <w:pPr>
-        <w:pStyle w:val="ListParagraph"/>
-        <w:numPr>
-          <w:ilvl w:val="0"/>
-          <w:numId w:val="2"/>
-        </w:numPr>
-        <w:spacing w:after="10"/>
-      </w:pPr>
-      <w:r>
-        <w:t xml:space="preserve">Led a 7-person team upgrading PatchworkMHD, a C code for magnetohydrodynamic simulations of supermassive black-hole binaries.</w:t>
-      </w:r>
-    </w:p>
-    <w:p>
-      <w:pPr>
-        <w:pStyle w:val="ListParagraph"/>
-        <w:numPr>
-          <w:ilvl w:val="0"/>
-          <w:numId w:val="2"/>
-        </w:numPr>
-        <w:spacing w:after="10"/>
-      </w:pPr>
-      <w:r>
-        <w:t xml:space="preserve">Added black-hole spin to the simulations with under 5% runtime overhead.</w:t>
-      </w:r>
-    </w:p>
-    <w:p>
-      <w:pPr>
-        <w:pStyle w:val="ListParagraph"/>
-        <w:numPr>
-          <w:ilvl w:val="0"/>
-          <w:numId w:val="2"/>
-        </w:numPr>
-        <w:spacing w:after="10"/>
-      </w:pPr>
-      <w:r>
-        <w:t xml:space="preserve">Benchmarked new features on TACC's Frontera supercomputer (about 10,000 node-hours) to find performance bottlenecks.</w:t>
+        <w:t xml:space="preserve">HPC simulations of supermassive black hole binaries in an NSF-funded project.</w:t>
+      </w:r>
+    </w:p>
+    <w:p>
+      <w:pPr>
+        <w:pStyle w:val="ListParagraph"/>
+        <w:numPr>
+          <w:ilvl w:val="0"/>
+          <w:numId w:val="2"/>
+        </w:numPr>
+        <w:spacing w:after="10"/>
+      </w:pPr>
+      <w:r>
+        <w:t xml:space="preserve">Led a 7-person team upgrading PatchworkMHD, a C code for general relativistic magnetohydrodynamic simulations of supermassive black hole binaries.</w:t>
+      </w:r>
+    </w:p>
+    <w:p>
+      <w:pPr>
+        <w:pStyle w:val="ListParagraph"/>
+        <w:numPr>
+          <w:ilvl w:val="0"/>
+          <w:numId w:val="2"/>
+        </w:numPr>
+        <w:spacing w:after="10"/>
+      </w:pPr>
+      <w:r>
+        <w:t xml:space="preserve">Added black hole spin to the simulations with under 5% runtime overhead.</w:t>
+      </w:r>
+    </w:p>
+    <w:p>
+      <w:pPr>
+        <w:pStyle w:val="ListParagraph"/>
+        <w:numPr>
+          <w:ilvl w:val="0"/>
+          <w:numId w:val="2"/>
+        </w:numPr>
+        <w:spacing w:after="10"/>
+      </w:pPr>
+      <w:r>
+        <w:t xml:space="preserve">Benchmarked new features on TACC's Frontera supercomputer (~10,000 node-hours) to find performance bottlenecks.</w:t>
       </w:r>
     </w:p>
     <w:p>
@@ -589,7 +602,7 @@
         <w:spacing w:after="10"/>
       </w:pPr>
       <w:r>
-        <w:t xml:space="preserve">Co-authored 2 papers from a multi-institution study of binary neutron-star mergers.</w:t>
+        <w:t xml:space="preserve">Co-authored a Fokker-Planck model of relativistic turbulent heating balanced by radiative cooling, with transport coefficients from PIC simulations (MNRAS 2022).</w:t>
       </w:r>
     </w:p>
     <w:p>
@@ -661,7 +674,7 @@
         <w:spacing w:after="10"/>
       </w:pPr>
       <w:r>
-        <w:t xml:space="preserve">Architected Paramo, an open-source Fortran 95 Fokker–Planck and radiative-transfer library; parallelized and optimized it with OpenMP to run about 20× faster than serial on 5 cores.</w:t>
+        <w:t xml:space="preserve">Architected Paramo, an open-source Fortran 95 Fokker-Planck and radiative-transfer library; parallelized and optimized with OpenMP.</w:t>
       </w:r>
     </w:p>
     <w:p>
@@ -763,7 +776,20 @@
         <w:spacing w:after="10"/>
       </w:pPr>
       <w:r>
-        <w:t xml:space="preserve">Studied how magnetization of shocked plasma shapes the radiation spectra of relativistic internal shocks, using the C-SPEV simulation code.</w:t>
+        <w:t xml:space="preserve">Built a Python pipeline that turned GRTrans black hole simulation images into training data for an SVM classifier of black hole spin.</w:t>
+      </w:r>
+    </w:p>
+    <w:p>
+      <w:pPr>
+        <w:pStyle w:val="ListParagraph"/>
+        <w:numPr>
+          <w:ilvl w:val="0"/>
+          <w:numId w:val="2"/>
+        </w:numPr>
+        <w:spacing w:after="10"/>
+      </w:pPr>
+      <w:r>
+        <w:t xml:space="preserve">Released an open-source Python tool for computing radiative-transfer spectra and light curves in relativistic astrophysics.</w:t>
       </w:r>
     </w:p>
     <w:p>
@@ -826,6 +852,19 @@
         <w:spacing w:after="10"/>
       </w:pPr>
       <w:r>
+        <w:t xml:space="preserve">Studied how magnetization of shocked plasma shapes the radiation spectra of relativistic internal shocks, using the C-SPEV simulation code.</w:t>
+      </w:r>
+    </w:p>
+    <w:p>
+      <w:pPr>
+        <w:pStyle w:val="ListParagraph"/>
+        <w:numPr>
+          <w:ilvl w:val="0"/>
+          <w:numId w:val="2"/>
+        </w:numPr>
+        <w:spacing w:after="10"/>
+      </w:pPr>
+      <w:r>
         <w:t xml:space="preserve">Automated runs of the C-SPEV radiative-transfer code with Shell and Python pipelines: 10–60 simulations per project and tens of GB of HDF5 output.</w:t>
       </w:r>
     </w:p>
@@ -866,7 +905,7 @@
         <w:pStyle w:val="Heading1"/>
       </w:pPr>
       <w:r>
-        <w:t xml:space="preserve">Projects</w:t>
+        <w:t xml:space="preserve">Education</w:t>
       </w:r>
     </w:p>
     <w:p>
@@ -882,13 +921,13 @@
           <w:b/>
           <w:bCs/>
         </w:rPr>
-        <w:t xml:space="preserve">Blazar Population ML</w:t>
-      </w:r>
-      <w:r>
-        <w:tab/>
-      </w:r>
-      <w:r>
-        <w:t xml:space="preserve">Jan 2026 – Present</w:t>
+        <w:t xml:space="preserve">Universitat de València</w:t>
+      </w:r>
+      <w:r>
+        <w:tab/>
+      </w:r>
+      <w:r>
+        <w:t xml:space="preserve">Valencia, Spain</w:t>
       </w:r>
     </w:p>
     <w:p>
@@ -904,12 +943,141 @@
           <w:i/>
           <w:iCs/>
         </w:rPr>
+        <w:t xml:space="preserve">Ph.D. in Physics, Excellent Cum Laude</w:t>
+      </w:r>
+      <w:r>
+        <w:tab/>
+      </w:r>
+      <w:r>
+        <w:t xml:space="preserve">2017</w:t>
+      </w:r>
+    </w:p>
+    <w:p>
+      <w:pPr>
+        <w:spacing w:after="0"/>
+      </w:pPr>
+      <w:r>
+        <w:t xml:space="preserve">Thesis: </w:t>
+      </w:r>
+      <w:hyperlink w:history="1" r:id="rIdemaojo4j4vtqxcfsidsa1">
+        <w:r>
+          <w:t xml:space="preserve">Numerical treatment of radiation processes in the internal shocks of magnetized relativistic outflows</w:t>
+        </w:r>
+      </w:hyperlink>
+    </w:p>
+    <w:p>
+      <w:pPr>
+        <w:pStyle w:val="EntryGap"/>
+        <w:spacing w:after="0"/>
+      </w:pPr>
+    </w:p>
+    <w:p>
+      <w:pPr>
+        <w:keepNext/>
+        <w:tabs>
+          <w:tab w:val="right" w:pos="10512"/>
+        </w:tabs>
+        <w:spacing w:after="0"/>
+      </w:pPr>
+      <w:r>
+        <w:rPr>
+          <w:b/>
+          <w:bCs/>
+        </w:rPr>
+        <w:t xml:space="preserve">Universidad Michoacana de San Nicolás de Hidalgo</w:t>
+      </w:r>
+      <w:r>
+        <w:tab/>
+      </w:r>
+      <w:r>
+        <w:t xml:space="preserve">Morelia, Mexico</w:t>
+      </w:r>
+    </w:p>
+    <w:p>
+      <w:pPr>
+        <w:keepNext/>
+        <w:tabs>
+          <w:tab w:val="right" w:pos="10512"/>
+        </w:tabs>
+        <w:spacing w:after="0"/>
+      </w:pPr>
+      <w:r>
+        <w:rPr>
+          <w:i/>
+          <w:iCs/>
+        </w:rPr>
+        <w:t xml:space="preserve">M.Sc. in Physics</w:t>
+      </w:r>
+      <w:r>
+        <w:tab/>
+      </w:r>
+      <w:r>
+        <w:t xml:space="preserve">2011</w:t>
+      </w:r>
+    </w:p>
+    <w:p>
+      <w:pPr>
+        <w:spacing w:after="0"/>
+      </w:pPr>
+      <w:r>
+        <w:t xml:space="preserve">Thesis: Study of TOV stars with the SPH method (wrote an SPH hydrodynamics code to study the stability of relativistic stars).</w:t>
+      </w:r>
+    </w:p>
+    <w:p>
+      <w:pPr>
+        <w:pStyle w:val="EntryGap"/>
+        <w:spacing w:after="0"/>
+      </w:pPr>
+    </w:p>
+    <w:p>
+      <w:pPr>
+        <w:pStyle w:val="Heading1"/>
+      </w:pPr>
+      <w:r>
+        <w:t xml:space="preserve">Projects</w:t>
+      </w:r>
+    </w:p>
+    <w:p>
+      <w:pPr>
+        <w:keepNext/>
+        <w:tabs>
+          <w:tab w:val="right" w:pos="10512"/>
+        </w:tabs>
+        <w:spacing w:after="0"/>
+      </w:pPr>
+      <w:r>
+        <w:rPr>
+          <w:b/>
+          <w:bCs/>
+        </w:rPr>
+        <w:t xml:space="preserve">Blazar Population ML</w:t>
+      </w:r>
+      <w:r>
+        <w:tab/>
+      </w:r>
+      <w:r>
+        <w:t xml:space="preserve">Jan 2026 – Present</w:t>
+      </w:r>
+    </w:p>
+    <w:p>
+      <w:pPr>
+        <w:keepNext/>
+        <w:tabs>
+          <w:tab w:val="right" w:pos="10512"/>
+        </w:tabs>
+        <w:spacing w:after="0"/>
+      </w:pPr>
+      <w:r>
+        <w:rPr>
+          <w:i/>
+          <w:iCs/>
+        </w:rPr>
         <w:t xml:space="preserve">Scientific ML (Python, scikit-learn, PyTorch)</w:t>
       </w:r>
       <w:r>
         <w:tab/>
       </w:r>
-      <w:hyperlink w:history="1" r:id="rIdoxsk-wvuu6flrwiajoupy">
+      <w:hyperlink w:history="1" r:id="rIdlxz96ohtsy1zfchjvmpfx">
         <w:r>
           <w:t xml:space="preserve">github.com/altjerue/ilwikak-ml</w:t>
         </w:r>
@@ -925,33 +1093,20 @@
         <w:spacing w:after="10"/>
       </w:pPr>
       <w:r>
-        <w:t xml:space="preserve">Applying classical ML and Bayesian inference to the Fermi-LAT 4LAC-DR3 catalog (3,407 sources) to recover physical jet parameters from multi-wavelength data.</w:t>
-      </w:r>
-    </w:p>
-    <w:p>
-      <w:pPr>
-        <w:pStyle w:val="ListParagraph"/>
-        <w:numPr>
-          <w:ilvl w:val="0"/>
-          <w:numId w:val="2"/>
-        </w:numPr>
-        <w:spacing w:after="10"/>
-      </w:pPr>
-      <w:r>
-        <w:t xml:space="preserve">Building a neural network that maps physical jet parameters to observable spectral energy distributions accurately enough to compare with Tleco results.</w:t>
-      </w:r>
-    </w:p>
-    <w:p>
-      <w:pPr>
-        <w:pStyle w:val="ListParagraph"/>
-        <w:numPr>
-          <w:ilvl w:val="0"/>
-          <w:numId w:val="2"/>
-        </w:numPr>
-        <w:spacing w:after="10"/>
-      </w:pPr>
-      <w:r>
-        <w:t xml:space="preserve">Forecasting blazar gamma-ray flares with a time-series foundation model fine-tuned on Tleco-generated synthetic light curves.</w:t>
+        <w:t xml:space="preserve">Applying classical ML (PCA, UMAP, Gaussian mixture models, HDBSCAN) to the Fermi-LAT 4LAC-DR3 catalog (3,407 sources) to test whether jet baryon-loading constraints from my 2021 simulation study can be recovered from observables; Gaussian process regression on a 334-source MOJAVE subsample in progress.</w:t>
+      </w:r>
+    </w:p>
+    <w:p>
+      <w:pPr>
+        <w:pStyle w:val="ListParagraph"/>
+        <w:numPr>
+          <w:ilvl w:val="0"/>
+          <w:numId w:val="2"/>
+        </w:numPr>
+        <w:spacing w:after="10"/>
+      </w:pPr>
+      <w:r>
+        <w:t xml:space="preserve">Planned next stage: a neural emulator of Tleco trained on synthetic spectra, then flare forecasting on Tleco-generated light curves.</w:t>
       </w:r>
     </w:p>
     <w:p>
@@ -1000,7 +1155,7 @@
       <w:r>
         <w:t xml:space="preserve">, </w:t>
       </w:r>
-      <w:hyperlink w:history="1" r:id="rId3olreachplmuqekirdo9_">
+      <w:hyperlink w:history="1" r:id="rIdc1c7sfbuiejj9x1cky-q-">
         <w:r>
           <w:t xml:space="preserve">ApJ 976, 182 (2024)</w:t>
         </w:r>
@@ -1008,7 +1163,7 @@
       <w:r>
         <w:t xml:space="preserve">, </w:t>
       </w:r>
-      <w:hyperlink w:history="1" r:id="rIdn8ez0r7lgzrdwdi5j4id5">
+      <w:hyperlink w:history="1" r:id="rIdui3txnvjmfktc8vyatklq">
         <w:r>
           <w:t xml:space="preserve">arXiv:2405.17581</w:t>
         </w:r>
@@ -1027,6 +1182,9 @@
         <w:spacing w:after="10"/>
       </w:pPr>
       <w:r>
+        <w:t xml:space="preserve">Davis, Z., </w:t>
+      </w:r>
+      <w:r>
         <w:rPr>
           <w:b/>
           <w:bCs/>
@@ -1034,19 +1192,65 @@
         <w:t xml:space="preserve">Rueda-Becerril, J. M.</w:t>
       </w:r>
       <w:r>
-        <w:t xml:space="preserve">, Harrison, A. O., &amp; Giannios, D. </w:t>
+        <w:t xml:space="preserve">, &amp; Giannios, D. </w:t>
       </w:r>
       <w:r>
         <w:rPr>
           <w:i/>
           <w:iCs/>
         </w:rPr>
+        <w:t xml:space="preserve">Balancing Turbulent Heating with Radiative Cooling in Blazars</w:t>
+      </w:r>
+      <w:r>
+        <w:t xml:space="preserve">, </w:t>
+      </w:r>
+      <w:hyperlink w:history="1" r:id="rIdsxlslkybxeimxzw4apovt">
+        <w:r>
+          <w:t xml:space="preserve">MNRAS 513, 5766–5779 (2022)</w:t>
+        </w:r>
+      </w:hyperlink>
+      <w:r>
+        <w:t xml:space="preserve">, </w:t>
+      </w:r>
+      <w:hyperlink w:history="1" r:id="rIdhluhkdxlo3jrc6qhvzd6g">
+        <w:r>
+          <w:t xml:space="preserve">arXiv:2201.07790</w:t>
+        </w:r>
+      </w:hyperlink>
+      <w:r>
+        <w:t xml:space="preserve">.</w:t>
+      </w:r>
+    </w:p>
+    <w:p>
+      <w:pPr>
+        <w:pStyle w:val="ListParagraph"/>
+        <w:numPr>
+          <w:ilvl w:val="0"/>
+          <w:numId w:val="2"/>
+        </w:numPr>
+        <w:spacing w:after="10"/>
+      </w:pPr>
+      <w:r>
+        <w:rPr>
+          <w:b/>
+          <w:bCs/>
+        </w:rPr>
+        <w:t xml:space="preserve">Rueda-Becerril, J. M.</w:t>
+      </w:r>
+      <w:r>
+        <w:t xml:space="preserve">, Harrison, A. O., &amp; Giannios, D. </w:t>
+      </w:r>
+      <w:r>
+        <w:rPr>
+          <w:i/>
+          <w:iCs/>
+        </w:rPr>
         <w:t xml:space="preserve">Blazar jets launched with similar energy per baryon, independently of their power</w:t>
       </w:r>
       <w:r>
         <w:t xml:space="preserve">, </w:t>
       </w:r>
-      <w:hyperlink w:history="1" r:id="rIdjq0w3776acgaw7_ty-dzi">
+      <w:hyperlink w:history="1" r:id="rId-sudyqtyrb76mryeh3nzg">
         <w:r>
           <w:t xml:space="preserve">MNRAS 501, 4092–4102 (2021)</w:t>
         </w:r>
@@ -1054,7 +1258,7 @@
       <w:r>
         <w:t xml:space="preserve">, </w:t>
       </w:r>
-      <w:hyperlink w:history="1" r:id="rIde8nwnikx_myvakpgnaone">
+      <w:hyperlink w:history="1" r:id="rIdzmt1bphl7ithyotpub5o_">
         <w:r>
           <w:t xml:space="preserve">arXiv:2009.02273</w:t>
         </w:r>
@@ -1092,7 +1296,7 @@
       <w:r>
         <w:t xml:space="preserve">, </w:t>
       </w:r>
-      <w:hyperlink w:history="1" r:id="rIdbvvbaqspk6qnrgw9tsctz">
+      <w:hyperlink w:history="1" r:id="rIdtzmoc_gy3zwu434glopnf">
         <w:r>
           <w:t xml:space="preserve">MNRAS 468, 1169–1182 (2017)</w:t>
         </w:r>
@@ -1100,7 +1304,7 @@
       <w:r>
         <w:t xml:space="preserve">, </w:t>
       </w:r>
-      <w:hyperlink w:history="1" r:id="rId-s-n9xc-bfzcfp4avokd9">
+      <w:hyperlink w:history="1" r:id="rId472yewpy3c-mto6hykulp">
         <w:r>
           <w:t xml:space="preserve">arXiv:1612.06383</w:t>
         </w:r>
@@ -1108,152 +1312,6 @@
       <w:r>
         <w:t xml:space="preserve">.</w:t>
       </w:r>
-    </w:p>
-    <w:p>
-      <w:pPr>
-        <w:pStyle w:val="Heading1"/>
-      </w:pPr>
-      <w:r>
-        <w:t xml:space="preserve">Education</w:t>
-      </w:r>
-    </w:p>
-    <w:p>
-      <w:pPr>
-        <w:keepNext/>
-        <w:tabs>
-          <w:tab w:val="right" w:pos="10512"/>
-        </w:tabs>
-        <w:spacing w:after="0"/>
-      </w:pPr>
-      <w:r>
-        <w:rPr>
-          <w:b/>
-          <w:bCs/>
-        </w:rPr>
-        <w:t xml:space="preserve">Universitat de València</w:t>
-      </w:r>
-      <w:r>
-        <w:tab/>
-      </w:r>
-      <w:r>
-        <w:t xml:space="preserve">Valencia, Spain</w:t>
-      </w:r>
-    </w:p>
-    <w:p>
-      <w:pPr>
-        <w:keepNext/>
-        <w:tabs>
-          <w:tab w:val="right" w:pos="10512"/>
-        </w:tabs>
-        <w:spacing w:after="0"/>
-      </w:pPr>
-      <w:r>
-        <w:rPr>
-          <w:i/>
-          <w:iCs/>
-        </w:rPr>
-        <w:t xml:space="preserve">Ph.D. in Physics, Excellent Cum Laude</w:t>
-      </w:r>
-      <w:r>
-        <w:tab/>
-      </w:r>
-      <w:r>
-        <w:t xml:space="preserve">2017</w:t>
-      </w:r>
-    </w:p>
-    <w:p>
-      <w:pPr>
-        <w:pStyle w:val="EntryGap"/>
-        <w:spacing w:after="0"/>
-      </w:pPr>
-    </w:p>
-    <w:p>
-      <w:pPr>
-        <w:keepNext/>
-        <w:tabs>
-          <w:tab w:val="right" w:pos="10512"/>
-        </w:tabs>
-        <w:spacing w:after="0"/>
-      </w:pPr>
-      <w:r>
-        <w:rPr>
-          <w:b/>
-          <w:bCs/>
-        </w:rPr>
-        <w:t xml:space="preserve">Universidad Michoacana de San Nicolás de Hidalgo</w:t>
-      </w:r>
-      <w:r>
-        <w:tab/>
-      </w:r>
-      <w:r>
-        <w:t xml:space="preserve">Morelia, Mexico</w:t>
-      </w:r>
-    </w:p>
-    <w:p>
-      <w:pPr>
-        <w:keepNext/>
-        <w:tabs>
-          <w:tab w:val="right" w:pos="10512"/>
-        </w:tabs>
-        <w:spacing w:after="0"/>
-      </w:pPr>
-      <w:r>
-        <w:rPr>
-          <w:i/>
-          <w:iCs/>
-        </w:rPr>
-        <w:t xml:space="preserve">M.Sc. in Physics</w:t>
-      </w:r>
-    </w:p>
-    <w:p>
-      <w:pPr>
-        <w:pStyle w:val="EntryGap"/>
-        <w:spacing w:after="0"/>
-      </w:pPr>
-    </w:p>
-    <w:p>
-      <w:pPr>
-        <w:keepNext/>
-        <w:tabs>
-          <w:tab w:val="right" w:pos="10512"/>
-        </w:tabs>
-        <w:spacing w:after="0"/>
-      </w:pPr>
-      <w:r>
-        <w:rPr>
-          <w:b/>
-          <w:bCs/>
-        </w:rPr>
-        <w:t xml:space="preserve">Universidad Autónoma del Estado de México</w:t>
-      </w:r>
-      <w:r>
-        <w:tab/>
-      </w:r>
-      <w:r>
-        <w:t xml:space="preserve">Toluca, Mexico</w:t>
-      </w:r>
-    </w:p>
-    <w:p>
-      <w:pPr>
-        <w:keepNext/>
-        <w:tabs>
-          <w:tab w:val="right" w:pos="10512"/>
-        </w:tabs>
-        <w:spacing w:after="0"/>
-      </w:pPr>
-      <w:r>
-        <w:rPr>
-          <w:i/>
-          <w:iCs/>
-        </w:rPr>
-        <w:t xml:space="preserve">B.Sc. in Physics</w:t>
-      </w:r>
-    </w:p>
-    <w:p>
-      <w:pPr>
-        <w:pStyle w:val="EntryGap"/>
-        <w:spacing w:after="0"/>
-      </w:pPr>
     </w:p>
     <w:sectPr>
       <w:pgSz w:w="12240" w:h="15840" w:orient="portrait"/>

--- a/RuedaBecerrilJM-resume-plain.docx
+++ b/RuedaBecerrilJM-resume-plain.docx
@@ -28,7 +28,7 @@
       <w:r>
         <w:t xml:space="preserve">  |  </w:t>
       </w:r>
-      <w:hyperlink w:history="1" r:id="rId0ztpfw6wisozme91fm56s">
+      <w:hyperlink w:history="1" r:id="rIddhityrtk2zj7mh_6y1ywj">
         <w:r>
           <w:t xml:space="preserve">jm.ruebe@gmail.com</w:t>
         </w:r>
@@ -42,7 +42,7 @@
       <w:r>
         <w:t xml:space="preserve">  |  </w:t>
       </w:r>
-      <w:hyperlink w:history="1" r:id="rIdcxj_gsku9ei1e7b53ifms">
+      <w:hyperlink w:history="1" r:id="rIdmo0jojmzigunoqf8ukbij">
         <w:r>
           <w:t xml:space="preserve">linkedin.com/in/jeruebe</w:t>
         </w:r>
@@ -50,7 +50,7 @@
       <w:r>
         <w:t xml:space="preserve">  |  </w:t>
       </w:r>
-      <w:hyperlink w:history="1" r:id="rId6mdx8hphdpfqcet8poc5m">
+      <w:hyperlink w:history="1" r:id="rIdsljkchwztcolr1quqhmcf">
         <w:r>
           <w:t xml:space="preserve">altjerue.github.io</w:t>
         </w:r>
@@ -66,7 +66,7 @@
     </w:p>
     <w:p>
       <w:r>
-        <w:t xml:space="preserve">Computational physicist with a PhD in Physics and ten years of experience building and running simulation codes for relativistic plasmas. Author of Paramo, an open-source Fortran library that solves the Fokker-Planck equation coupled to radiative transfer. Led an upgrade of the PatchworkMHD code on Frontera and used gradient-based optimization to calibrate model parameters against observations. Nine publications and a NASA grant won and led as a postdoc.</w:t>
+        <w:t xml:space="preserve">Physicist with a Ph.D. in Physics and over ten years of research experience in computational astrophysics, numerical methods, and high-performance computing. One term of classroom instruction at the graduate level and multi-year experience mentoring graduate researchers through the transition from confusion to independent work. Teaching approach built on intuition and critical thinking over memorization, and on collaborative problem-solving.</w:t>
       </w:r>
     </w:p>
     <w:p>
@@ -74,91 +74,260 @@
         <w:pStyle w:val="Heading1"/>
       </w:pPr>
       <w:r>
-        <w:t xml:space="preserve">Skills</w:t>
-      </w:r>
-    </w:p>
-    <w:p>
-      <w:pPr>
-        <w:spacing w:after="20"/>
+        <w:t xml:space="preserve">Teaching and Mentoring</w:t>
+      </w:r>
+    </w:p>
+    <w:p>
+      <w:pPr>
+        <w:keepNext/>
+        <w:tabs>
+          <w:tab w:val="right" w:pos="10512"/>
+        </w:tabs>
+        <w:spacing w:after="0"/>
       </w:pPr>
       <w:r>
         <w:rPr>
           <w:b/>
           <w:bCs/>
         </w:rPr>
-        <w:t xml:space="preserve">Simulation: </w:t>
-      </w:r>
-      <w:r>
-        <w:t xml:space="preserve">Kinetic plasma modeling (Fokker–Planck), radiative processes (synchrotron, inverse Compton), radiative transfer, relativistic MHD, Lagrangian particle dynamics, numerical PDEs, finite-difference/finite-volume methods, numerical linear algebra, parameter estimation, uncertainty quantification</w:t>
-      </w:r>
-    </w:p>
-    <w:p>
-      <w:pPr>
-        <w:spacing w:after="20"/>
+        <w:t xml:space="preserve">Thermodynamics (graduate level)</w:t>
+      </w:r>
+      <w:r>
+        <w:tab/>
+      </w:r>
+      <w:r>
+        <w:t xml:space="preserve">Jun 2018</w:t>
+      </w:r>
+    </w:p>
+    <w:p>
+      <w:pPr>
+        <w:keepNext/>
+        <w:tabs>
+          <w:tab w:val="right" w:pos="10512"/>
+        </w:tabs>
+        <w:spacing w:after="0"/>
+      </w:pPr>
+      <w:r>
+        <w:rPr>
+          <w:i/>
+          <w:iCs/>
+        </w:rPr>
+        <w:t xml:space="preserve">Instituto de Física y Matemáticas, Universidad Michoacana de San Nicolás de Hidalgo</w:t>
+      </w:r>
+      <w:r>
+        <w:tab/>
+      </w:r>
+      <w:r>
+        <w:t xml:space="preserve">Substitute Instructor</w:t>
+      </w:r>
+    </w:p>
+    <w:p>
+      <w:pPr>
+        <w:pStyle w:val="EntryGap"/>
+        <w:spacing w:after="0"/>
+      </w:pPr>
+    </w:p>
+    <w:p>
+      <w:pPr>
+        <w:keepNext/>
+        <w:tabs>
+          <w:tab w:val="right" w:pos="10512"/>
+        </w:tabs>
+        <w:spacing w:after="0"/>
       </w:pPr>
       <w:r>
         <w:rPr>
           <w:b/>
           <w:bCs/>
         </w:rPr>
-        <w:t xml:space="preserve">HPC &amp; Parallel: </w:t>
-      </w:r>
-      <w:r>
-        <w:t xml:space="preserve">OpenMP, OpenACC (GPU offloading), MPI, SLURM, PBS, HDF5</w:t>
-      </w:r>
-    </w:p>
-    <w:p>
-      <w:pPr>
-        <w:spacing w:after="20"/>
+        <w:t xml:space="preserve">Zachary Davis, graduate student</w:t>
+      </w:r>
+      <w:r>
+        <w:tab/>
+      </w:r>
+      <w:r>
+        <w:t xml:space="preserve">2018 – 2022</w:t>
+      </w:r>
+    </w:p>
+    <w:p>
+      <w:pPr>
+        <w:keepNext/>
+        <w:tabs>
+          <w:tab w:val="right" w:pos="10512"/>
+        </w:tabs>
+        <w:spacing w:after="0"/>
+      </w:pPr>
+      <w:r>
+        <w:rPr>
+          <w:i/>
+          <w:iCs/>
+        </w:rPr>
+        <w:t xml:space="preserve">Department of Physics and Astronomy, Purdue University</w:t>
+      </w:r>
+      <w:r>
+        <w:tab/>
+      </w:r>
+      <w:r>
+        <w:t xml:space="preserve">Mentoring</w:t>
+      </w:r>
+    </w:p>
+    <w:p>
+      <w:pPr>
+        <w:pStyle w:val="EntryGap"/>
+        <w:spacing w:after="0"/>
+      </w:pPr>
+    </w:p>
+    <w:p>
+      <w:pPr>
+        <w:keepNext/>
+        <w:tabs>
+          <w:tab w:val="right" w:pos="10512"/>
+        </w:tabs>
+        <w:spacing w:after="0"/>
       </w:pPr>
       <w:r>
         <w:rPr>
           <w:b/>
           <w:bCs/>
         </w:rPr>
-        <w:t xml:space="preserve">ML &amp; Data: </w:t>
-      </w:r>
-      <w:r>
-        <w:t xml:space="preserve">Scientific ML, PyTorch, TensorFlow, scikit-learn, NumPy, SciPy, Pandas, Astropy, random forest, SVM, neural networks, gradient-based optimization, parameter estimation</w:t>
-      </w:r>
-    </w:p>
-    <w:p>
-      <w:pPr>
-        <w:spacing w:after="20"/>
+        <w:t xml:space="preserve">Amanda O. Harrison, graduate student</w:t>
+      </w:r>
+      <w:r>
+        <w:tab/>
+      </w:r>
+      <w:r>
+        <w:t xml:space="preserve">2018 – 2020</w:t>
+      </w:r>
+    </w:p>
+    <w:p>
+      <w:pPr>
+        <w:keepNext/>
+        <w:tabs>
+          <w:tab w:val="right" w:pos="10512"/>
+        </w:tabs>
+        <w:spacing w:after="0"/>
+      </w:pPr>
+      <w:r>
+        <w:rPr>
+          <w:i/>
+          <w:iCs/>
+        </w:rPr>
+        <w:t xml:space="preserve">Department of Physics and Astronomy, Purdue University</w:t>
+      </w:r>
+      <w:r>
+        <w:tab/>
+      </w:r>
+      <w:r>
+        <w:t xml:space="preserve">Mentoring</w:t>
+      </w:r>
+    </w:p>
+    <w:p>
+      <w:pPr>
+        <w:pStyle w:val="EntryGap"/>
+        <w:spacing w:after="0"/>
+      </w:pPr>
+    </w:p>
+    <w:p>
+      <w:pPr>
+        <w:keepNext/>
+        <w:tabs>
+          <w:tab w:val="right" w:pos="10512"/>
+        </w:tabs>
+        <w:spacing w:after="0"/>
       </w:pPr>
       <w:r>
         <w:rPr>
           <w:b/>
           <w:bCs/>
         </w:rPr>
-        <w:t xml:space="preserve">Languages: </w:t>
-      </w:r>
-      <w:r>
-        <w:t xml:space="preserve">Python, C/C++, Fortran, Rust, R, SQL, Java, Julia, Shell</w:t>
-      </w:r>
-    </w:p>
-    <w:p>
-      <w:pPr>
-        <w:spacing w:after="20"/>
+        <w:t xml:space="preserve">Hao Zhang, graduate student</w:t>
+      </w:r>
+      <w:r>
+        <w:tab/>
+      </w:r>
+      <w:r>
+        <w:t xml:space="preserve">2018 – 2019</w:t>
+      </w:r>
+    </w:p>
+    <w:p>
+      <w:pPr>
+        <w:keepNext/>
+        <w:tabs>
+          <w:tab w:val="right" w:pos="10512"/>
+        </w:tabs>
+        <w:spacing w:after="0"/>
+      </w:pPr>
+      <w:r>
+        <w:rPr>
+          <w:i/>
+          <w:iCs/>
+        </w:rPr>
+        <w:t xml:space="preserve">Department of Physics and Astronomy, Purdue University</w:t>
+      </w:r>
+      <w:r>
+        <w:tab/>
+      </w:r>
+      <w:r>
+        <w:t xml:space="preserve">Mentoring</w:t>
+      </w:r>
+    </w:p>
+    <w:p>
+      <w:pPr>
+        <w:pStyle w:val="EntryGap"/>
+        <w:spacing w:after="0"/>
+      </w:pPr>
+    </w:p>
+    <w:p>
+      <w:pPr>
+        <w:pStyle w:val="Heading1"/>
+      </w:pPr>
+      <w:r>
+        <w:t xml:space="preserve">Education</w:t>
+      </w:r>
+    </w:p>
+    <w:p>
+      <w:pPr>
+        <w:keepNext/>
+        <w:tabs>
+          <w:tab w:val="right" w:pos="10512"/>
+        </w:tabs>
+        <w:spacing w:after="0"/>
       </w:pPr>
       <w:r>
         <w:rPr>
           <w:b/>
           <w:bCs/>
         </w:rPr>
-        <w:t xml:space="preserve">Tools: </w:t>
-      </w:r>
-      <w:r>
-        <w:t xml:space="preserve">Git, Docker, Jenkins, QGIS, ParaView, VisIt</w:t>
-      </w:r>
-    </w:p>
-    <w:p>
-      <w:pPr>
-        <w:pStyle w:val="Heading1"/>
-      </w:pPr>
-      <w:r>
-        <w:t xml:space="preserve">Experience</w:t>
-      </w:r>
+        <w:t xml:space="preserve">Universitat de València</w:t>
+      </w:r>
+      <w:r>
+        <w:tab/>
+      </w:r>
+      <w:r>
+        <w:t xml:space="preserve">Jul 2017</w:t>
+      </w:r>
+    </w:p>
+    <w:p>
+      <w:pPr>
+        <w:keepNext/>
+        <w:tabs>
+          <w:tab w:val="right" w:pos="10512"/>
+        </w:tabs>
+        <w:spacing w:after="0"/>
+      </w:pPr>
+      <w:r>
+        <w:rPr>
+          <w:i/>
+          <w:iCs/>
+        </w:rPr>
+        <w:t xml:space="preserve">Ph.D. in Physics, Excellent Cum Laude</w:t>
+      </w:r>
+    </w:p>
+    <w:p>
+      <w:pPr>
+        <w:pStyle w:val="EntryGap"/>
+        <w:spacing w:after="0"/>
+      </w:pPr>
     </w:p>
     <w:p>
       <w:pPr>
@@ -173,13 +342,13 @@
           <w:b/>
           <w:bCs/>
         </w:rPr>
-        <w:t xml:space="preserve">Independent Contractor</w:t>
+        <w:t xml:space="preserve">Universidad Michoacana de San Nicolás de Hidalgo</w:t>
       </w:r>
       <w:r>
         <w:tab/>
       </w:r>
       <w:r>
-        <w:t xml:space="preserve">Jan 2026 – Present</w:t>
+        <w:t xml:space="preserve">Sep 2011</w:t>
       </w:r>
     </w:p>
     <w:p>
@@ -195,22 +364,103 @@
           <w:i/>
           <w:iCs/>
         </w:rPr>
+        <w:t xml:space="preserve">M.Sc. in Physics</w:t>
+      </w:r>
+    </w:p>
+    <w:p>
+      <w:pPr>
+        <w:pStyle w:val="EntryGap"/>
+        <w:spacing w:after="0"/>
+      </w:pPr>
+    </w:p>
+    <w:p>
+      <w:pPr>
+        <w:keepNext/>
+        <w:tabs>
+          <w:tab w:val="right" w:pos="10512"/>
+        </w:tabs>
+        <w:spacing w:after="0"/>
+      </w:pPr>
+      <w:r>
+        <w:rPr>
+          <w:b/>
+          <w:bCs/>
+        </w:rPr>
+        <w:t xml:space="preserve">Universidad Autónoma del Estado de México</w:t>
+      </w:r>
+      <w:r>
+        <w:tab/>
+      </w:r>
+      <w:r>
+        <w:t xml:space="preserve">Dec 2008</w:t>
+      </w:r>
+    </w:p>
+    <w:p>
+      <w:pPr>
+        <w:keepNext/>
+        <w:tabs>
+          <w:tab w:val="right" w:pos="10512"/>
+        </w:tabs>
+        <w:spacing w:after="0"/>
+      </w:pPr>
+      <w:r>
+        <w:rPr>
+          <w:i/>
+          <w:iCs/>
+        </w:rPr>
+        <w:t xml:space="preserve">B.Sc. in Physics</w:t>
+      </w:r>
+    </w:p>
+    <w:p>
+      <w:pPr>
+        <w:pStyle w:val="EntryGap"/>
+        <w:spacing w:after="0"/>
+      </w:pPr>
+    </w:p>
+    <w:p>
+      <w:pPr>
+        <w:pStyle w:val="Heading1"/>
+      </w:pPr>
+      <w:r>
+        <w:t xml:space="preserve">Experience</w:t>
+      </w:r>
+    </w:p>
+    <w:p>
+      <w:pPr>
+        <w:keepNext/>
+        <w:tabs>
+          <w:tab w:val="right" w:pos="10512"/>
+        </w:tabs>
+        <w:spacing w:after="0"/>
+      </w:pPr>
+      <w:r>
+        <w:rPr>
+          <w:b/>
+          <w:bCs/>
+        </w:rPr>
+        <w:t xml:space="preserve">Independent Contractor</w:t>
+      </w:r>
+      <w:r>
+        <w:tab/>
+      </w:r>
+      <w:r>
+        <w:t xml:space="preserve">Jan 2026 – Present</w:t>
+      </w:r>
+    </w:p>
+    <w:p>
+      <w:pPr>
+        <w:keepNext/>
+        <w:tabs>
+          <w:tab w:val="right" w:pos="10512"/>
+        </w:tabs>
+        <w:spacing w:after="0"/>
+      </w:pPr>
+      <w:r>
+        <w:rPr>
+          <w:i/>
+          <w:iCs/>
+        </w:rPr>
         <w:t xml:space="preserve">Mercor</w:t>
-      </w:r>
-      <w:r>
-        <w:tab/>
-      </w:r>
-      <w:r>
-        <w:t xml:space="preserve">Remote</w:t>
-      </w:r>
-    </w:p>
-    <w:p>
-      <w:pPr>
-        <w:keepNext/>
-        <w:spacing w:after="20"/>
-      </w:pPr>
-      <w:r>
-        <w:t xml:space="preserve">Physics subject-matter expert evaluating frontier language models for a leading AI lab.</w:t>
       </w:r>
     </w:p>
     <w:p>
@@ -223,7 +473,7 @@
         <w:spacing w:after="10"/>
       </w:pPr>
       <w:r>
-        <w:t xml:space="preserve">Reviewed 50+ expert-level problems in physics, hydrodynamics, astrophysics, and cosmology; wrote original prompts that stumped frontier models.</w:t>
+        <w:t xml:space="preserve">Evaluate physics reasoning in AI model outputs for technical accuracy, identifying failure modes and providing structured feedback.</w:t>
       </w:r>
     </w:p>
     <w:p>
@@ -245,13 +495,13 @@
           <w:b/>
           <w:bCs/>
         </w:rPr>
-        <w:t xml:space="preserve">Spatial Data Scientist</w:t>
+        <w:t xml:space="preserve">Postdoctoral Research Fellow</w:t>
       </w:r>
       <w:r>
         <w:tab/>
       </w:r>
       <w:r>
-        <w:t xml:space="preserve">May 2025 – Jan 2026</w:t>
+        <w:t xml:space="preserve">Oct 2018 – Nov 2020</w:t>
       </w:r>
     </w:p>
     <w:p>
@@ -267,22 +517,7 @@
           <w:i/>
           <w:iCs/>
         </w:rPr>
-        <w:t xml:space="preserve">TealWaters</w:t>
-      </w:r>
-      <w:r>
-        <w:tab/>
-      </w:r>
-      <w:r>
-        <w:t xml:space="preserve">Seattle, WA</w:t>
-      </w:r>
-    </w:p>
-    <w:p>
-      <w:pPr>
-        <w:keepNext/>
-        <w:spacing w:after="20"/>
-      </w:pPr>
-      <w:r>
-        <w:t xml:space="preserve">Built geospatial ML pipelines and optimized terrain-analysis code for wetland mapping.</w:t>
+        <w:t xml:space="preserve">Purdue University</w:t>
       </w:r>
     </w:p>
     <w:p>
@@ -295,7 +530,7 @@
         <w:spacing w:after="10"/>
       </w:pPr>
       <w:r>
-        <w:t xml:space="preserve">Optimized the terrain-modeling code that computes elevation derivatives from 1 m, 3 m, and 10 m DEMs over 20 tiles, improving its computational performance.</w:t>
+        <w:t xml:space="preserve">Obtained and led a NASA-funded grant studying radiation from active galaxies.</w:t>
       </w:r>
     </w:p>
     <w:p>
@@ -308,66 +543,7 @@
         <w:spacing w:after="10"/>
       </w:pPr>
       <w:r>
-        <w:t xml:space="preserve">Mapped wetland probability across the 2,160 km² Skykomish watershed with the Wetland Intrinsic Potential (WIP) random-forest model, reaching &gt;75% accuracy.</w:t>
-      </w:r>
-    </w:p>
-    <w:p>
-      <w:pPr>
-        <w:pStyle w:val="EntryGap"/>
-        <w:spacing w:after="0"/>
-      </w:pPr>
-    </w:p>
-    <w:p>
-      <w:pPr>
-        <w:keepNext/>
-        <w:tabs>
-          <w:tab w:val="right" w:pos="10512"/>
-        </w:tabs>
-        <w:spacing w:after="0"/>
-      </w:pPr>
-      <w:r>
-        <w:rPr>
-          <w:b/>
-          <w:bCs/>
-        </w:rPr>
-        <w:t xml:space="preserve">Independent Researcher &amp; Open-Source Developer</w:t>
-      </w:r>
-      <w:r>
-        <w:tab/>
-      </w:r>
-      <w:r>
-        <w:t xml:space="preserve">Jan 2024 – May 2025</w:t>
-      </w:r>
-    </w:p>
-    <w:p>
-      <w:pPr>
-        <w:keepNext/>
-        <w:tabs>
-          <w:tab w:val="right" w:pos="10512"/>
-        </w:tabs>
-        <w:spacing w:after="0"/>
-      </w:pPr>
-      <w:r>
-        <w:rPr>
-          <w:i/>
-          <w:iCs/>
-        </w:rPr>
-        <w:t xml:space="preserve">Self-directed</w:t>
-      </w:r>
-      <w:r>
-        <w:tab/>
-      </w:r>
-      <w:r>
-        <w:t xml:space="preserve">Seattle, WA</w:t>
-      </w:r>
-    </w:p>
-    <w:p>
-      <w:pPr>
-        <w:keepNext/>
-        <w:spacing w:after="20"/>
-      </w:pPr>
-      <w:r>
-        <w:t xml:space="preserve">Continued simulation research and open-source development between industry roles.</w:t>
+        <w:t xml:space="preserve">Mentored three graduate researchers; two are now postdoctoral researchers.</w:t>
       </w:r>
     </w:p>
     <w:p>
@@ -380,7 +556,51 @@
         <w:spacing w:after="10"/>
       </w:pPr>
       <w:r>
-        <w:t xml:space="preserve">Co-developed Tleco, a Rust/Python toolkit that models radiation from relativistic outflows by solving the Fokker–Planck equation coupled to radiative transfer; published in ApJ (2024).</w:t>
+        <w:t xml:space="preserve">Published 3 peer-reviewed papers.</w:t>
+      </w:r>
+    </w:p>
+    <w:p>
+      <w:pPr>
+        <w:pStyle w:val="EntryGap"/>
+        <w:spacing w:after="0"/>
+      </w:pPr>
+    </w:p>
+    <w:p>
+      <w:pPr>
+        <w:keepNext/>
+        <w:tabs>
+          <w:tab w:val="right" w:pos="10512"/>
+        </w:tabs>
+        <w:spacing w:after="0"/>
+      </w:pPr>
+      <w:r>
+        <w:rPr>
+          <w:b/>
+          <w:bCs/>
+        </w:rPr>
+        <w:t xml:space="preserve">Postdoctoral Research Associate</w:t>
+      </w:r>
+      <w:r>
+        <w:tab/>
+      </w:r>
+      <w:r>
+        <w:t xml:space="preserve">Feb 2021 – Apr 2022</w:t>
+      </w:r>
+    </w:p>
+    <w:p>
+      <w:pPr>
+        <w:keepNext/>
+        <w:tabs>
+          <w:tab w:val="right" w:pos="10512"/>
+        </w:tabs>
+        <w:spacing w:after="0"/>
+      </w:pPr>
+      <w:r>
+        <w:rPr>
+          <w:i/>
+          <w:iCs/>
+        </w:rPr>
+        <w:t xml:space="preserve">Rochester Institute of Technology</w:t>
       </w:r>
     </w:p>
     <w:p>
@@ -393,66 +613,7 @@
         <w:spacing w:after="10"/>
       </w:pPr>
       <w:r>
-        <w:t xml:space="preserve">Developing WindsOfChange with the UW Forest Mycobiome Lab: a C++/R library that simulates wind-driven spore dispersal over forested, hilly terrain, parallelized with RcppParallel and OpenMP.</w:t>
-      </w:r>
-    </w:p>
-    <w:p>
-      <w:pPr>
-        <w:pStyle w:val="EntryGap"/>
-        <w:spacing w:after="0"/>
-      </w:pPr>
-    </w:p>
-    <w:p>
-      <w:pPr>
-        <w:keepNext/>
-        <w:tabs>
-          <w:tab w:val="right" w:pos="10512"/>
-        </w:tabs>
-        <w:spacing w:after="0"/>
-      </w:pPr>
-      <w:r>
-        <w:rPr>
-          <w:b/>
-          <w:bCs/>
-        </w:rPr>
-        <w:t xml:space="preserve">Software Engineer</w:t>
-      </w:r>
-      <w:r>
-        <w:tab/>
-      </w:r>
-      <w:r>
-        <w:t xml:space="preserve">Apr 2022 – Jan 2024</w:t>
-      </w:r>
-    </w:p>
-    <w:p>
-      <w:pPr>
-        <w:keepNext/>
-        <w:tabs>
-          <w:tab w:val="right" w:pos="10512"/>
-        </w:tabs>
-        <w:spacing w:after="0"/>
-      </w:pPr>
-      <w:r>
-        <w:rPr>
-          <w:i/>
-          <w:iCs/>
-        </w:rPr>
-        <w:t xml:space="preserve">Paychex</w:t>
-      </w:r>
-      <w:r>
-        <w:tab/>
-      </w:r>
-      <w:r>
-        <w:t xml:space="preserve">Remote</w:t>
-      </w:r>
-    </w:p>
-    <w:p>
-      <w:pPr>
-        <w:keepNext/>
-        <w:spacing w:after="20"/>
-      </w:pPr>
-      <w:r>
-        <w:t xml:space="preserve">Built and tested data-integration services between enterprise systems and Oracle E-Business Suite.</w:t>
+        <w:t xml:space="preserve">Led an NSF-sponsored project upgrading a high-performance simulation code for modeling black hole binaries.</w:t>
       </w:r>
     </w:p>
     <w:p>
@@ -465,7 +626,7 @@
         <w:spacing w:after="10"/>
       </w:pPr>
       <w:r>
-        <w:t xml:space="preserve">Developed and tested production data-pipeline software (Java, Python, SQL) with CI/CD.</w:t>
+        <w:t xml:space="preserve">Collaborated on a multi-institutional study of binary neutron star mergers, resulting in 2 publications.</w:t>
       </w:r>
     </w:p>
     <w:p>
@@ -487,13 +648,13 @@
           <w:b/>
           <w:bCs/>
         </w:rPr>
-        <w:t xml:space="preserve">Postdoctoral Research Associate</w:t>
+        <w:t xml:space="preserve">Postdoctoral Research Fellow</w:t>
       </w:r>
       <w:r>
         <w:tab/>
       </w:r>
       <w:r>
-        <w:t xml:space="preserve">Feb 2021 – Apr 2022</w:t>
+        <w:t xml:space="preserve">Jan – Sep 2018</w:t>
       </w:r>
     </w:p>
     <w:p>
@@ -509,22 +670,7 @@
           <w:i/>
           <w:iCs/>
         </w:rPr>
-        <w:t xml:space="preserve">Rochester Institute of Technology</w:t>
-      </w:r>
-      <w:r>
-        <w:tab/>
-      </w:r>
-      <w:r>
-        <w:t xml:space="preserve">Rochester, NY</w:t>
-      </w:r>
-    </w:p>
-    <w:p>
-      <w:pPr>
-        <w:keepNext/>
-        <w:spacing w:after="20"/>
-      </w:pPr>
-      <w:r>
-        <w:t xml:space="preserve">HPC simulations of supermassive black-hole binaries in an NSF-funded project.</w:t>
+        <w:t xml:space="preserve">Universidad Michoacana de San Nicolás de Hidalgo</w:t>
       </w:r>
     </w:p>
     <w:p>
@@ -537,7 +683,7 @@
         <w:spacing w:after="10"/>
       </w:pPr>
       <w:r>
-        <w:t xml:space="preserve">Led a 7-person team upgrading PatchworkMHD, a C code for magnetohydrodynamic simulations of supermassive black-hole binaries.</w:t>
+        <w:t xml:space="preserve">Developed a Python pipeline to process black hole simulation outputs from the GRTrans numerical code, generating SVM training data for radio image prediction.</w:t>
       </w:r>
     </w:p>
     <w:p>
@@ -550,46 +696,7 @@
         <w:spacing w:after="10"/>
       </w:pPr>
       <w:r>
-        <w:t xml:space="preserve">Added black-hole spin to the simulations with under 5% runtime overhead.</w:t>
-      </w:r>
-    </w:p>
-    <w:p>
-      <w:pPr>
-        <w:pStyle w:val="ListParagraph"/>
-        <w:numPr>
-          <w:ilvl w:val="0"/>
-          <w:numId w:val="2"/>
-        </w:numPr>
-        <w:spacing w:after="10"/>
-      </w:pPr>
-      <w:r>
-        <w:t xml:space="preserve">Benchmarked new features on TACC's Frontera supercomputer (about 10,000 node-hours) to find performance bottlenecks.</w:t>
-      </w:r>
-    </w:p>
-    <w:p>
-      <w:pPr>
-        <w:pStyle w:val="ListParagraph"/>
-        <w:numPr>
-          <w:ilvl w:val="0"/>
-          <w:numId w:val="2"/>
-        </w:numPr>
-        <w:spacing w:after="10"/>
-      </w:pPr>
-      <w:r>
-        <w:t xml:space="preserve">Calibrated Paramo against Fermi-LAT spectra with gradient-based optimization; supervised a graduate student on the same problem.</w:t>
-      </w:r>
-    </w:p>
-    <w:p>
-      <w:pPr>
-        <w:pStyle w:val="ListParagraph"/>
-        <w:numPr>
-          <w:ilvl w:val="0"/>
-          <w:numId w:val="2"/>
-        </w:numPr>
-        <w:spacing w:after="10"/>
-      </w:pPr>
-      <w:r>
-        <w:t xml:space="preserve">Co-authored 2 papers from a multi-institution study of binary neutron-star mergers.</w:t>
+        <w:t xml:space="preserve">Built open-source data analysis and visualization tools in Python for radiative transfer phenomena in relativistic astrophysics scenarios.</w:t>
       </w:r>
     </w:p>
     <w:p>
@@ -600,660 +707,69 @@
     </w:p>
     <w:p>
       <w:pPr>
-        <w:keepNext/>
-        <w:tabs>
-          <w:tab w:val="right" w:pos="10512"/>
-        </w:tabs>
-        <w:spacing w:after="0"/>
+        <w:pStyle w:val="Heading1"/>
+      </w:pPr>
+      <w:r>
+        <w:t xml:space="preserve">Skills</w:t>
+      </w:r>
+    </w:p>
+    <w:p>
+      <w:pPr>
+        <w:spacing w:after="20"/>
       </w:pPr>
       <w:r>
         <w:rPr>
           <w:b/>
           <w:bCs/>
         </w:rPr>
-        <w:t xml:space="preserve">Postdoctoral Research Fellow</w:t>
-      </w:r>
-      <w:r>
-        <w:tab/>
-      </w:r>
-      <w:r>
-        <w:t xml:space="preserve">Oct 2018 – Nov 2020</w:t>
-      </w:r>
-    </w:p>
-    <w:p>
-      <w:pPr>
-        <w:keepNext/>
-        <w:tabs>
-          <w:tab w:val="right" w:pos="10512"/>
-        </w:tabs>
-        <w:spacing w:after="0"/>
-      </w:pPr>
-      <w:r>
-        <w:rPr>
-          <w:i/>
-          <w:iCs/>
-        </w:rPr>
-        <w:t xml:space="preserve">Purdue University</w:t>
-      </w:r>
-      <w:r>
-        <w:tab/>
-      </w:r>
-      <w:r>
-        <w:t xml:space="preserve">West Lafayette, IN</w:t>
-      </w:r>
-    </w:p>
-    <w:p>
-      <w:pPr>
-        <w:keepNext/>
+        <w:t xml:space="preserve">Physics: </w:t>
+      </w:r>
+      <w:r>
+        <w:t xml:space="preserve">Mechanics, electromagnetism, thermodynamics, relativity, statistical physics, astrophysics</w:t>
+      </w:r>
+    </w:p>
+    <w:p>
+      <w:pPr>
         <w:spacing w:after="20"/>
-      </w:pPr>
-      <w:r>
-        <w:t xml:space="preserve">Radiative-transfer modeling of relativistic jets (blazars and gamma-ray burst afterglows).</w:t>
-      </w:r>
-    </w:p>
-    <w:p>
-      <w:pPr>
-        <w:pStyle w:val="ListParagraph"/>
-        <w:numPr>
-          <w:ilvl w:val="0"/>
-          <w:numId w:val="2"/>
-        </w:numPr>
-        <w:spacing w:after="10"/>
-      </w:pPr>
-      <w:r>
-        <w:t xml:space="preserve">Architected Paramo, an open-source Fortran 95 Fokker–Planck and radiative-transfer library; parallelized and optimized it with OpenMP to run about 20× faster than serial on 5 cores.</w:t>
-      </w:r>
-    </w:p>
-    <w:p>
-      <w:pPr>
-        <w:pStyle w:val="ListParagraph"/>
-        <w:numPr>
-          <w:ilvl w:val="0"/>
-          <w:numId w:val="2"/>
-        </w:numPr>
-        <w:spacing w:after="10"/>
-      </w:pPr>
-      <w:r>
-        <w:t xml:space="preserve">Paramo has been adopted by other research groups, including in Combi &amp; Siegel (2023).</w:t>
-      </w:r>
-    </w:p>
-    <w:p>
-      <w:pPr>
-        <w:pStyle w:val="ListParagraph"/>
-        <w:numPr>
-          <w:ilvl w:val="0"/>
-          <w:numId w:val="2"/>
-        </w:numPr>
-        <w:spacing w:after="10"/>
-      </w:pPr>
-      <w:r>
-        <w:t xml:space="preserve">Co-I on two NASA Fermi Guest Investigator proposals; one was funded ($68K) to model blazar radiation.</w:t>
-      </w:r>
-    </w:p>
-    <w:p>
-      <w:pPr>
-        <w:pStyle w:val="ListParagraph"/>
-        <w:numPr>
-          <w:ilvl w:val="0"/>
-          <w:numId w:val="2"/>
-        </w:numPr>
-        <w:spacing w:after="10"/>
-      </w:pPr>
-      <w:r>
-        <w:t xml:space="preserve">Mentored 3 graduate students, co-authoring papers with each.</w:t>
-      </w:r>
-    </w:p>
-    <w:p>
-      <w:pPr>
-        <w:pStyle w:val="EntryGap"/>
-        <w:spacing w:after="0"/>
-      </w:pPr>
-    </w:p>
-    <w:p>
-      <w:pPr>
-        <w:keepNext/>
-        <w:tabs>
-          <w:tab w:val="right" w:pos="10512"/>
-        </w:tabs>
-        <w:spacing w:after="0"/>
       </w:pPr>
       <w:r>
         <w:rPr>
           <w:b/>
           <w:bCs/>
         </w:rPr>
-        <w:t xml:space="preserve">Postdoctoral Research Fellow</w:t>
-      </w:r>
-      <w:r>
-        <w:tab/>
-      </w:r>
-      <w:r>
-        <w:t xml:space="preserve">Jan 2018 – Sep 2018</w:t>
-      </w:r>
-    </w:p>
-    <w:p>
-      <w:pPr>
-        <w:keepNext/>
-        <w:tabs>
-          <w:tab w:val="right" w:pos="10512"/>
-        </w:tabs>
-        <w:spacing w:after="0"/>
-      </w:pPr>
-      <w:r>
-        <w:rPr>
-          <w:i/>
-          <w:iCs/>
-        </w:rPr>
-        <w:t xml:space="preserve">Universidad Michoacana de San Nicolás de Hidalgo</w:t>
-      </w:r>
-      <w:r>
-        <w:tab/>
-      </w:r>
-      <w:r>
-        <w:t xml:space="preserve">Morelia, Mexico</w:t>
-      </w:r>
-    </w:p>
-    <w:p>
-      <w:pPr>
-        <w:pStyle w:val="ListParagraph"/>
-        <w:numPr>
-          <w:ilvl w:val="0"/>
-          <w:numId w:val="2"/>
-        </w:numPr>
-        <w:spacing w:after="10"/>
-      </w:pPr>
-      <w:r>
-        <w:t xml:space="preserve">Studied how magnetization of shocked plasma shapes the radiation spectra of relativistic internal shocks, using the C-SPEV simulation code.</w:t>
-      </w:r>
-    </w:p>
-    <w:p>
-      <w:pPr>
-        <w:pStyle w:val="EntryGap"/>
-        <w:spacing w:after="0"/>
-      </w:pPr>
-    </w:p>
-    <w:p>
-      <w:pPr>
-        <w:keepNext/>
-        <w:tabs>
-          <w:tab w:val="right" w:pos="10512"/>
-        </w:tabs>
-        <w:spacing w:after="0"/>
+        <w:t xml:space="preserve">Computing: </w:t>
+      </w:r>
+      <w:r>
+        <w:t xml:space="preserve">Python, Fortran, C/C++, high-performance/parallel computing</w:t>
+      </w:r>
+    </w:p>
+    <w:p>
+      <w:pPr>
+        <w:spacing w:after="20"/>
       </w:pPr>
       <w:r>
         <w:rPr>
           <w:b/>
           <w:bCs/>
         </w:rPr>
-        <w:t xml:space="preserve">Graduate Research Assistant</w:t>
-      </w:r>
-      <w:r>
-        <w:tab/>
-      </w:r>
-      <w:r>
-        <w:t xml:space="preserve">Oct 2011 – Jul 2017</w:t>
-      </w:r>
-    </w:p>
-    <w:p>
-      <w:pPr>
-        <w:keepNext/>
-        <w:tabs>
-          <w:tab w:val="right" w:pos="10512"/>
-        </w:tabs>
-        <w:spacing w:after="0"/>
-      </w:pPr>
-      <w:r>
-        <w:rPr>
-          <w:i/>
-          <w:iCs/>
-        </w:rPr>
-        <w:t xml:space="preserve">Universitat de València</w:t>
-      </w:r>
-      <w:r>
-        <w:tab/>
-      </w:r>
-      <w:r>
-        <w:t xml:space="preserve">Valencia, Spain</w:t>
-      </w:r>
-    </w:p>
-    <w:p>
-      <w:pPr>
-        <w:pStyle w:val="ListParagraph"/>
-        <w:numPr>
-          <w:ilvl w:val="0"/>
-          <w:numId w:val="2"/>
-        </w:numPr>
-        <w:spacing w:after="10"/>
-      </w:pPr>
-      <w:r>
-        <w:t xml:space="preserve">Automated runs of the C-SPEV radiative-transfer code with Shell and Python pipelines: 10–60 simulations per project and tens of GB of HDF5 output.</w:t>
-      </w:r>
-    </w:p>
-    <w:p>
-      <w:pPr>
-        <w:pStyle w:val="ListParagraph"/>
-        <w:numPr>
-          <w:ilvl w:val="0"/>
-          <w:numId w:val="2"/>
-        </w:numPr>
-        <w:spacing w:after="10"/>
-      </w:pPr>
-      <w:r>
-        <w:t xml:space="preserve">Extended C-SPEV to compute discrete and continuous spectra from particle distributions of arbitrary shape.</w:t>
-      </w:r>
-    </w:p>
-    <w:p>
-      <w:pPr>
-        <w:pStyle w:val="ListParagraph"/>
-        <w:numPr>
-          <w:ilvl w:val="0"/>
-          <w:numId w:val="2"/>
-        </w:numPr>
-        <w:spacing w:after="10"/>
-      </w:pPr>
-      <w:r>
-        <w:t xml:space="preserve">Published 2 first-author papers in MNRAS.</w:t>
-      </w:r>
-    </w:p>
-    <w:p>
-      <w:pPr>
-        <w:pStyle w:val="EntryGap"/>
-        <w:spacing w:after="0"/>
-      </w:pPr>
+        <w:t xml:space="preserve">Languages: </w:t>
+      </w:r>
+      <w:r>
+        <w:t xml:space="preserve">English (fluent), Spanish (native), Nahuatl (basic)</w:t>
+      </w:r>
     </w:p>
     <w:p>
       <w:pPr>
         <w:pStyle w:val="Heading1"/>
       </w:pPr>
       <w:r>
-        <w:t xml:space="preserve">Projects</w:t>
-      </w:r>
-    </w:p>
-    <w:p>
-      <w:pPr>
-        <w:keepNext/>
-        <w:tabs>
-          <w:tab w:val="right" w:pos="10512"/>
-        </w:tabs>
-        <w:spacing w:after="0"/>
-      </w:pPr>
-      <w:r>
-        <w:rPr>
-          <w:b/>
-          <w:bCs/>
-        </w:rPr>
-        <w:t xml:space="preserve">Blazar Population ML</w:t>
-      </w:r>
-      <w:r>
-        <w:tab/>
-      </w:r>
-      <w:r>
-        <w:t xml:space="preserve">Jan 2026 – Present</w:t>
-      </w:r>
-    </w:p>
-    <w:p>
-      <w:pPr>
-        <w:keepNext/>
-        <w:tabs>
-          <w:tab w:val="right" w:pos="10512"/>
-        </w:tabs>
-        <w:spacing w:after="0"/>
-      </w:pPr>
-      <w:r>
-        <w:rPr>
-          <w:i/>
-          <w:iCs/>
-        </w:rPr>
-        <w:t xml:space="preserve">Scientific ML (Python, scikit-learn, PyTorch)</w:t>
-      </w:r>
-      <w:r>
-        <w:tab/>
-      </w:r>
-      <w:hyperlink w:history="1" r:id="rIdoxsk-wvuu6flrwiajoupy">
-        <w:r>
-          <w:t xml:space="preserve">github.com/altjerue/ilwikak-ml</w:t>
-        </w:r>
-      </w:hyperlink>
-    </w:p>
-    <w:p>
-      <w:pPr>
-        <w:pStyle w:val="ListParagraph"/>
-        <w:numPr>
-          <w:ilvl w:val="0"/>
-          <w:numId w:val="2"/>
-        </w:numPr>
-        <w:spacing w:after="10"/>
-      </w:pPr>
-      <w:r>
-        <w:t xml:space="preserve">Applying classical ML and Bayesian inference to the Fermi-LAT 4LAC-DR3 catalog (3,407 sources) to recover physical jet parameters from multi-wavelength data.</w:t>
-      </w:r>
-    </w:p>
-    <w:p>
-      <w:pPr>
-        <w:pStyle w:val="ListParagraph"/>
-        <w:numPr>
-          <w:ilvl w:val="0"/>
-          <w:numId w:val="2"/>
-        </w:numPr>
-        <w:spacing w:after="10"/>
-      </w:pPr>
-      <w:r>
-        <w:t xml:space="preserve">Building a neural network that maps physical jet parameters to observable spectral energy distributions accurately enough to compare with Tleco results.</w:t>
-      </w:r>
-    </w:p>
-    <w:p>
-      <w:pPr>
-        <w:pStyle w:val="ListParagraph"/>
-        <w:numPr>
-          <w:ilvl w:val="0"/>
-          <w:numId w:val="2"/>
-        </w:numPr>
-        <w:spacing w:after="10"/>
-      </w:pPr>
-      <w:r>
-        <w:t xml:space="preserve">Forecasting blazar gamma-ray flares with a time-series foundation model fine-tuned on Tleco-generated synthetic light curves.</w:t>
-      </w:r>
-    </w:p>
-    <w:p>
-      <w:pPr>
-        <w:pStyle w:val="EntryGap"/>
-        <w:spacing w:after="0"/>
-      </w:pPr>
-    </w:p>
-    <w:p>
-      <w:pPr>
-        <w:pStyle w:val="Heading1"/>
-      </w:pPr>
-      <w:r>
-        <w:t xml:space="preserve">Selected Publications (9 peer-reviewed articles, 3 first-author)</w:t>
-      </w:r>
-    </w:p>
-    <w:p>
-      <w:pPr>
-        <w:pStyle w:val="ListParagraph"/>
-        <w:numPr>
-          <w:ilvl w:val="0"/>
-          <w:numId w:val="2"/>
-        </w:numPr>
-        <w:spacing w:after="10"/>
-      </w:pPr>
-      <w:r>
-        <w:t xml:space="preserve">Davis, Z., </w:t>
-      </w:r>
-      <w:r>
-        <w:rPr>
-          <w:b/>
-          <w:bCs/>
-        </w:rPr>
-        <w:t xml:space="preserve">Rueda-Becerril, J. M.</w:t>
-      </w:r>
-      <w:r>
-        <w:t xml:space="preserve">, &amp; Giannios, D. </w:t>
-      </w:r>
-      <w:r>
-        <w:rPr>
-          <w:i/>
-          <w:iCs/>
-        </w:rPr>
-        <w:t xml:space="preserve">Tleco: A Toolkit for Modeling Radiative Signatures from Relativistic Outflows</w:t>
-      </w:r>
-      <w:r>
-        <w:t xml:space="preserve">, </w:t>
-      </w:r>
-      <w:hyperlink w:history="1" r:id="rId3olreachplmuqekirdo9_">
-        <w:r>
-          <w:t xml:space="preserve">ApJ 976, 182 (2024)</w:t>
-        </w:r>
-      </w:hyperlink>
-      <w:r>
-        <w:t xml:space="preserve">, </w:t>
-      </w:r>
-      <w:hyperlink w:history="1" r:id="rIdn8ez0r7lgzrdwdi5j4id5">
-        <w:r>
-          <w:t xml:space="preserve">arXiv:2405.17581</w:t>
-        </w:r>
-      </w:hyperlink>
-      <w:r>
-        <w:t xml:space="preserve">.</w:t>
-      </w:r>
-    </w:p>
-    <w:p>
-      <w:pPr>
-        <w:pStyle w:val="ListParagraph"/>
-        <w:numPr>
-          <w:ilvl w:val="0"/>
-          <w:numId w:val="2"/>
-        </w:numPr>
-        <w:spacing w:after="10"/>
-      </w:pPr>
-      <w:r>
-        <w:rPr>
-          <w:b/>
-          <w:bCs/>
-        </w:rPr>
-        <w:t xml:space="preserve">Rueda-Becerril, J. M.</w:t>
-      </w:r>
-      <w:r>
-        <w:t xml:space="preserve">, Harrison, A. O., &amp; Giannios, D. </w:t>
-      </w:r>
-      <w:r>
-        <w:rPr>
-          <w:i/>
-          <w:iCs/>
-        </w:rPr>
-        <w:t xml:space="preserve">Blazar jets launched with similar energy per baryon, independently of their power</w:t>
-      </w:r>
-      <w:r>
-        <w:t xml:space="preserve">, </w:t>
-      </w:r>
-      <w:hyperlink w:history="1" r:id="rIdjq0w3776acgaw7_ty-dzi">
-        <w:r>
-          <w:t xml:space="preserve">MNRAS 501, 4092–4102 (2021)</w:t>
-        </w:r>
-      </w:hyperlink>
-      <w:r>
-        <w:t xml:space="preserve">, </w:t>
-      </w:r>
-      <w:hyperlink w:history="1" r:id="rIde8nwnikx_myvakpgnaone">
-        <w:r>
-          <w:t xml:space="preserve">arXiv:2009.02273</w:t>
-        </w:r>
-      </w:hyperlink>
-      <w:r>
-        <w:t xml:space="preserve">.</w:t>
-      </w:r>
-    </w:p>
-    <w:p>
-      <w:pPr>
-        <w:pStyle w:val="ListParagraph"/>
-        <w:numPr>
-          <w:ilvl w:val="0"/>
-          <w:numId w:val="2"/>
-        </w:numPr>
-        <w:spacing w:after="10"/>
-      </w:pPr>
-      <w:r>
-        <w:rPr>
-          <w:b/>
-          <w:bCs/>
-        </w:rPr>
-        <w:t xml:space="preserve">Rueda-Becerril, J. M.</w:t>
-      </w:r>
-      <w:r>
-        <w:t xml:space="preserve">, Mimica, P., &amp; Aloy, M. A. </w:t>
-      </w:r>
-      <w:r>
-        <w:rPr>
-          <w:i/>
-          <w:iCs/>
-        </w:rPr>
-        <w:t xml:space="preserve">On the influence of a hybrid thermal–non-thermal distribution in the internal shocks model for blazars</w:t>
-      </w:r>
-      <w:r>
-        <w:t xml:space="preserve">, </w:t>
-      </w:r>
-      <w:hyperlink w:history="1" r:id="rIdbvvbaqspk6qnrgw9tsctz">
-        <w:r>
-          <w:t xml:space="preserve">MNRAS 468, 1169–1182 (2017)</w:t>
-        </w:r>
-      </w:hyperlink>
-      <w:r>
-        <w:t xml:space="preserve">, </w:t>
-      </w:r>
-      <w:hyperlink w:history="1" r:id="rId-s-n9xc-bfzcfp4avokd9">
-        <w:r>
-          <w:t xml:space="preserve">arXiv:1612.06383</w:t>
-        </w:r>
-      </w:hyperlink>
-      <w:r>
-        <w:t xml:space="preserve">.</w:t>
-      </w:r>
-    </w:p>
-    <w:p>
-      <w:pPr>
-        <w:pStyle w:val="Heading1"/>
-      </w:pPr>
-      <w:r>
-        <w:t xml:space="preserve">Education</w:t>
-      </w:r>
-    </w:p>
-    <w:p>
-      <w:pPr>
-        <w:keepNext/>
-        <w:tabs>
-          <w:tab w:val="right" w:pos="10512"/>
-        </w:tabs>
-        <w:spacing w:after="0"/>
-      </w:pPr>
-      <w:r>
-        <w:rPr>
-          <w:b/>
-          <w:bCs/>
-        </w:rPr>
-        <w:t xml:space="preserve">Universitat de València</w:t>
-      </w:r>
-      <w:r>
-        <w:tab/>
-      </w:r>
-      <w:r>
-        <w:t xml:space="preserve">Valencia, Spain</w:t>
-      </w:r>
-    </w:p>
-    <w:p>
-      <w:pPr>
-        <w:keepNext/>
-        <w:tabs>
-          <w:tab w:val="right" w:pos="10512"/>
-        </w:tabs>
-        <w:spacing w:after="0"/>
-      </w:pPr>
-      <w:r>
-        <w:rPr>
-          <w:i/>
-          <w:iCs/>
-        </w:rPr>
-        <w:t xml:space="preserve">Ph.D. in Physics, Excellent Cum Laude</w:t>
-      </w:r>
-      <w:r>
-        <w:tab/>
-      </w:r>
-      <w:r>
-        <w:t xml:space="preserve">2017</w:t>
-      </w:r>
-    </w:p>
-    <w:p>
-      <w:pPr>
-        <w:pStyle w:val="EntryGap"/>
-        <w:spacing w:after="0"/>
-      </w:pPr>
-    </w:p>
-    <w:p>
-      <w:pPr>
-        <w:keepNext/>
-        <w:tabs>
-          <w:tab w:val="right" w:pos="10512"/>
-        </w:tabs>
-        <w:spacing w:after="0"/>
-      </w:pPr>
-      <w:r>
-        <w:rPr>
-          <w:b/>
-          <w:bCs/>
-        </w:rPr>
-        <w:t xml:space="preserve">Universidad Michoacana de San Nicolás de Hidalgo</w:t>
-      </w:r>
-      <w:r>
-        <w:tab/>
-      </w:r>
-      <w:r>
-        <w:t xml:space="preserve">Morelia, Mexico</w:t>
-      </w:r>
-    </w:p>
-    <w:p>
-      <w:pPr>
-        <w:keepNext/>
-        <w:tabs>
-          <w:tab w:val="right" w:pos="10512"/>
-        </w:tabs>
-        <w:spacing w:after="0"/>
-      </w:pPr>
-      <w:r>
-        <w:rPr>
-          <w:i/>
-          <w:iCs/>
-        </w:rPr>
-        <w:t xml:space="preserve">M.Sc. in Physics</w:t>
-      </w:r>
-    </w:p>
-    <w:p>
-      <w:pPr>
-        <w:pStyle w:val="EntryGap"/>
-        <w:spacing w:after="0"/>
-      </w:pPr>
-    </w:p>
-    <w:p>
-      <w:pPr>
-        <w:keepNext/>
-        <w:tabs>
-          <w:tab w:val="right" w:pos="10512"/>
-        </w:tabs>
-        <w:spacing w:after="0"/>
-      </w:pPr>
-      <w:r>
-        <w:rPr>
-          <w:b/>
-          <w:bCs/>
-        </w:rPr>
-        <w:t xml:space="preserve">Universidad Autónoma del Estado de México</w:t>
-      </w:r>
-      <w:r>
-        <w:tab/>
-      </w:r>
-      <w:r>
-        <w:t xml:space="preserve">Toluca, Mexico</w:t>
-      </w:r>
-    </w:p>
-    <w:p>
-      <w:pPr>
-        <w:keepNext/>
-        <w:tabs>
-          <w:tab w:val="right" w:pos="10512"/>
-        </w:tabs>
-        <w:spacing w:after="0"/>
-      </w:pPr>
-      <w:r>
-        <w:rPr>
-          <w:i/>
-          <w:iCs/>
-        </w:rPr>
-        <w:t xml:space="preserve">B.Sc. in Physics</w:t>
-      </w:r>
-    </w:p>
-    <w:p>
-      <w:pPr>
-        <w:pStyle w:val="EntryGap"/>
-        <w:spacing w:after="0"/>
-      </w:pPr>
+        <w:t xml:space="preserve">Selected Publications (9 total, 3 first-author)</w:t>
+      </w:r>
+    </w:p>
+    <w:p>
+      <w:r>
+        <w:t xml:space="preserve">Full list available on request.</w:t>
+      </w:r>
     </w:p>
     <w:sectPr>
       <w:pgSz w:w="12240" w:h="15840" w:orient="portrait"/>

--- a/RuedaBecerrilJM-resume-plain.docx
+++ b/RuedaBecerrilJM-resume-plain.docx
@@ -28,7 +28,7 @@
       <w:r>
         <w:t xml:space="preserve">  |  </w:t>
       </w:r>
-      <w:hyperlink w:history="1" r:id="rIdm4dtusvy_dxes2oivkc6i">
+      <w:hyperlink w:history="1" r:id="rIdsvyycpkk9opghhxwq-adf">
         <w:r>
           <w:t xml:space="preserve">jm.ruebe@gmail.com</w:t>
         </w:r>
@@ -42,7 +42,7 @@
       <w:r>
         <w:t xml:space="preserve">  |  </w:t>
       </w:r>
-      <w:hyperlink w:history="1" r:id="rIdfmrb3mptponc6cwh8w6pu">
+      <w:hyperlink w:history="1" r:id="rId1_1rhn8d1aq5ppde7shmw">
         <w:r>
           <w:t xml:space="preserve">linkedin.com/in/jeruebe</w:t>
         </w:r>
@@ -50,7 +50,7 @@
       <w:r>
         <w:t xml:space="preserve">  |  </w:t>
       </w:r>
-      <w:hyperlink w:history="1" r:id="rIduvup1f2uep9mm3b5abf9s">
+      <w:hyperlink w:history="1" r:id="rId-_kizzjkbma6qwhss2erv">
         <w:r>
           <w:t xml:space="preserve">altjerue.github.io</w:t>
         </w:r>
@@ -509,7 +509,7 @@
         <w:spacing w:after="20"/>
       </w:pPr>
       <w:r>
-        <w:t xml:space="preserve">HPC simulations of supermassive black-hole binaries in an NSF-funded project.</w:t>
+        <w:t xml:space="preserve">HPC simulations of supermassive black hole binaries in an NSF-funded project.</w:t>
       </w:r>
     </w:p>
     <w:p>
@@ -868,7 +868,7 @@
       <w:r>
         <w:tab/>
       </w:r>
-      <w:hyperlink w:history="1" r:id="rIdfaq8wismvu98pg7gbg_e9">
+      <w:hyperlink w:history="1" r:id="rIdsuzny67qctgnkeonaev17">
         <w:r>
           <w:t xml:space="preserve">github.com/altjerue/ilwikak-ml</w:t>
         </w:r>
@@ -959,7 +959,7 @@
       <w:r>
         <w:t xml:space="preserve">, </w:t>
       </w:r>
-      <w:hyperlink w:history="1" r:id="rId5fuem0cpzmmdyyilygbtm">
+      <w:hyperlink w:history="1" r:id="rId1m9h6flfpcfraxubbu6re">
         <w:r>
           <w:t xml:space="preserve">ApJ 976, 182 (2024)</w:t>
         </w:r>
@@ -967,7 +967,7 @@
       <w:r>
         <w:t xml:space="preserve">, </w:t>
       </w:r>
-      <w:hyperlink w:history="1" r:id="rIdqobcecmuudnsexplcj6yc">
+      <w:hyperlink w:history="1" r:id="rId_rtax509mavqs_8o0sprq">
         <w:r>
           <w:t xml:space="preserve">arXiv:2405.17581</w:t>
         </w:r>
@@ -1005,7 +1005,7 @@
       <w:r>
         <w:t xml:space="preserve">, </w:t>
       </w:r>
-      <w:hyperlink w:history="1" r:id="rId2cmsqqfa8erusm0nzd8hd">
+      <w:hyperlink w:history="1" r:id="rIdc5g22jn-fhsqvqjd40mar">
         <w:r>
           <w:t xml:space="preserve">MNRAS 501, 4092–4102 (2021)</w:t>
         </w:r>
@@ -1013,7 +1013,7 @@
       <w:r>
         <w:t xml:space="preserve">, </w:t>
       </w:r>
-      <w:hyperlink w:history="1" r:id="rIdbun7-zilxz2e99znymp6u">
+      <w:hyperlink w:history="1" r:id="rIdc22w_dn0pi7fiy43ngkau">
         <w:r>
           <w:t xml:space="preserve">arXiv:2009.02273</w:t>
         </w:r>
@@ -1051,7 +1051,7 @@
       <w:r>
         <w:t xml:space="preserve">, </w:t>
       </w:r>
-      <w:hyperlink w:history="1" r:id="rIdcq5mrmzqmyo5qfh8ieckt">
+      <w:hyperlink w:history="1" r:id="rId6pleajdtb2g6pi-cyhh3j">
         <w:r>
           <w:t xml:space="preserve">MNRAS 468, 1169–1182 (2017)</w:t>
         </w:r>
@@ -1059,7 +1059,7 @@
       <w:r>
         <w:t xml:space="preserve">, </w:t>
       </w:r>
-      <w:hyperlink w:history="1" r:id="rId3sohyuap0m2a4pks4kayu">
+      <w:hyperlink w:history="1" r:id="rId8whmw2caidd77lxg70b4s">
         <w:r>
           <w:t xml:space="preserve">arXiv:1612.06383</w:t>
         </w:r>

--- a/RuedaBecerrilJM-resume-plain.docx
+++ b/RuedaBecerrilJM-resume-plain.docx
@@ -28,7 +28,7 @@
       <w:r>
         <w:t xml:space="preserve">  |  </w:t>
       </w:r>
-      <w:hyperlink w:history="1" r:id="rIdvsvme0fnn_brcdj-q6g7d">
+      <w:hyperlink w:history="1" r:id="rIdx4giv8tp-aw3t-0brbx6o">
         <w:r>
           <w:t xml:space="preserve">jm.ruebe@gmail.com</w:t>
         </w:r>
@@ -42,7 +42,7 @@
       <w:r>
         <w:t xml:space="preserve">  |  </w:t>
       </w:r>
-      <w:hyperlink w:history="1" r:id="rIdnwptl1jzpdn6dn156txie">
+      <w:hyperlink w:history="1" r:id="rIdvo6u5j_uwjdgc5m9wv3vk">
         <w:r>
           <w:t xml:space="preserve">linkedin.com/in/jeruebe</w:t>
         </w:r>
@@ -50,7 +50,7 @@
       <w:r>
         <w:t xml:space="preserve">  |  </w:t>
       </w:r>
-      <w:hyperlink w:history="1" r:id="rIdqzmc3qgnqw-lzk12zh5_r">
+      <w:hyperlink w:history="1" r:id="rIdbndr9wgg9leu9xgfzsqdr">
         <w:r>
           <w:t xml:space="preserve">altjerue.github.io</w:t>
         </w:r>
@@ -66,7 +66,7 @@
     </w:p>
     <w:p>
       <w:r>
-        <w:t xml:space="preserve">Physicist with a Ph.D. in Physics and over ten years of research experience in computational astrophysics, numerical methods, and high-performance computing. One term of classroom instruction at the graduate level and multi-year experience mentoring graduate researchers through the transition from confusion to independent work. Teaching approach built on intuition and critical thinking over memorization, and on collaborative problem-solving.</w:t>
+        <w:t xml:space="preserve">Physicist (Ph.D. and M.Sc. in Physics) with ten years of research in computational astrophysics. Taught a graduate thermodynamics course and mentored three graduate researchers who co-authored papers with me. Teaching approach built on intuition, critical thinking, and collaborative problem-solving.</w:t>
       </w:r>
     </w:p>
     <w:p>

--- a/RuedaBecerrilJM-resume-plain.docx
+++ b/RuedaBecerrilJM-resume-plain.docx
@@ -28,7 +28,7 @@
       <w:r>
         <w:t xml:space="preserve">  |  </w:t>
       </w:r>
-      <w:hyperlink w:history="1" r:id="rIdx4giv8tp-aw3t-0brbx6o">
+      <w:hyperlink w:history="1" r:id="rIdpl_3g4r-9u8xc7rnm3hpy">
         <w:r>
           <w:t xml:space="preserve">jm.ruebe@gmail.com</w:t>
         </w:r>
@@ -42,7 +42,7 @@
       <w:r>
         <w:t xml:space="preserve">  |  </w:t>
       </w:r>
-      <w:hyperlink w:history="1" r:id="rIdvo6u5j_uwjdgc5m9wv3vk">
+      <w:hyperlink w:history="1" r:id="rIdboa3-iacbd-6mnqmalqde">
         <w:r>
           <w:t xml:space="preserve">linkedin.com/in/jeruebe</w:t>
         </w:r>
@@ -50,7 +50,7 @@
       <w:r>
         <w:t xml:space="preserve">  |  </w:t>
       </w:r>
-      <w:hyperlink w:history="1" r:id="rIdbndr9wgg9leu9xgfzsqdr">
+      <w:hyperlink w:history="1" r:id="rIdkwwm2jrncyaztjme2q6zu">
         <w:r>
           <w:t xml:space="preserve">altjerue.github.io</w:t>
         </w:r>
@@ -301,20 +301,8 @@
         <w:t xml:space="preserve">Universitat de València</w:t>
       </w:r>
       <w:r>
-        <w:tab/>
-      </w:r>
-      <w:r>
-        <w:t xml:space="preserve">Jul 2017</w:t>
-      </w:r>
-    </w:p>
-    <w:p>
-      <w:pPr>
-        <w:keepNext/>
-        <w:tabs>
-          <w:tab w:val="right" w:pos="10512"/>
-        </w:tabs>
-        <w:spacing w:after="0"/>
-      </w:pPr>
+        <w:t xml:space="preserve">, </w:t>
+      </w:r>
       <w:r>
         <w:rPr>
           <w:i/>
@@ -322,6 +310,12 @@
         </w:rPr>
         <w:t xml:space="preserve">Ph.D. in Physics, Excellent Cum Laude</w:t>
       </w:r>
+      <w:r>
+        <w:tab/>
+      </w:r>
+      <w:r>
+        <w:t xml:space="preserve">Jul 2017</w:t>
+      </w:r>
     </w:p>
     <w:p>
       <w:pPr>
@@ -345,20 +339,8 @@
         <w:t xml:space="preserve">Universidad Michoacana de San Nicolás de Hidalgo</w:t>
       </w:r>
       <w:r>
-        <w:tab/>
-      </w:r>
-      <w:r>
-        <w:t xml:space="preserve">Sep 2011</w:t>
-      </w:r>
-    </w:p>
-    <w:p>
-      <w:pPr>
-        <w:keepNext/>
-        <w:tabs>
-          <w:tab w:val="right" w:pos="10512"/>
-        </w:tabs>
-        <w:spacing w:after="0"/>
-      </w:pPr>
+        <w:t xml:space="preserve">, </w:t>
+      </w:r>
       <w:r>
         <w:rPr>
           <w:i/>
@@ -366,6 +348,12 @@
         </w:rPr>
         <w:t xml:space="preserve">M.Sc. in Physics</w:t>
       </w:r>
+      <w:r>
+        <w:tab/>
+      </w:r>
+      <w:r>
+        <w:t xml:space="preserve">Sep 2011</w:t>
+      </w:r>
     </w:p>
     <w:p>
       <w:pPr>
@@ -389,20 +377,8 @@
         <w:t xml:space="preserve">Universidad Autónoma del Estado de México</w:t>
       </w:r>
       <w:r>
-        <w:tab/>
-      </w:r>
-      <w:r>
-        <w:t xml:space="preserve">Dec 2008</w:t>
-      </w:r>
-    </w:p>
-    <w:p>
-      <w:pPr>
-        <w:keepNext/>
-        <w:tabs>
-          <w:tab w:val="right" w:pos="10512"/>
-        </w:tabs>
-        <w:spacing w:after="0"/>
-      </w:pPr>
+        <w:t xml:space="preserve">, </w:t>
+      </w:r>
       <w:r>
         <w:rPr>
           <w:i/>
@@ -410,6 +386,12 @@
         </w:rPr>
         <w:t xml:space="preserve">B.Sc. in Physics</w:t>
       </w:r>
+      <w:r>
+        <w:tab/>
+      </w:r>
+      <w:r>
+        <w:t xml:space="preserve">Dec 2008</w:t>
+      </w:r>
     </w:p>
     <w:p>
       <w:pPr>
@@ -441,26 +423,20 @@
         <w:t xml:space="preserve">Independent Contractor</w:t>
       </w:r>
       <w:r>
-        <w:tab/>
-      </w:r>
-      <w:r>
-        <w:t xml:space="preserve">Jan 2026 – Present</w:t>
-      </w:r>
-    </w:p>
-    <w:p>
-      <w:pPr>
-        <w:keepNext/>
-        <w:tabs>
-          <w:tab w:val="right" w:pos="10512"/>
-        </w:tabs>
-        <w:spacing w:after="0"/>
-      </w:pPr>
+        <w:t xml:space="preserve">, </w:t>
+      </w:r>
       <w:r>
         <w:rPr>
           <w:i/>
           <w:iCs/>
         </w:rPr>
         <w:t xml:space="preserve">Mercor</w:t>
+      </w:r>
+      <w:r>
+        <w:tab/>
+      </w:r>
+      <w:r>
+        <w:t xml:space="preserve">Jan 2026 – Present</w:t>
       </w:r>
     </w:p>
     <w:p>
@@ -498,26 +474,20 @@
         <w:t xml:space="preserve">Postdoctoral Research Fellow</w:t>
       </w:r>
       <w:r>
-        <w:tab/>
-      </w:r>
-      <w:r>
-        <w:t xml:space="preserve">Oct 2018 – Nov 2020</w:t>
-      </w:r>
-    </w:p>
-    <w:p>
-      <w:pPr>
-        <w:keepNext/>
-        <w:tabs>
-          <w:tab w:val="right" w:pos="10512"/>
-        </w:tabs>
-        <w:spacing w:after="0"/>
-      </w:pPr>
+        <w:t xml:space="preserve">, </w:t>
+      </w:r>
       <w:r>
         <w:rPr>
           <w:i/>
           <w:iCs/>
         </w:rPr>
         <w:t xml:space="preserve">Purdue University</w:t>
+      </w:r>
+      <w:r>
+        <w:tab/>
+      </w:r>
+      <w:r>
+        <w:t xml:space="preserve">Oct 2018 – Nov 2020</w:t>
       </w:r>
     </w:p>
     <w:p>
@@ -581,26 +551,20 @@
         <w:t xml:space="preserve">Postdoctoral Research Associate</w:t>
       </w:r>
       <w:r>
-        <w:tab/>
-      </w:r>
-      <w:r>
-        <w:t xml:space="preserve">Feb 2021 – Apr 2022</w:t>
-      </w:r>
-    </w:p>
-    <w:p>
-      <w:pPr>
-        <w:keepNext/>
-        <w:tabs>
-          <w:tab w:val="right" w:pos="10512"/>
-        </w:tabs>
-        <w:spacing w:after="0"/>
-      </w:pPr>
+        <w:t xml:space="preserve">, </w:t>
+      </w:r>
       <w:r>
         <w:rPr>
           <w:i/>
           <w:iCs/>
         </w:rPr>
         <w:t xml:space="preserve">Rochester Institute of Technology</w:t>
+      </w:r>
+      <w:r>
+        <w:tab/>
+      </w:r>
+      <w:r>
+        <w:t xml:space="preserve">Feb 2021 – Apr 2022</w:t>
       </w:r>
     </w:p>
     <w:p>
@@ -651,26 +615,20 @@
         <w:t xml:space="preserve">Postdoctoral Research Fellow</w:t>
       </w:r>
       <w:r>
-        <w:tab/>
-      </w:r>
-      <w:r>
-        <w:t xml:space="preserve">Jan – Sep 2018</w:t>
-      </w:r>
-    </w:p>
-    <w:p>
-      <w:pPr>
-        <w:keepNext/>
-        <w:tabs>
-          <w:tab w:val="right" w:pos="10512"/>
-        </w:tabs>
-        <w:spacing w:after="0"/>
-      </w:pPr>
+        <w:t xml:space="preserve">, </w:t>
+      </w:r>
       <w:r>
         <w:rPr>
           <w:i/>
           <w:iCs/>
         </w:rPr>
         <w:t xml:space="preserve">Universidad Michoacana de San Nicolás de Hidalgo</w:t>
+      </w:r>
+      <w:r>
+        <w:tab/>
+      </w:r>
+      <w:r>
+        <w:t xml:space="preserve">Jan – Sep 2018</w:t>
       </w:r>
     </w:p>
     <w:p>
@@ -697,6 +655,114 @@
       </w:pPr>
       <w:r>
         <w:t xml:space="preserve">Built open-source data analysis and visualization tools in Python for radiative transfer phenomena in relativistic astrophysics scenarios.</w:t>
+      </w:r>
+    </w:p>
+    <w:p>
+      <w:pPr>
+        <w:pStyle w:val="EntryGap"/>
+        <w:spacing w:after="0"/>
+      </w:pPr>
+    </w:p>
+    <w:p>
+      <w:pPr>
+        <w:pStyle w:val="Heading1"/>
+      </w:pPr>
+      <w:r>
+        <w:t xml:space="preserve">Outreach</w:t>
+      </w:r>
+    </w:p>
+    <w:p>
+      <w:pPr>
+        <w:keepNext/>
+        <w:tabs>
+          <w:tab w:val="right" w:pos="10512"/>
+        </w:tabs>
+        <w:spacing w:after="0"/>
+      </w:pPr>
+      <w:r>
+        <w:rPr>
+          <w:b/>
+          <w:bCs/>
+        </w:rPr>
+        <w:t xml:space="preserve">Los más rápidos y los más furiosos (The Fastest and the Most Furious)</w:t>
+      </w:r>
+      <w:r>
+        <w:tab/>
+      </w:r>
+      <w:r>
+        <w:t xml:space="preserve">Sep 2020</w:t>
+      </w:r>
+    </w:p>
+    <w:p>
+      <w:pPr>
+        <w:keepNext/>
+        <w:tabs>
+          <w:tab w:val="right" w:pos="10512"/>
+        </w:tabs>
+        <w:spacing w:after="0"/>
+      </w:pPr>
+      <w:r>
+        <w:rPr>
+          <w:i/>
+          <w:iCs/>
+        </w:rPr>
+        <w:t xml:space="preserve">Community of Undergraduate Physics Students, Juárez Autonomous University of Tabasco</w:t>
+      </w:r>
+      <w:r>
+        <w:tab/>
+      </w:r>
+      <w:r>
+        <w:t xml:space="preserve">Online talk</w:t>
+      </w:r>
+    </w:p>
+    <w:p>
+      <w:pPr>
+        <w:pStyle w:val="EntryGap"/>
+        <w:spacing w:after="0"/>
+      </w:pPr>
+    </w:p>
+    <w:p>
+      <w:pPr>
+        <w:keepNext/>
+        <w:tabs>
+          <w:tab w:val="right" w:pos="10512"/>
+        </w:tabs>
+        <w:spacing w:after="0"/>
+      </w:pPr>
+      <w:r>
+        <w:rPr>
+          <w:b/>
+          <w:bCs/>
+        </w:rPr>
+        <w:t xml:space="preserve">Una simulación de la física y la astrofísica (A Simulation of Physics and Astrophysics)</w:t>
+      </w:r>
+      <w:r>
+        <w:tab/>
+      </w:r>
+      <w:r>
+        <w:t xml:space="preserve">Aug 2020</w:t>
+      </w:r>
+    </w:p>
+    <w:p>
+      <w:pPr>
+        <w:keepNext/>
+        <w:tabs>
+          <w:tab w:val="right" w:pos="10512"/>
+        </w:tabs>
+        <w:spacing w:after="0"/>
+      </w:pPr>
+      <w:r>
+        <w:rPr>
+          <w:i/>
+          <w:iCs/>
+        </w:rPr>
+        <w:t xml:space="preserve">Community of Undergraduate Physics Students, Juárez Autonomous University of Tabasco</w:t>
+      </w:r>
+      <w:r>
+        <w:tab/>
+      </w:r>
+      <w:r>
+        <w:t xml:space="preserve">Online talk</w:t>
       </w:r>
     </w:p>
     <w:p>

--- a/RuedaBecerrilJM-resume-plain.docx
+++ b/RuedaBecerrilJM-resume-plain.docx
@@ -28,7 +28,7 @@
       <w:r>
         <w:t xml:space="preserve">  |  </w:t>
       </w:r>
-      <w:hyperlink w:history="1" r:id="rIdpl_3g4r-9u8xc7rnm3hpy">
+      <w:hyperlink w:history="1" r:id="rIdwxdbdjeyzhatmwgdqodt9">
         <w:r>
           <w:t xml:space="preserve">jm.ruebe@gmail.com</w:t>
         </w:r>
@@ -42,7 +42,7 @@
       <w:r>
         <w:t xml:space="preserve">  |  </w:t>
       </w:r>
-      <w:hyperlink w:history="1" r:id="rIdboa3-iacbd-6mnqmalqde">
+      <w:hyperlink w:history="1" r:id="rId3r5zn6swk5epofveosnx8">
         <w:r>
           <w:t xml:space="preserve">linkedin.com/in/jeruebe</w:t>
         </w:r>
@@ -50,7 +50,7 @@
       <w:r>
         <w:t xml:space="preserve">  |  </w:t>
       </w:r>
-      <w:hyperlink w:history="1" r:id="rIdkwwm2jrncyaztjme2q6zu">
+      <w:hyperlink w:history="1" r:id="rIdkm3mpd2skhmtvwysztvsj">
         <w:r>
           <w:t xml:space="preserve">altjerue.github.io</w:t>
         </w:r>
@@ -654,7 +654,7 @@
         <w:spacing w:after="10"/>
       </w:pPr>
       <w:r>
-        <w:t xml:space="preserve">Built open-source data analysis and visualization tools in Python for radiative transfer phenomena in relativistic astrophysics scenarios.</w:t>
+        <w:t xml:space="preserve">Built open-source data analysis tools in Python for radiative transfer phenomena in relativistic astrophysics scenarios.</w:t>
       </w:r>
     </w:p>
     <w:p>
@@ -684,13 +684,13 @@
           <w:b/>
           <w:bCs/>
         </w:rPr>
-        <w:t xml:space="preserve">Los más rápidos y los más furiosos (The Fastest and the Most Furious)</w:t>
-      </w:r>
-      <w:r>
-        <w:tab/>
-      </w:r>
-      <w:r>
-        <w:t xml:space="preserve">Sep 2020</w:t>
+        <w:t xml:space="preserve">El origen del universo y el sistema solar (The Origin of the Universe and the Solar System)</w:t>
+      </w:r>
+      <w:r>
+        <w:tab/>
+      </w:r>
+      <w:r>
+        <w:t xml:space="preserve">Feb 2026</w:t>
       </w:r>
     </w:p>
     <w:p>
@@ -706,7 +706,7 @@
           <w:i/>
           <w:iCs/>
         </w:rPr>
-        <w:t xml:space="preserve">Community of Undergraduate Physics Students, Juárez Autonomous University of Tabasco</w:t>
+        <w:t xml:space="preserve">Biology students, Facultad de Ciencias, Universidad Autónoma del Estado de México</w:t>
       </w:r>
       <w:r>
         <w:tab/>
@@ -734,13 +734,13 @@
           <w:b/>
           <w:bCs/>
         </w:rPr>
-        <w:t xml:space="preserve">Una simulación de la física y la astrofísica (A Simulation of Physics and Astrophysics)</w:t>
-      </w:r>
-      <w:r>
-        <w:tab/>
-      </w:r>
-      <w:r>
-        <w:t xml:space="preserve">Aug 2020</w:t>
+        <w:t xml:space="preserve">The Role of Machine Learning in Environmental Science</w:t>
+      </w:r>
+      <w:r>
+        <w:tab/>
+      </w:r>
+      <w:r>
+        <w:t xml:space="preserve">Mar 2024</w:t>
       </w:r>
     </w:p>
     <w:p>
@@ -756,7 +756,107 @@
           <w:i/>
           <w:iCs/>
         </w:rPr>
-        <w:t xml:space="preserve">Community of Undergraduate Physics Students, Juárez Autonomous University of Tabasco</w:t>
+        <w:t xml:space="preserve">Seminar on Climate Change Ecology, University of Washington</w:t>
+      </w:r>
+      <w:r>
+        <w:tab/>
+      </w:r>
+      <w:r>
+        <w:t xml:space="preserve">Seattle, WA</w:t>
+      </w:r>
+    </w:p>
+    <w:p>
+      <w:pPr>
+        <w:pStyle w:val="EntryGap"/>
+        <w:spacing w:after="0"/>
+      </w:pPr>
+    </w:p>
+    <w:p>
+      <w:pPr>
+        <w:keepNext/>
+        <w:tabs>
+          <w:tab w:val="right" w:pos="10512"/>
+        </w:tabs>
+        <w:spacing w:after="0"/>
+      </w:pPr>
+      <w:r>
+        <w:rPr>
+          <w:b/>
+          <w:bCs/>
+        </w:rPr>
+        <w:t xml:space="preserve">Los más rápidos y los más furiosos (The Fastest and the Most Furious)</w:t>
+      </w:r>
+      <w:r>
+        <w:tab/>
+      </w:r>
+      <w:r>
+        <w:t xml:space="preserve">Sep 2020</w:t>
+      </w:r>
+    </w:p>
+    <w:p>
+      <w:pPr>
+        <w:keepNext/>
+        <w:tabs>
+          <w:tab w:val="right" w:pos="10512"/>
+        </w:tabs>
+        <w:spacing w:after="0"/>
+      </w:pPr>
+      <w:r>
+        <w:rPr>
+          <w:i/>
+          <w:iCs/>
+        </w:rPr>
+        <w:t xml:space="preserve">Community of Undergraduate Physics Students, Juárez Autonomous University of Tabasco, Mexico</w:t>
+      </w:r>
+      <w:r>
+        <w:tab/>
+      </w:r>
+      <w:r>
+        <w:t xml:space="preserve">Online talk</w:t>
+      </w:r>
+    </w:p>
+    <w:p>
+      <w:pPr>
+        <w:pStyle w:val="EntryGap"/>
+        <w:spacing w:after="0"/>
+      </w:pPr>
+    </w:p>
+    <w:p>
+      <w:pPr>
+        <w:keepNext/>
+        <w:tabs>
+          <w:tab w:val="right" w:pos="10512"/>
+        </w:tabs>
+        <w:spacing w:after="0"/>
+      </w:pPr>
+      <w:r>
+        <w:rPr>
+          <w:b/>
+          <w:bCs/>
+        </w:rPr>
+        <w:t xml:space="preserve">Una simulación de la física y la astrofísica (A Simulation of Physics and Astrophysics)</w:t>
+      </w:r>
+      <w:r>
+        <w:tab/>
+      </w:r>
+      <w:r>
+        <w:t xml:space="preserve">Aug 2020</w:t>
+      </w:r>
+    </w:p>
+    <w:p>
+      <w:pPr>
+        <w:keepNext/>
+        <w:tabs>
+          <w:tab w:val="right" w:pos="10512"/>
+        </w:tabs>
+        <w:spacing w:after="0"/>
+      </w:pPr>
+      <w:r>
+        <w:rPr>
+          <w:i/>
+          <w:iCs/>
+        </w:rPr>
+        <w:t xml:space="preserve">Community of Undergraduate Physics Students, Juárez Autonomous University of Tabasco, Mexico</w:t>
       </w:r>
       <w:r>
         <w:tab/>

--- a/RuedaBecerrilJM-resume-plain.docx
+++ b/RuedaBecerrilJM-resume-plain.docx
@@ -28,7 +28,7 @@
       <w:r>
         <w:t xml:space="preserve">  |  </w:t>
       </w:r>
-      <w:hyperlink w:history="1" r:id="rIdsvyycpkk9opghhxwq-adf">
+      <w:hyperlink w:history="1" r:id="rId1fbv0i0ely8fo-zcki37r">
         <w:r>
           <w:t xml:space="preserve">jm.ruebe@gmail.com</w:t>
         </w:r>
@@ -42,7 +42,7 @@
       <w:r>
         <w:t xml:space="preserve">  |  </w:t>
       </w:r>
-      <w:hyperlink w:history="1" r:id="rId1_1rhn8d1aq5ppde7shmw">
+      <w:hyperlink w:history="1" r:id="rIdqnn2zur8hphuhvikmr6ov">
         <w:r>
           <w:t xml:space="preserve">linkedin.com/in/jeruebe</w:t>
         </w:r>
@@ -50,7 +50,7 @@
       <w:r>
         <w:t xml:space="preserve">  |  </w:t>
       </w:r>
-      <w:hyperlink w:history="1" r:id="rId-_kizzjkbma6qwhss2erv">
+      <w:hyperlink w:history="1" r:id="rIdvyvxddirdbwk1is1hkwn0">
         <w:r>
           <w:t xml:space="preserve">altjerue.github.io</w:t>
         </w:r>
@@ -66,7 +66,7 @@
     </w:p>
     <w:p>
       <w:r>
-        <w:t xml:space="preserve">Computational Scientist with a PhD in Physics and over ten years of experience building and running high-performance numerical algorithms and physics-based simulations. Expertise in scientific machine learning and geospatial data analysis. Strong mathematical foundations with a track record of architecting open-source simulation libraries, leading funded research projects, and translating complex physical models into production-quality scientific software. Experienced working across cross-functional research and engineering teams.</w:t>
+        <w:t xml:space="preserve">Research engineer and computational scientist with a PhD in Physics and over ten years of experience building physics-based numerical models (PDE solvers, radiative transfer, MHD) and applying machine learning to physical-science problems. Python-fluent, with GPU and HPC experience and an open-source track record: architected and maintained simulation libraries adopted by other research groups, tested and shipped code through CI/CD with test suites, and mentored students. Strong at pairing physical principles with data-driven models and explaining the results to scientific and engineering audiences.</w:t>
       </w:r>
     </w:p>
     <w:p>
@@ -89,7 +89,7 @@
         <w:t xml:space="preserve">Languages: </w:t>
       </w:r>
       <w:r>
-        <w:t xml:space="preserve">C/C++, Python, Fortran 95, Rust, R, Java, SQL, Julia, Shell</w:t>
+        <w:t xml:space="preserve">Python, C/C++, Fortran 95, Rust, R, Java, SQL, Julia, Shell</w:t>
       </w:r>
     </w:p>
     <w:p>
@@ -104,7 +104,7 @@
         <w:t xml:space="preserve">ML &amp; Data: </w:t>
       </w:r>
       <w:r>
-        <w:t xml:space="preserve">Scientific machine learning, PyTorch, TensorFlow, scikit-learn, NumPy, SciPy, Pandas, Astropy, ML-assisted parameter estimation, gradient-based optimization, SVM, random forest, neural networks</w:t>
+        <w:t xml:space="preserve">Scientific machine learning, hybrid physics–ML modeling, PyTorch, TensorFlow, scikit-learn, NumPy, SciPy, Pandas, Astropy, ML-assisted parameter estimation, gradient-based optimization, neural networks, random forest, SVM</w:t>
       </w:r>
     </w:p>
     <w:p>
@@ -116,6 +116,21 @@
           <w:b/>
           <w:bCs/>
         </w:rPr>
+        <w:t xml:space="preserve">Modeling: </w:t>
+      </w:r>
+      <w:r>
+        <w:t xml:space="preserve">Numerical PDEs (advection–diffusion, Fokker–Planck), finite difference/volume methods, multiphysics simulation, uncertainty quantification</w:t>
+      </w:r>
+    </w:p>
+    <w:p>
+      <w:pPr>
+        <w:spacing w:after="20"/>
+      </w:pPr>
+      <w:r>
+        <w:rPr>
+          <w:b/>
+          <w:bCs/>
+        </w:rPr>
         <w:t xml:space="preserve">HPC &amp; Parallel: </w:t>
       </w:r>
       <w:r>
@@ -131,10 +146,10 @@
           <w:b/>
           <w:bCs/>
         </w:rPr>
-        <w:t xml:space="preserve">Tools: </w:t>
-      </w:r>
-      <w:r>
-        <w:t xml:space="preserve">Git, Docker, Azure, Jenkins, Kafka, Jira, QGIS, ParaView, VisIt</w:t>
+        <w:t xml:space="preserve">Cloud &amp; Tools: </w:t>
+      </w:r>
+      <w:r>
+        <w:t xml:space="preserve">Git and code review, Docker, Azure, CI/CD (Jenkins), Kafka, Jira, QGIS, ParaView, VisIt</w:t>
       </w:r>
     </w:p>
     <w:p>
@@ -365,7 +380,7 @@
         <w:spacing w:after="10"/>
       </w:pPr>
       <w:r>
-        <w:t xml:space="preserve">Co-developed Tleco, a Rust/Python toolkit that solves the Fokker–Planck equation coupled to radiative transfer for relativistic outflows (ApJ 2024).</w:t>
+        <w:t xml:space="preserve">Co-developed Tleco, an open-source Rust/Python toolkit that solves the Fokker–Planck equation coupled to radiative transfer for relativistic outflows (ApJ 2024).</w:t>
       </w:r>
     </w:p>
     <w:p>
@@ -535,7 +550,7 @@
         <w:spacing w:after="10"/>
       </w:pPr>
       <w:r>
-        <w:t xml:space="preserve">Ran and benchmarked large production simulations on Frontera (TACC), about 10,000 node-hours, and identified performance bottlenecks in the parallel code.</w:t>
+        <w:t xml:space="preserve">Ran and benchmarked large production simulations on Frontera (TACC), about 10,000 node-hours, identifying performance bottlenecks in the parallel code to make it run efficiently on HPC clusters.</w:t>
       </w:r>
     </w:p>
     <w:p>
@@ -659,7 +674,7 @@
         <w:spacing w:after="10"/>
       </w:pPr>
       <w:r>
-        <w:t xml:space="preserve">Wrote Python tools to analyze Paramo output and run parameter optimization; other groups have adopted Paramo, including Combi &amp; Siegel (2023).</w:t>
+        <w:t xml:space="preserve">Wrote Python tools to analyze Paramo output and run parameter optimization; released and documented Paramo as open source, and other groups have adopted it, including Combi &amp; Siegel (2023).</w:t>
       </w:r>
     </w:p>
     <w:p>
@@ -863,12 +878,12 @@
           <w:i/>
           <w:iCs/>
         </w:rPr>
-        <w:t xml:space="preserve">Scientific ML (Python, scikit-learn, PyTorch)</w:t>
-      </w:r>
-      <w:r>
-        <w:tab/>
-      </w:r>
-      <w:hyperlink w:history="1" r:id="rIdsuzny67qctgnkeonaev17">
+        <w:t xml:space="preserve">Physics-informed ML (Python, scikit-learn, PyTorch)</w:t>
+      </w:r>
+      <w:r>
+        <w:tab/>
+      </w:r>
+      <w:hyperlink w:history="1" r:id="rIdxyf1iwkvgoxswiy9fsjcz">
         <w:r>
           <w:t xml:space="preserve">github.com/altjerue/ilwikak-ml</w:t>
         </w:r>
@@ -897,7 +912,7 @@
         <w:spacing w:after="10"/>
       </w:pPr>
       <w:r>
-        <w:t xml:space="preserve">Building a neural network that maps physical jet parameters to observable spectral energy distributions accurately enough to compare with Tleco results.</w:t>
+        <w:t xml:space="preserve">Training a neural-network emulator of the physics-based Tleco model that maps physical jet parameters to observable spectral energy distributions, validated against Tleco output.</w:t>
       </w:r>
     </w:p>
     <w:p>
@@ -959,7 +974,7 @@
       <w:r>
         <w:t xml:space="preserve">, </w:t>
       </w:r>
-      <w:hyperlink w:history="1" r:id="rId1m9h6flfpcfraxubbu6re">
+      <w:hyperlink w:history="1" r:id="rIdu62utpwo81ys2-3sddhhp">
         <w:r>
           <w:t xml:space="preserve">ApJ 976, 182 (2024)</w:t>
         </w:r>
@@ -967,7 +982,7 @@
       <w:r>
         <w:t xml:space="preserve">, </w:t>
       </w:r>
-      <w:hyperlink w:history="1" r:id="rId_rtax509mavqs_8o0sprq">
+      <w:hyperlink w:history="1" r:id="rIdnq1onjiu0dt_yj3r-o_jq">
         <w:r>
           <w:t xml:space="preserve">arXiv:2405.17581</w:t>
         </w:r>
@@ -1005,7 +1020,7 @@
       <w:r>
         <w:t xml:space="preserve">, </w:t>
       </w:r>
-      <w:hyperlink w:history="1" r:id="rIdc5g22jn-fhsqvqjd40mar">
+      <w:hyperlink w:history="1" r:id="rIdhg80kitpf3g8t223zmefs">
         <w:r>
           <w:t xml:space="preserve">MNRAS 501, 4092–4102 (2021)</w:t>
         </w:r>
@@ -1013,7 +1028,7 @@
       <w:r>
         <w:t xml:space="preserve">, </w:t>
       </w:r>
-      <w:hyperlink w:history="1" r:id="rIdc22w_dn0pi7fiy43ngkau">
+      <w:hyperlink w:history="1" r:id="rIdr9tk1xq1dze8d9xebtxfk">
         <w:r>
           <w:t xml:space="preserve">arXiv:2009.02273</w:t>
         </w:r>
@@ -1051,7 +1066,7 @@
       <w:r>
         <w:t xml:space="preserve">, </w:t>
       </w:r>
-      <w:hyperlink w:history="1" r:id="rId6pleajdtb2g6pi-cyhh3j">
+      <w:hyperlink w:history="1" r:id="rIdhbnmwtaumfoswcoxblfqt">
         <w:r>
           <w:t xml:space="preserve">MNRAS 468, 1169–1182 (2017)</w:t>
         </w:r>
@@ -1059,7 +1074,7 @@
       <w:r>
         <w:t xml:space="preserve">, </w:t>
       </w:r>
-      <w:hyperlink w:history="1" r:id="rId8whmw2caidd77lxg70b4s">
+      <w:hyperlink w:history="1" r:id="rId0bpko7v4bqiizzpbmhqds">
         <w:r>
           <w:t xml:space="preserve">arXiv:1612.06383</w:t>
         </w:r>

--- a/RuedaBecerrilJM-resume-plain.docx
+++ b/RuedaBecerrilJM-resume-plain.docx
@@ -28,7 +28,7 @@
       <w:r>
         <w:t xml:space="preserve">  |  </w:t>
       </w:r>
-      <w:hyperlink w:history="1" r:id="rId1fbv0i0ely8fo-zcki37r">
+      <w:hyperlink w:history="1" r:id="rIdlnu5enpwb7ryd8lni27yt">
         <w:r>
           <w:t xml:space="preserve">jm.ruebe@gmail.com</w:t>
         </w:r>
@@ -42,7 +42,7 @@
       <w:r>
         <w:t xml:space="preserve">  |  </w:t>
       </w:r>
-      <w:hyperlink w:history="1" r:id="rIdqnn2zur8hphuhvikmr6ov">
+      <w:hyperlink w:history="1" r:id="rIdija2lxiattpflqrtpzhvi">
         <w:r>
           <w:t xml:space="preserve">linkedin.com/in/jeruebe</w:t>
         </w:r>
@@ -50,7 +50,7 @@
       <w:r>
         <w:t xml:space="preserve">  |  </w:t>
       </w:r>
-      <w:hyperlink w:history="1" r:id="rIdvyvxddirdbwk1is1hkwn0">
+      <w:hyperlink w:history="1" r:id="rIdwfqehmynzp7otc-_rfyk1">
         <w:r>
           <w:t xml:space="preserve">altjerue.github.io</w:t>
         </w:r>
@@ -104,7 +104,7 @@
         <w:t xml:space="preserve">ML &amp; Data: </w:t>
       </w:r>
       <w:r>
-        <w:t xml:space="preserve">Scientific machine learning, hybrid physics–ML modeling, PyTorch, TensorFlow, scikit-learn, NumPy, SciPy, Pandas, Astropy, ML-assisted parameter estimation, gradient-based optimization, neural networks, random forest, SVM</w:t>
+        <w:t xml:space="preserve">Scientific machine learning, hybrid physics–ML modeling, PyTorch, TensorFlow, JAX (introductory coursework), scikit-learn, NumPy, SciPy, Pandas, Astropy, ML-assisted parameter estimation, gradient-based optimization, neural networks, random forest, SVM</w:t>
       </w:r>
     </w:p>
     <w:p>
@@ -883,7 +883,7 @@
       <w:r>
         <w:tab/>
       </w:r>
-      <w:hyperlink w:history="1" r:id="rIdxyf1iwkvgoxswiy9fsjcz">
+      <w:hyperlink w:history="1" r:id="rIdukfebhr_d2b6iaoguta_b">
         <w:r>
           <w:t xml:space="preserve">github.com/altjerue/ilwikak-ml</w:t>
         </w:r>
@@ -974,7 +974,7 @@
       <w:r>
         <w:t xml:space="preserve">, </w:t>
       </w:r>
-      <w:hyperlink w:history="1" r:id="rIdu62utpwo81ys2-3sddhhp">
+      <w:hyperlink w:history="1" r:id="rIdzg9ii1wvju_nstgykfi1j">
         <w:r>
           <w:t xml:space="preserve">ApJ 976, 182 (2024)</w:t>
         </w:r>
@@ -982,7 +982,7 @@
       <w:r>
         <w:t xml:space="preserve">, </w:t>
       </w:r>
-      <w:hyperlink w:history="1" r:id="rIdnq1onjiu0dt_yj3r-o_jq">
+      <w:hyperlink w:history="1" r:id="rId9utq7rk1fybhrcmcsg5oy">
         <w:r>
           <w:t xml:space="preserve">arXiv:2405.17581</w:t>
         </w:r>
@@ -1020,7 +1020,7 @@
       <w:r>
         <w:t xml:space="preserve">, </w:t>
       </w:r>
-      <w:hyperlink w:history="1" r:id="rIdhg80kitpf3g8t223zmefs">
+      <w:hyperlink w:history="1" r:id="rIdexh4rs2v0--wm030nsiiw">
         <w:r>
           <w:t xml:space="preserve">MNRAS 501, 4092–4102 (2021)</w:t>
         </w:r>
@@ -1028,7 +1028,7 @@
       <w:r>
         <w:t xml:space="preserve">, </w:t>
       </w:r>
-      <w:hyperlink w:history="1" r:id="rIdr9tk1xq1dze8d9xebtxfk">
+      <w:hyperlink w:history="1" r:id="rIdyazjd_hh1bczd3sb-1yfr">
         <w:r>
           <w:t xml:space="preserve">arXiv:2009.02273</w:t>
         </w:r>
@@ -1066,7 +1066,7 @@
       <w:r>
         <w:t xml:space="preserve">, </w:t>
       </w:r>
-      <w:hyperlink w:history="1" r:id="rIdhbnmwtaumfoswcoxblfqt">
+      <w:hyperlink w:history="1" r:id="rIda5egwbrm2gwjildwalyxl">
         <w:r>
           <w:t xml:space="preserve">MNRAS 468, 1169–1182 (2017)</w:t>
         </w:r>
@@ -1074,7 +1074,7 @@
       <w:r>
         <w:t xml:space="preserve">, </w:t>
       </w:r>
-      <w:hyperlink w:history="1" r:id="rId0bpko7v4bqiizzpbmhqds">
+      <w:hyperlink w:history="1" r:id="rId7ecduibtl9owgpigbcub6">
         <w:r>
           <w:t xml:space="preserve">arXiv:1612.06383</w:t>
         </w:r>

--- a/RuedaBecerrilJM-resume-plain.docx
+++ b/RuedaBecerrilJM-resume-plain.docx
@@ -28,7 +28,7 @@
       <w:r>
         <w:t xml:space="preserve">  |  </w:t>
       </w:r>
-      <w:hyperlink w:history="1" r:id="rIdlnu5enpwb7ryd8lni27yt">
+      <w:hyperlink w:history="1" r:id="rIdr84mqjtif6jksk8uraxti">
         <w:r>
           <w:t xml:space="preserve">jm.ruebe@gmail.com</w:t>
         </w:r>
@@ -42,7 +42,7 @@
       <w:r>
         <w:t xml:space="preserve">  |  </w:t>
       </w:r>
-      <w:hyperlink w:history="1" r:id="rIdija2lxiattpflqrtpzhvi">
+      <w:hyperlink w:history="1" r:id="rIdcqhefspy7a9dw9ldokrhd">
         <w:r>
           <w:t xml:space="preserve">linkedin.com/in/jeruebe</w:t>
         </w:r>
@@ -50,7 +50,7 @@
       <w:r>
         <w:t xml:space="preserve">  |  </w:t>
       </w:r>
-      <w:hyperlink w:history="1" r:id="rIdwfqehmynzp7otc-_rfyk1">
+      <w:hyperlink w:history="1" r:id="rIdp6bwqwoofxbiagbe8jiuq">
         <w:r>
           <w:t xml:space="preserve">altjerue.github.io</w:t>
         </w:r>
@@ -883,7 +883,7 @@
       <w:r>
         <w:tab/>
       </w:r>
-      <w:hyperlink w:history="1" r:id="rIdukfebhr_d2b6iaoguta_b">
+      <w:hyperlink w:history="1" r:id="rId3cynatdexc7nqogdarzbw">
         <w:r>
           <w:t xml:space="preserve">github.com/altjerue/ilwikak-ml</w:t>
         </w:r>
@@ -974,7 +974,7 @@
       <w:r>
         <w:t xml:space="preserve">, </w:t>
       </w:r>
-      <w:hyperlink w:history="1" r:id="rIdzg9ii1wvju_nstgykfi1j">
+      <w:hyperlink w:history="1" r:id="rIdwza4x6858lkofves47o6x">
         <w:r>
           <w:t xml:space="preserve">ApJ 976, 182 (2024)</w:t>
         </w:r>
@@ -982,7 +982,7 @@
       <w:r>
         <w:t xml:space="preserve">, </w:t>
       </w:r>
-      <w:hyperlink w:history="1" r:id="rId9utq7rk1fybhrcmcsg5oy">
+      <w:hyperlink w:history="1" r:id="rIdt_vm3iziegkywxgqrgco4">
         <w:r>
           <w:t xml:space="preserve">arXiv:2405.17581</w:t>
         </w:r>
@@ -1020,7 +1020,7 @@
       <w:r>
         <w:t xml:space="preserve">, </w:t>
       </w:r>
-      <w:hyperlink w:history="1" r:id="rIdexh4rs2v0--wm030nsiiw">
+      <w:hyperlink w:history="1" r:id="rId0ab2nucdmbgua31inkmo_">
         <w:r>
           <w:t xml:space="preserve">MNRAS 501, 4092–4102 (2021)</w:t>
         </w:r>
@@ -1028,7 +1028,7 @@
       <w:r>
         <w:t xml:space="preserve">, </w:t>
       </w:r>
-      <w:hyperlink w:history="1" r:id="rIdyazjd_hh1bczd3sb-1yfr">
+      <w:hyperlink w:history="1" r:id="rIdh34nbkllravrtpjvhipqe">
         <w:r>
           <w:t xml:space="preserve">arXiv:2009.02273</w:t>
         </w:r>
@@ -1066,7 +1066,7 @@
       <w:r>
         <w:t xml:space="preserve">, </w:t>
       </w:r>
-      <w:hyperlink w:history="1" r:id="rIda5egwbrm2gwjildwalyxl">
+      <w:hyperlink w:history="1" r:id="rIdrjzzjlgdhykvm-e8hcqsu">
         <w:r>
           <w:t xml:space="preserve">MNRAS 468, 1169–1182 (2017)</w:t>
         </w:r>
@@ -1074,7 +1074,7 @@
       <w:r>
         <w:t xml:space="preserve">, </w:t>
       </w:r>
-      <w:hyperlink w:history="1" r:id="rId7ecduibtl9owgpigbcub6">
+      <w:hyperlink w:history="1" r:id="rIdm6if3bxiyb0p-r4b9wrdu">
         <w:r>
           <w:t xml:space="preserve">arXiv:1612.06383</w:t>
         </w:r>

--- a/RuedaBecerrilJM-resume-plain.docx
+++ b/RuedaBecerrilJM-resume-plain.docx
@@ -28,7 +28,7 @@
       <w:r>
         <w:t xml:space="preserve">  |  </w:t>
       </w:r>
-      <w:hyperlink w:history="1" r:id="rIdr84mqjtif6jksk8uraxti">
+      <w:hyperlink w:history="1" r:id="rId-zgkfdgrpsc3k-_kft_u1">
         <w:r>
           <w:t xml:space="preserve">jm.ruebe@gmail.com</w:t>
         </w:r>
@@ -42,7 +42,7 @@
       <w:r>
         <w:t xml:space="preserve">  |  </w:t>
       </w:r>
-      <w:hyperlink w:history="1" r:id="rIdcqhefspy7a9dw9ldokrhd">
+      <w:hyperlink w:history="1" r:id="rIdhfuycbj9inoc8gquvp7bs">
         <w:r>
           <w:t xml:space="preserve">linkedin.com/in/jeruebe</w:t>
         </w:r>
@@ -50,7 +50,7 @@
       <w:r>
         <w:t xml:space="preserve">  |  </w:t>
       </w:r>
-      <w:hyperlink w:history="1" r:id="rIdp6bwqwoofxbiagbe8jiuq">
+      <w:hyperlink w:history="1" r:id="rIdchtv-ffquibyf_kebpksu">
         <w:r>
           <w:t xml:space="preserve">altjerue.github.io</w:t>
         </w:r>
@@ -883,7 +883,7 @@
       <w:r>
         <w:tab/>
       </w:r>
-      <w:hyperlink w:history="1" r:id="rId3cynatdexc7nqogdarzbw">
+      <w:hyperlink w:history="1" r:id="rIdthgx9v3sfx9zqvydngssd">
         <w:r>
           <w:t xml:space="preserve">github.com/altjerue/ilwikak-ml</w:t>
         </w:r>
@@ -912,7 +912,7 @@
         <w:spacing w:after="10"/>
       </w:pPr>
       <w:r>
-        <w:t xml:space="preserve">Training a neural-network emulator of the physics-based Tleco model that maps physical jet parameters to observable spectral energy distributions, validated against Tleco output.</w:t>
+        <w:t xml:space="preserve">Building a neural-network emulator of the physics-based Tleco model that maps physical jet parameters to observable spectral energy distributions, validated against Tleco output.</w:t>
       </w:r>
     </w:p>
     <w:p>
@@ -974,7 +974,7 @@
       <w:r>
         <w:t xml:space="preserve">, </w:t>
       </w:r>
-      <w:hyperlink w:history="1" r:id="rIdwza4x6858lkofves47o6x">
+      <w:hyperlink w:history="1" r:id="rIdct4m9hedz1pobdqbvlx8d">
         <w:r>
           <w:t xml:space="preserve">ApJ 976, 182 (2024)</w:t>
         </w:r>
@@ -982,7 +982,7 @@
       <w:r>
         <w:t xml:space="preserve">, </w:t>
       </w:r>
-      <w:hyperlink w:history="1" r:id="rIdt_vm3iziegkywxgqrgco4">
+      <w:hyperlink w:history="1" r:id="rIdrzieg8f1cxsolcoffthzq">
         <w:r>
           <w:t xml:space="preserve">arXiv:2405.17581</w:t>
         </w:r>
@@ -1020,7 +1020,7 @@
       <w:r>
         <w:t xml:space="preserve">, </w:t>
       </w:r>
-      <w:hyperlink w:history="1" r:id="rId0ab2nucdmbgua31inkmo_">
+      <w:hyperlink w:history="1" r:id="rIdzwhffzwrq5anughqxxotf">
         <w:r>
           <w:t xml:space="preserve">MNRAS 501, 4092–4102 (2021)</w:t>
         </w:r>
@@ -1028,7 +1028,7 @@
       <w:r>
         <w:t xml:space="preserve">, </w:t>
       </w:r>
-      <w:hyperlink w:history="1" r:id="rIdh34nbkllravrtpjvhipqe">
+      <w:hyperlink w:history="1" r:id="rIdalntugvxs5eigxa5fb2p8">
         <w:r>
           <w:t xml:space="preserve">arXiv:2009.02273</w:t>
         </w:r>
@@ -1066,7 +1066,7 @@
       <w:r>
         <w:t xml:space="preserve">, </w:t>
       </w:r>
-      <w:hyperlink w:history="1" r:id="rIdrjzzjlgdhykvm-e8hcqsu">
+      <w:hyperlink w:history="1" r:id="rIdge78hmjdtc9m2yk7jns7f">
         <w:r>
           <w:t xml:space="preserve">MNRAS 468, 1169–1182 (2017)</w:t>
         </w:r>
@@ -1074,7 +1074,7 @@
       <w:r>
         <w:t xml:space="preserve">, </w:t>
       </w:r>
-      <w:hyperlink w:history="1" r:id="rIdm6if3bxiyb0p-r4b9wrdu">
+      <w:hyperlink w:history="1" r:id="rId1zswdyn21lrogn0w2sgul">
         <w:r>
           <w:t xml:space="preserve">arXiv:1612.06383</w:t>
         </w:r>

--- a/RuedaBecerrilJM-resume-plain.docx
+++ b/RuedaBecerrilJM-resume-plain.docx
@@ -28,7 +28,7 @@
       <w:r>
         <w:t xml:space="preserve">  |  </w:t>
       </w:r>
-      <w:hyperlink w:history="1" r:id="rId-zgkfdgrpsc3k-_kft_u1">
+      <w:hyperlink w:history="1" r:id="rIdaasf0psuzcm--ehcwcslc">
         <w:r>
           <w:t xml:space="preserve">jm.ruebe@gmail.com</w:t>
         </w:r>
@@ -42,7 +42,7 @@
       <w:r>
         <w:t xml:space="preserve">  |  </w:t>
       </w:r>
-      <w:hyperlink w:history="1" r:id="rIdhfuycbj9inoc8gquvp7bs">
+      <w:hyperlink w:history="1" r:id="rIdp_oqnpddncvmlq2jzquqz">
         <w:r>
           <w:t xml:space="preserve">linkedin.com/in/jeruebe</w:t>
         </w:r>
@@ -50,7 +50,7 @@
       <w:r>
         <w:t xml:space="preserve">  |  </w:t>
       </w:r>
-      <w:hyperlink w:history="1" r:id="rIdchtv-ffquibyf_kebpksu">
+      <w:hyperlink w:history="1" r:id="rIdbnssgdmhpdfcupsscpkbb">
         <w:r>
           <w:t xml:space="preserve">altjerue.github.io</w:t>
         </w:r>
@@ -648,7 +648,7 @@
         <w:spacing w:after="10"/>
       </w:pPr>
       <w:r>
-        <w:t xml:space="preserve">Designed and wrote Paramo, an open-source Fortran 95 library that solves the Fokker–Planck equation for relativistic particle distributions coupled to radiative transfer. OpenMP gives about 20× speedup on 5 cores; GPU offload tested with OpenACC.</w:t>
+        <w:t xml:space="preserve">Designed and wrote Paramo, an open-source Fortran 95 library that solves the Fokker–Planck equation for relativistic particle distributions coupled to radiative transfer. Optimized with OpenMP; GPU offload tested with OpenACC.</w:t>
       </w:r>
     </w:p>
     <w:p>
@@ -883,7 +883,7 @@
       <w:r>
         <w:tab/>
       </w:r>
-      <w:hyperlink w:history="1" r:id="rIdthgx9v3sfx9zqvydngssd">
+      <w:hyperlink w:history="1" r:id="rIdbumgk58qk52atfyvctbbt">
         <w:r>
           <w:t xml:space="preserve">github.com/altjerue/ilwikak-ml</w:t>
         </w:r>
@@ -974,7 +974,7 @@
       <w:r>
         <w:t xml:space="preserve">, </w:t>
       </w:r>
-      <w:hyperlink w:history="1" r:id="rIdct4m9hedz1pobdqbvlx8d">
+      <w:hyperlink w:history="1" r:id="rIdamd2pwwbfzlcte2p0522o">
         <w:r>
           <w:t xml:space="preserve">ApJ 976, 182 (2024)</w:t>
         </w:r>
@@ -982,7 +982,7 @@
       <w:r>
         <w:t xml:space="preserve">, </w:t>
       </w:r>
-      <w:hyperlink w:history="1" r:id="rIdrzieg8f1cxsolcoffthzq">
+      <w:hyperlink w:history="1" r:id="rIdof6lnljlyqt3o26ps3s-p">
         <w:r>
           <w:t xml:space="preserve">arXiv:2405.17581</w:t>
         </w:r>
@@ -1020,7 +1020,7 @@
       <w:r>
         <w:t xml:space="preserve">, </w:t>
       </w:r>
-      <w:hyperlink w:history="1" r:id="rIdzwhffzwrq5anughqxxotf">
+      <w:hyperlink w:history="1" r:id="rIdakilkt9bwqj6l1z8kwg7v">
         <w:r>
           <w:t xml:space="preserve">MNRAS 501, 4092–4102 (2021)</w:t>
         </w:r>
@@ -1028,7 +1028,7 @@
       <w:r>
         <w:t xml:space="preserve">, </w:t>
       </w:r>
-      <w:hyperlink w:history="1" r:id="rIdalntugvxs5eigxa5fb2p8">
+      <w:hyperlink w:history="1" r:id="rIdaf-ksp8d5upjcejmtbipr">
         <w:r>
           <w:t xml:space="preserve">arXiv:2009.02273</w:t>
         </w:r>
@@ -1066,7 +1066,7 @@
       <w:r>
         <w:t xml:space="preserve">, </w:t>
       </w:r>
-      <w:hyperlink w:history="1" r:id="rIdge78hmjdtc9m2yk7jns7f">
+      <w:hyperlink w:history="1" r:id="rIduu1ioymrst--td2scw34i">
         <w:r>
           <w:t xml:space="preserve">MNRAS 468, 1169–1182 (2017)</w:t>
         </w:r>
@@ -1074,7 +1074,7 @@
       <w:r>
         <w:t xml:space="preserve">, </w:t>
       </w:r>
-      <w:hyperlink w:history="1" r:id="rId1zswdyn21lrogn0w2sgul">
+      <w:hyperlink w:history="1" r:id="rId89ng1cshdp_3vspouu1yl">
         <w:r>
           <w:t xml:space="preserve">arXiv:1612.06383</w:t>
         </w:r>

--- a/RuedaBecerrilJM-resume-plain.docx
+++ b/RuedaBecerrilJM-resume-plain.docx
@@ -28,7 +28,7 @@
       <w:r>
         <w:t xml:space="preserve">  |  </w:t>
       </w:r>
-      <w:hyperlink w:history="1" r:id="rIdsvyycpkk9opghhxwq-adf">
+      <w:hyperlink w:history="1" r:id="rIdy90uj3z3carh4qfupuibs">
         <w:r>
           <w:t xml:space="preserve">jm.ruebe@gmail.com</w:t>
         </w:r>
@@ -42,7 +42,7 @@
       <w:r>
         <w:t xml:space="preserve">  |  </w:t>
       </w:r>
-      <w:hyperlink w:history="1" r:id="rId1_1rhn8d1aq5ppde7shmw">
+      <w:hyperlink w:history="1" r:id="rId4dyqvwtofsyg95-orq8lq">
         <w:r>
           <w:t xml:space="preserve">linkedin.com/in/jeruebe</w:t>
         </w:r>
@@ -50,7 +50,7 @@
       <w:r>
         <w:t xml:space="preserve">  |  </w:t>
       </w:r>
-      <w:hyperlink w:history="1" r:id="rId-_kizzjkbma6qwhss2erv">
+      <w:hyperlink w:history="1" r:id="rId498ipitgaman5eedetp9d">
         <w:r>
           <w:t xml:space="preserve">altjerue.github.io</w:t>
         </w:r>
@@ -633,7 +633,7 @@
         <w:spacing w:after="10"/>
       </w:pPr>
       <w:r>
-        <w:t xml:space="preserve">Designed and wrote Paramo, an open-source Fortran 95 library that solves the Fokker–Planck equation for relativistic particle distributions coupled to radiative transfer. OpenMP gives about 20× speedup on 5 cores; GPU offload tested with OpenACC.</w:t>
+        <w:t xml:space="preserve">Designed and wrote Paramo, an open-source Fortran 95 library that solves the Fokker–Planck equation for relativistic particle distributions coupled to radiative transfer. Optimized with OpenMP; GPU offload tested with OpenACC.</w:t>
       </w:r>
     </w:p>
     <w:p>
@@ -868,7 +868,7 @@
       <w:r>
         <w:tab/>
       </w:r>
-      <w:hyperlink w:history="1" r:id="rIdsuzny67qctgnkeonaev17">
+      <w:hyperlink w:history="1" r:id="rIdq9u0qbsobsduiue1mqc3i">
         <w:r>
           <w:t xml:space="preserve">github.com/altjerue/ilwikak-ml</w:t>
         </w:r>
@@ -897,7 +897,7 @@
         <w:spacing w:after="10"/>
       </w:pPr>
       <w:r>
-        <w:t xml:space="preserve">Building a neural network that maps physical jet parameters to observable spectral energy distributions accurately enough to compare with Tleco results.</w:t>
+        <w:t xml:space="preserve">Building a neural-network emulator of the physics-based Tleco model that maps physical jet parameters to observable spectral energy distributions, to be validated against Tleco output (in progress).</w:t>
       </w:r>
     </w:p>
     <w:p>
@@ -959,7 +959,7 @@
       <w:r>
         <w:t xml:space="preserve">, </w:t>
       </w:r>
-      <w:hyperlink w:history="1" r:id="rId1m9h6flfpcfraxubbu6re">
+      <w:hyperlink w:history="1" r:id="rIdnpbzv2gwuuws980ekmhti">
         <w:r>
           <w:t xml:space="preserve">ApJ 976, 182 (2024)</w:t>
         </w:r>
@@ -967,7 +967,7 @@
       <w:r>
         <w:t xml:space="preserve">, </w:t>
       </w:r>
-      <w:hyperlink w:history="1" r:id="rId_rtax509mavqs_8o0sprq">
+      <w:hyperlink w:history="1" r:id="rIdcs9-lqmunubc119oj1faz">
         <w:r>
           <w:t xml:space="preserve">arXiv:2405.17581</w:t>
         </w:r>
@@ -1005,7 +1005,7 @@
       <w:r>
         <w:t xml:space="preserve">, </w:t>
       </w:r>
-      <w:hyperlink w:history="1" r:id="rIdc5g22jn-fhsqvqjd40mar">
+      <w:hyperlink w:history="1" r:id="rIdxkvfudzs_vjnc5akbnuds">
         <w:r>
           <w:t xml:space="preserve">MNRAS 501, 4092–4102 (2021)</w:t>
         </w:r>
@@ -1013,7 +1013,7 @@
       <w:r>
         <w:t xml:space="preserve">, </w:t>
       </w:r>
-      <w:hyperlink w:history="1" r:id="rIdc22w_dn0pi7fiy43ngkau">
+      <w:hyperlink w:history="1" r:id="rIddyzipwmamenhgwnszv5vf">
         <w:r>
           <w:t xml:space="preserve">arXiv:2009.02273</w:t>
         </w:r>
@@ -1051,7 +1051,7 @@
       <w:r>
         <w:t xml:space="preserve">, </w:t>
       </w:r>
-      <w:hyperlink w:history="1" r:id="rId6pleajdtb2g6pi-cyhh3j">
+      <w:hyperlink w:history="1" r:id="rIdnqannbgr1pq3-qmnximd7">
         <w:r>
           <w:t xml:space="preserve">MNRAS 468, 1169–1182 (2017)</w:t>
         </w:r>
@@ -1059,7 +1059,7 @@
       <w:r>
         <w:t xml:space="preserve">, </w:t>
       </w:r>
-      <w:hyperlink w:history="1" r:id="rId8whmw2caidd77lxg70b4s">
+      <w:hyperlink w:history="1" r:id="rId0_e2cil0gt-utmbltxfhy">
         <w:r>
           <w:t xml:space="preserve">arXiv:1612.06383</w:t>
         </w:r>

--- a/RuedaBecerrilJM-resume-plain.docx
+++ b/RuedaBecerrilJM-resume-plain.docx
@@ -28,7 +28,7 @@
       <w:r>
         <w:t xml:space="preserve">  |  </w:t>
       </w:r>
-      <w:hyperlink w:history="1" r:id="rIdy90uj3z3carh4qfupuibs">
+      <w:hyperlink w:history="1" r:id="rIdicznu2btrup3aqmjacavl">
         <w:r>
           <w:t xml:space="preserve">jm.ruebe@gmail.com</w:t>
         </w:r>
@@ -42,7 +42,7 @@
       <w:r>
         <w:t xml:space="preserve">  |  </w:t>
       </w:r>
-      <w:hyperlink w:history="1" r:id="rId4dyqvwtofsyg95-orq8lq">
+      <w:hyperlink w:history="1" r:id="rIdqhjlfdlgpf1ly7vikvfvg">
         <w:r>
           <w:t xml:space="preserve">linkedin.com/in/jeruebe</w:t>
         </w:r>
@@ -50,7 +50,7 @@
       <w:r>
         <w:t xml:space="preserve">  |  </w:t>
       </w:r>
-      <w:hyperlink w:history="1" r:id="rId498ipitgaman5eedetp9d">
+      <w:hyperlink w:history="1" r:id="rIdvrjzzxkcdry0c3i6e-lh0">
         <w:r>
           <w:t xml:space="preserve">altjerue.github.io</w:t>
         </w:r>
@@ -161,11 +161,49 @@
         <w:t xml:space="preserve">Independent Contractor</w:t>
       </w:r>
       <w:r>
+        <w:t xml:space="preserve">, </w:t>
+      </w:r>
+      <w:r>
+        <w:rPr>
+          <w:i/>
+          <w:iCs/>
+        </w:rPr>
+        <w:t xml:space="preserve">Mercor</w:t>
+      </w:r>
+      <w:r>
         <w:tab/>
       </w:r>
       <w:r>
         <w:t xml:space="preserve">Jan 2026 – Present</w:t>
       </w:r>
+    </w:p>
+    <w:p>
+      <w:pPr>
+        <w:keepNext/>
+        <w:spacing w:after="20"/>
+      </w:pPr>
+      <w:r>
+        <w:t xml:space="preserve">Physics subject-matter expert evaluating frontier language models for a leading AI lab.</w:t>
+      </w:r>
+    </w:p>
+    <w:p>
+      <w:pPr>
+        <w:pStyle w:val="ListParagraph"/>
+        <w:numPr>
+          <w:ilvl w:val="0"/>
+          <w:numId w:val="2"/>
+        </w:numPr>
+        <w:spacing w:after="10"/>
+      </w:pPr>
+      <w:r>
+        <w:t xml:space="preserve">Reviewed 50+ expert-level problems in physics, hydrodynamics, astrophysics, and cosmology; wrote original prompts that stumped frontier models.</w:t>
+      </w:r>
+    </w:p>
+    <w:p>
+      <w:pPr>
+        <w:pStyle w:val="EntryGap"/>
+        <w:spacing w:after="0"/>
+      </w:pPr>
     </w:p>
     <w:p>
       <w:pPr>
@@ -177,16 +215,26 @@
       </w:pPr>
       <w:r>
         <w:rPr>
+          <w:b/>
+          <w:bCs/>
+        </w:rPr>
+        <w:t xml:space="preserve">Spatial Data Scientist</w:t>
+      </w:r>
+      <w:r>
+        <w:t xml:space="preserve">, </w:t>
+      </w:r>
+      <w:r>
+        <w:rPr>
           <w:i/>
           <w:iCs/>
         </w:rPr>
-        <w:t xml:space="preserve">Mercor</w:t>
+        <w:t xml:space="preserve">TealWaters</w:t>
       </w:r>
       <w:r>
         <w:tab/>
       </w:r>
       <w:r>
-        <w:t xml:space="preserve">Remote</w:t>
+        <w:t xml:space="preserve">May 2025 – Jan 2026</w:t>
       </w:r>
     </w:p>
     <w:p>
@@ -195,20 +243,33 @@
         <w:spacing w:after="20"/>
       </w:pPr>
       <w:r>
-        <w:t xml:space="preserve">Physics subject-matter expert evaluating frontier language models for a leading AI lab.</w:t>
-      </w:r>
-    </w:p>
-    <w:p>
-      <w:pPr>
-        <w:pStyle w:val="ListParagraph"/>
-        <w:numPr>
-          <w:ilvl w:val="0"/>
-          <w:numId w:val="2"/>
-        </w:numPr>
-        <w:spacing w:after="10"/>
-      </w:pPr>
-      <w:r>
-        <w:t xml:space="preserve">Reviewed 50+ expert-level problems in physics, hydrodynamics, astrophysics, and cosmology; wrote original prompts that stumped frontier models.</w:t>
+        <w:t xml:space="preserve">Built geospatial ML pipelines and optimized terrain-analysis code for wetland mapping.</w:t>
+      </w:r>
+    </w:p>
+    <w:p>
+      <w:pPr>
+        <w:pStyle w:val="ListParagraph"/>
+        <w:numPr>
+          <w:ilvl w:val="0"/>
+          <w:numId w:val="2"/>
+        </w:numPr>
+        <w:spacing w:after="10"/>
+      </w:pPr>
+      <w:r>
+        <w:t xml:space="preserve">Optimized the terrain-modeling code that computes elevation derivatives from 1 m, 3 m, and 10 m DEMs over 20 tiles, improving its computational performance.</w:t>
+      </w:r>
+    </w:p>
+    <w:p>
+      <w:pPr>
+        <w:pStyle w:val="ListParagraph"/>
+        <w:numPr>
+          <w:ilvl w:val="0"/>
+          <w:numId w:val="2"/>
+        </w:numPr>
+        <w:spacing w:after="10"/>
+      </w:pPr>
+      <w:r>
+        <w:t xml:space="preserve">Mapped wetland probability across the 2,160 km² Skykomish watershed with the Wetland Intrinsic Potential (WIP) random-forest model, reaching &gt;75% accuracy.</w:t>
       </w:r>
     </w:p>
     <w:p>
@@ -230,14 +291,65 @@
           <w:b/>
           <w:bCs/>
         </w:rPr>
-        <w:t xml:space="preserve">Spatial Data Scientist</w:t>
+        <w:t xml:space="preserve">Independent Researcher &amp; Open-Source Developer</w:t>
+      </w:r>
+      <w:r>
+        <w:t xml:space="preserve">, </w:t>
+      </w:r>
+      <w:r>
+        <w:rPr>
+          <w:i/>
+          <w:iCs/>
+        </w:rPr>
+        <w:t xml:space="preserve">Self-directed</w:t>
       </w:r>
       <w:r>
         <w:tab/>
       </w:r>
       <w:r>
-        <w:t xml:space="preserve">May 2025 – Jan 2026</w:t>
-      </w:r>
+        <w:t xml:space="preserve">Jan 2024 – May 2025</w:t>
+      </w:r>
+    </w:p>
+    <w:p>
+      <w:pPr>
+        <w:keepNext/>
+        <w:spacing w:after="20"/>
+      </w:pPr>
+      <w:r>
+        <w:t xml:space="preserve">Continued simulation research and open-source development between industry roles.</w:t>
+      </w:r>
+    </w:p>
+    <w:p>
+      <w:pPr>
+        <w:pStyle w:val="ListParagraph"/>
+        <w:numPr>
+          <w:ilvl w:val="0"/>
+          <w:numId w:val="2"/>
+        </w:numPr>
+        <w:spacing w:after="10"/>
+      </w:pPr>
+      <w:r>
+        <w:t xml:space="preserve">Co-developed Tleco, a Rust/Python toolkit that solves the Fokker–Planck equation coupled to radiative transfer for relativistic outflows (ApJ 2024).</w:t>
+      </w:r>
+    </w:p>
+    <w:p>
+      <w:pPr>
+        <w:pStyle w:val="ListParagraph"/>
+        <w:numPr>
+          <w:ilvl w:val="0"/>
+          <w:numId w:val="2"/>
+        </w:numPr>
+        <w:spacing w:after="10"/>
+      </w:pPr>
+      <w:r>
+        <w:t xml:space="preserve">Developing WindsOfChange with the UW Forest Mycobiome Lab: a C++/R library for wind-driven spore dispersal over hilly forest terrain (RcppParallel, OpenMP).</w:t>
+      </w:r>
+    </w:p>
+    <w:p>
+      <w:pPr>
+        <w:pStyle w:val="EntryGap"/>
+        <w:spacing w:after="0"/>
+      </w:pPr>
     </w:p>
     <w:p>
       <w:pPr>
@@ -249,16 +361,26 @@
       </w:pPr>
       <w:r>
         <w:rPr>
+          <w:b/>
+          <w:bCs/>
+        </w:rPr>
+        <w:t xml:space="preserve">Software Engineer</w:t>
+      </w:r>
+      <w:r>
+        <w:t xml:space="preserve">, </w:t>
+      </w:r>
+      <w:r>
+        <w:rPr>
           <w:i/>
           <w:iCs/>
         </w:rPr>
-        <w:t xml:space="preserve">TealWaters</w:t>
+        <w:t xml:space="preserve">Paychex</w:t>
       </w:r>
       <w:r>
         <w:tab/>
       </w:r>
       <w:r>
-        <w:t xml:space="preserve">Seattle, WA</w:t>
+        <w:t xml:space="preserve">Apr 2022 – Jan 2024</w:t>
       </w:r>
     </w:p>
     <w:p>
@@ -267,33 +389,20 @@
         <w:spacing w:after="20"/>
       </w:pPr>
       <w:r>
-        <w:t xml:space="preserve">Built geospatial ML pipelines and optimized terrain-analysis code for wetland mapping.</w:t>
-      </w:r>
-    </w:p>
-    <w:p>
-      <w:pPr>
-        <w:pStyle w:val="ListParagraph"/>
-        <w:numPr>
-          <w:ilvl w:val="0"/>
-          <w:numId w:val="2"/>
-        </w:numPr>
-        <w:spacing w:after="10"/>
-      </w:pPr>
-      <w:r>
-        <w:t xml:space="preserve">Optimized the terrain-modeling code that computes elevation derivatives from 1 m, 3 m, and 10 m DEMs over 20 tiles, improving its computational performance.</w:t>
-      </w:r>
-    </w:p>
-    <w:p>
-      <w:pPr>
-        <w:pStyle w:val="ListParagraph"/>
-        <w:numPr>
-          <w:ilvl w:val="0"/>
-          <w:numId w:val="2"/>
-        </w:numPr>
-        <w:spacing w:after="10"/>
-      </w:pPr>
-      <w:r>
-        <w:t xml:space="preserve">Mapped wetland probability across the 2,160 km² Skykomish watershed with the Wetland Intrinsic Potential (WIP) random-forest model, reaching &gt;75% accuracy.</w:t>
+        <w:t xml:space="preserve">Built and tested data-integration services between enterprise systems and Oracle E-Business Suite.</w:t>
+      </w:r>
+    </w:p>
+    <w:p>
+      <w:pPr>
+        <w:pStyle w:val="ListParagraph"/>
+        <w:numPr>
+          <w:ilvl w:val="0"/>
+          <w:numId w:val="2"/>
+        </w:numPr>
+        <w:spacing w:after="10"/>
+      </w:pPr>
+      <w:r>
+        <w:t xml:space="preserve">Developed and tested production data-pipeline software (Java, Python, SQL) with CI/CD.</w:t>
       </w:r>
     </w:p>
     <w:p>
@@ -315,14 +424,91 @@
           <w:b/>
           <w:bCs/>
         </w:rPr>
-        <w:t xml:space="preserve">Independent Researcher &amp; Open-Source Developer</w:t>
+        <w:t xml:space="preserve">Postdoctoral Research Associate</w:t>
+      </w:r>
+      <w:r>
+        <w:t xml:space="preserve">, </w:t>
+      </w:r>
+      <w:r>
+        <w:rPr>
+          <w:i/>
+          <w:iCs/>
+        </w:rPr>
+        <w:t xml:space="preserve">Rochester Institute of Technology</w:t>
       </w:r>
       <w:r>
         <w:tab/>
       </w:r>
       <w:r>
-        <w:t xml:space="preserve">Jan 2024 – May 2025</w:t>
-      </w:r>
+        <w:t xml:space="preserve">Feb 2021 – Apr 2022</w:t>
+      </w:r>
+    </w:p>
+    <w:p>
+      <w:pPr>
+        <w:keepNext/>
+        <w:spacing w:after="20"/>
+      </w:pPr>
+      <w:r>
+        <w:t xml:space="preserve">HPC simulations of supermassive black hole binaries in an NSF-funded project.</w:t>
+      </w:r>
+    </w:p>
+    <w:p>
+      <w:pPr>
+        <w:pStyle w:val="ListParagraph"/>
+        <w:numPr>
+          <w:ilvl w:val="0"/>
+          <w:numId w:val="2"/>
+        </w:numPr>
+        <w:spacing w:after="10"/>
+      </w:pPr>
+      <w:r>
+        <w:t xml:space="preserve">Led a 7-person team in an NSF-sponsored upgrade of PatchworkMHD, a C code for MHD simulations of supermassive black hole binaries, adding black hole spin with under 5% runtime overhead.</w:t>
+      </w:r>
+    </w:p>
+    <w:p>
+      <w:pPr>
+        <w:pStyle w:val="ListParagraph"/>
+        <w:numPr>
+          <w:ilvl w:val="0"/>
+          <w:numId w:val="2"/>
+        </w:numPr>
+        <w:spacing w:after="10"/>
+      </w:pPr>
+      <w:r>
+        <w:t xml:space="preserve">Ran and benchmarked large production simulations on Frontera (TACC), about 10,000 node-hours, and identified performance bottlenecks in the parallel code.</w:t>
+      </w:r>
+    </w:p>
+    <w:p>
+      <w:pPr>
+        <w:pStyle w:val="ListParagraph"/>
+        <w:numPr>
+          <w:ilvl w:val="0"/>
+          <w:numId w:val="2"/>
+        </w:numPr>
+        <w:spacing w:after="10"/>
+      </w:pPr>
+      <w:r>
+        <w:t xml:space="preserve">Calibrated Paramo parameters against Fermi-LAT observations using gradient-based optimization, comparing simulation output with data and updating the model automatically; supervised a graduate student on the same problem.</w:t>
+      </w:r>
+    </w:p>
+    <w:p>
+      <w:pPr>
+        <w:pStyle w:val="ListParagraph"/>
+        <w:numPr>
+          <w:ilvl w:val="0"/>
+          <w:numId w:val="2"/>
+        </w:numPr>
+        <w:spacing w:after="10"/>
+      </w:pPr>
+      <w:r>
+        <w:t xml:space="preserve">Collaborated on a multi-institutional HPC project on binary neutron star mergers, resulting in 2 publications.</w:t>
+      </w:r>
+    </w:p>
+    <w:p>
+      <w:pPr>
+        <w:pStyle w:val="EntryGap"/>
+        <w:spacing w:after="0"/>
+      </w:pPr>
     </w:p>
     <w:p>
       <w:pPr>
@@ -334,16 +520,26 @@
       </w:pPr>
       <w:r>
         <w:rPr>
+          <w:b/>
+          <w:bCs/>
+        </w:rPr>
+        <w:t xml:space="preserve">Postdoctoral Research Fellow</w:t>
+      </w:r>
+      <w:r>
+        <w:t xml:space="preserve">, </w:t>
+      </w:r>
+      <w:r>
+        <w:rPr>
           <w:i/>
           <w:iCs/>
         </w:rPr>
-        <w:t xml:space="preserve">Self-directed</w:t>
+        <w:t xml:space="preserve">Purdue University</w:t>
       </w:r>
       <w:r>
         <w:tab/>
       </w:r>
       <w:r>
-        <w:t xml:space="preserve">Seattle, WA</w:t>
+        <w:t xml:space="preserve">Oct 2018 – Nov 2020</w:t>
       </w:r>
     </w:p>
     <w:p>
@@ -352,33 +548,59 @@
         <w:spacing w:after="20"/>
       </w:pPr>
       <w:r>
-        <w:t xml:space="preserve">Continued simulation research and open-source development between industry roles.</w:t>
-      </w:r>
-    </w:p>
-    <w:p>
-      <w:pPr>
-        <w:pStyle w:val="ListParagraph"/>
-        <w:numPr>
-          <w:ilvl w:val="0"/>
-          <w:numId w:val="2"/>
-        </w:numPr>
-        <w:spacing w:after="10"/>
-      </w:pPr>
-      <w:r>
-        <w:t xml:space="preserve">Co-developed Tleco, a Rust/Python toolkit that solves the Fokker–Planck equation coupled to radiative transfer for relativistic outflows (ApJ 2024).</w:t>
-      </w:r>
-    </w:p>
-    <w:p>
-      <w:pPr>
-        <w:pStyle w:val="ListParagraph"/>
-        <w:numPr>
-          <w:ilvl w:val="0"/>
-          <w:numId w:val="2"/>
-        </w:numPr>
-        <w:spacing w:after="10"/>
-      </w:pPr>
-      <w:r>
-        <w:t xml:space="preserve">Developing WindsOfChange with the UW Forest Mycobiome Lab: a C++/R library for wind-driven spore dispersal over hilly forest terrain (RcppParallel, OpenMP).</w:t>
+        <w:t xml:space="preserve">Radiative-transfer modeling of relativistic jets (blazars and gamma-ray burst afterglows).</w:t>
+      </w:r>
+    </w:p>
+    <w:p>
+      <w:pPr>
+        <w:pStyle w:val="ListParagraph"/>
+        <w:numPr>
+          <w:ilvl w:val="0"/>
+          <w:numId w:val="2"/>
+        </w:numPr>
+        <w:spacing w:after="10"/>
+      </w:pPr>
+      <w:r>
+        <w:t xml:space="preserve">Designed and wrote Paramo, an open-source Fortran 95 library that solves the Fokker–Planck equation for relativistic particle distributions coupled to radiative transfer. Optimized with OpenMP; GPU offload tested with OpenACC.</w:t>
+      </w:r>
+    </w:p>
+    <w:p>
+      <w:pPr>
+        <w:pStyle w:val="ListParagraph"/>
+        <w:numPr>
+          <w:ilvl w:val="0"/>
+          <w:numId w:val="2"/>
+        </w:numPr>
+        <w:spacing w:after="10"/>
+      </w:pPr>
+      <w:r>
+        <w:t xml:space="preserve">Implemented implicit PDE solvers, numerical integration, and arbitrary-shape particle distributions without slowing the simulation.</w:t>
+      </w:r>
+    </w:p>
+    <w:p>
+      <w:pPr>
+        <w:pStyle w:val="ListParagraph"/>
+        <w:numPr>
+          <w:ilvl w:val="0"/>
+          <w:numId w:val="2"/>
+        </w:numPr>
+        <w:spacing w:after="10"/>
+      </w:pPr>
+      <w:r>
+        <w:t xml:space="preserve">Wrote Python tools to analyze Paramo output and run parameter optimization; other groups have adopted Paramo, including Combi &amp; Siegel (2023).</w:t>
+      </w:r>
+    </w:p>
+    <w:p>
+      <w:pPr>
+        <w:pStyle w:val="ListParagraph"/>
+        <w:numPr>
+          <w:ilvl w:val="0"/>
+          <w:numId w:val="2"/>
+        </w:numPr>
+        <w:spacing w:after="10"/>
+      </w:pPr>
+      <w:r>
+        <w:t xml:space="preserve">Co-I on two NASA Fermi Guest Investigator proposals, one funded ($68K) to model blazar radiation; mentored 3 graduate students and published 2 peer-reviewed papers.</w:t>
       </w:r>
     </w:p>
     <w:p>
@@ -400,14 +622,56 @@
           <w:b/>
           <w:bCs/>
         </w:rPr>
-        <w:t xml:space="preserve">Software Engineer</w:t>
+        <w:t xml:space="preserve">Postdoctoral Research Fellow</w:t>
+      </w:r>
+      <w:r>
+        <w:t xml:space="preserve">, </w:t>
+      </w:r>
+      <w:r>
+        <w:rPr>
+          <w:i/>
+          <w:iCs/>
+        </w:rPr>
+        <w:t xml:space="preserve">Universidad Michoacana de San Nicolás de Hidalgo</w:t>
       </w:r>
       <w:r>
         <w:tab/>
       </w:r>
       <w:r>
-        <w:t xml:space="preserve">Apr 2022 – Jan 2024</w:t>
-      </w:r>
+        <w:t xml:space="preserve">Jan 2018 – Sep 2018</w:t>
+      </w:r>
+    </w:p>
+    <w:p>
+      <w:pPr>
+        <w:pStyle w:val="ListParagraph"/>
+        <w:numPr>
+          <w:ilvl w:val="0"/>
+          <w:numId w:val="2"/>
+        </w:numPr>
+        <w:spacing w:after="10"/>
+      </w:pPr>
+      <w:r>
+        <w:t xml:space="preserve">Developed a Python pipeline to process black hole simulation outputs from the GRTrans numerical code, generating SVM training data for radio image prediction.</w:t>
+      </w:r>
+    </w:p>
+    <w:p>
+      <w:pPr>
+        <w:pStyle w:val="ListParagraph"/>
+        <w:numPr>
+          <w:ilvl w:val="0"/>
+          <w:numId w:val="2"/>
+        </w:numPr>
+        <w:spacing w:after="10"/>
+      </w:pPr>
+      <w:r>
+        <w:t xml:space="preserve">Built open-source data analysis and visualization tools in Python for radiative transfer phenomena in relativistic astrophysics scenarios.</w:t>
+      </w:r>
+    </w:p>
+    <w:p>
+      <w:pPr>
+        <w:pStyle w:val="EntryGap"/>
+        <w:spacing w:after="0"/>
+      </w:pPr>
     </w:p>
     <w:p>
       <w:pPr>
@@ -419,38 +683,39 @@
       </w:pPr>
       <w:r>
         <w:rPr>
+          <w:b/>
+          <w:bCs/>
+        </w:rPr>
+        <w:t xml:space="preserve">Graduate Research Assistant</w:t>
+      </w:r>
+      <w:r>
+        <w:t xml:space="preserve">, </w:t>
+      </w:r>
+      <w:r>
+        <w:rPr>
           <w:i/>
           <w:iCs/>
         </w:rPr>
-        <w:t xml:space="preserve">Paychex</w:t>
+        <w:t xml:space="preserve">Universitat de València</w:t>
       </w:r>
       <w:r>
         <w:tab/>
       </w:r>
       <w:r>
-        <w:t xml:space="preserve">Remote</w:t>
-      </w:r>
-    </w:p>
-    <w:p>
-      <w:pPr>
-        <w:keepNext/>
-        <w:spacing w:after="20"/>
-      </w:pPr>
-      <w:r>
-        <w:t xml:space="preserve">Built and tested data-integration services between enterprise systems and Oracle E-Business Suite.</w:t>
-      </w:r>
-    </w:p>
-    <w:p>
-      <w:pPr>
-        <w:pStyle w:val="ListParagraph"/>
-        <w:numPr>
-          <w:ilvl w:val="0"/>
-          <w:numId w:val="2"/>
-        </w:numPr>
-        <w:spacing w:after="10"/>
-      </w:pPr>
-      <w:r>
-        <w:t xml:space="preserve">Developed and tested production data-pipeline software (Java, Python, SQL) with CI/CD.</w:t>
+        <w:t xml:space="preserve">Oct 2011 – Jul 2017</w:t>
+      </w:r>
+    </w:p>
+    <w:p>
+      <w:pPr>
+        <w:pStyle w:val="ListParagraph"/>
+        <w:numPr>
+          <w:ilvl w:val="0"/>
+          <w:numId w:val="2"/>
+        </w:numPr>
+        <w:spacing w:after="10"/>
+      </w:pPr>
+      <w:r>
+        <w:t xml:space="preserve">Studied how magnetization of shocked plasma shapes the radiation spectra of relativistic internal shocks, using the C-SPEV simulation code.</w:t>
       </w:r>
     </w:p>
     <w:p>
@@ -458,6 +723,14 @@
         <w:pStyle w:val="EntryGap"/>
         <w:spacing w:after="0"/>
       </w:pPr>
+    </w:p>
+    <w:p>
+      <w:pPr>
+        <w:pStyle w:val="Heading1"/>
+      </w:pPr>
+      <w:r>
+        <w:t xml:space="preserve">Projects</w:t>
+      </w:r>
     </w:p>
     <w:p>
       <w:pPr>
@@ -472,13 +745,13 @@
           <w:b/>
           <w:bCs/>
         </w:rPr>
-        <w:t xml:space="preserve">Postdoctoral Research Associate</w:t>
+        <w:t xml:space="preserve">Blazar Population ML</w:t>
       </w:r>
       <w:r>
         <w:tab/>
       </w:r>
       <w:r>
-        <w:t xml:space="preserve">Feb 2021 – Apr 2022</w:t>
+        <w:t xml:space="preserve">Jan 2026 – Present</w:t>
       </w:r>
     </w:p>
     <w:p>
@@ -494,381 +767,12 @@
           <w:i/>
           <w:iCs/>
         </w:rPr>
-        <w:t xml:space="preserve">Rochester Institute of Technology</w:t>
+        <w:t xml:space="preserve">Scientific ML (Python, scikit-learn, PyTorch)</w:t>
       </w:r>
       <w:r>
         <w:tab/>
       </w:r>
-      <w:r>
-        <w:t xml:space="preserve">Rochester, NY</w:t>
-      </w:r>
-    </w:p>
-    <w:p>
-      <w:pPr>
-        <w:keepNext/>
-        <w:spacing w:after="20"/>
-      </w:pPr>
-      <w:r>
-        <w:t xml:space="preserve">HPC simulations of supermassive black hole binaries in an NSF-funded project.</w:t>
-      </w:r>
-    </w:p>
-    <w:p>
-      <w:pPr>
-        <w:pStyle w:val="ListParagraph"/>
-        <w:numPr>
-          <w:ilvl w:val="0"/>
-          <w:numId w:val="2"/>
-        </w:numPr>
-        <w:spacing w:after="10"/>
-      </w:pPr>
-      <w:r>
-        <w:t xml:space="preserve">Led a 7-person team in an NSF-sponsored upgrade of PatchworkMHD, a C code for MHD simulations of supermassive black hole binaries, adding black hole spin with under 5% runtime overhead.</w:t>
-      </w:r>
-    </w:p>
-    <w:p>
-      <w:pPr>
-        <w:pStyle w:val="ListParagraph"/>
-        <w:numPr>
-          <w:ilvl w:val="0"/>
-          <w:numId w:val="2"/>
-        </w:numPr>
-        <w:spacing w:after="10"/>
-      </w:pPr>
-      <w:r>
-        <w:t xml:space="preserve">Ran and benchmarked large production simulations on Frontera (TACC), about 10,000 node-hours, and identified performance bottlenecks in the parallel code.</w:t>
-      </w:r>
-    </w:p>
-    <w:p>
-      <w:pPr>
-        <w:pStyle w:val="ListParagraph"/>
-        <w:numPr>
-          <w:ilvl w:val="0"/>
-          <w:numId w:val="2"/>
-        </w:numPr>
-        <w:spacing w:after="10"/>
-      </w:pPr>
-      <w:r>
-        <w:t xml:space="preserve">Calibrated Paramo parameters against Fermi-LAT observations using gradient-based optimization, comparing simulation output with data and updating the model automatically; supervised a graduate student on the same problem.</w:t>
-      </w:r>
-    </w:p>
-    <w:p>
-      <w:pPr>
-        <w:pStyle w:val="ListParagraph"/>
-        <w:numPr>
-          <w:ilvl w:val="0"/>
-          <w:numId w:val="2"/>
-        </w:numPr>
-        <w:spacing w:after="10"/>
-      </w:pPr>
-      <w:r>
-        <w:t xml:space="preserve">Collaborated on a multi-institutional HPC project on binary neutron star mergers, resulting in 2 publications.</w:t>
-      </w:r>
-    </w:p>
-    <w:p>
-      <w:pPr>
-        <w:pStyle w:val="EntryGap"/>
-        <w:spacing w:after="0"/>
-      </w:pPr>
-    </w:p>
-    <w:p>
-      <w:pPr>
-        <w:keepNext/>
-        <w:tabs>
-          <w:tab w:val="right" w:pos="10512"/>
-        </w:tabs>
-        <w:spacing w:after="0"/>
-      </w:pPr>
-      <w:r>
-        <w:rPr>
-          <w:b/>
-          <w:bCs/>
-        </w:rPr>
-        <w:t xml:space="preserve">Postdoctoral Research Fellow</w:t>
-      </w:r>
-      <w:r>
-        <w:tab/>
-      </w:r>
-      <w:r>
-        <w:t xml:space="preserve">Oct 2018 – Nov 2020</w:t>
-      </w:r>
-    </w:p>
-    <w:p>
-      <w:pPr>
-        <w:keepNext/>
-        <w:tabs>
-          <w:tab w:val="right" w:pos="10512"/>
-        </w:tabs>
-        <w:spacing w:after="0"/>
-      </w:pPr>
-      <w:r>
-        <w:rPr>
-          <w:i/>
-          <w:iCs/>
-        </w:rPr>
-        <w:t xml:space="preserve">Purdue University</w:t>
-      </w:r>
-      <w:r>
-        <w:tab/>
-      </w:r>
-      <w:r>
-        <w:t xml:space="preserve">West Lafayette, IN</w:t>
-      </w:r>
-    </w:p>
-    <w:p>
-      <w:pPr>
-        <w:keepNext/>
-        <w:spacing w:after="20"/>
-      </w:pPr>
-      <w:r>
-        <w:t xml:space="preserve">Radiative-transfer modeling of relativistic jets (blazars and gamma-ray burst afterglows).</w:t>
-      </w:r>
-    </w:p>
-    <w:p>
-      <w:pPr>
-        <w:pStyle w:val="ListParagraph"/>
-        <w:numPr>
-          <w:ilvl w:val="0"/>
-          <w:numId w:val="2"/>
-        </w:numPr>
-        <w:spacing w:after="10"/>
-      </w:pPr>
-      <w:r>
-        <w:t xml:space="preserve">Designed and wrote Paramo, an open-source Fortran 95 library that solves the Fokker–Planck equation for relativistic particle distributions coupled to radiative transfer. Optimized with OpenMP; GPU offload tested with OpenACC.</w:t>
-      </w:r>
-    </w:p>
-    <w:p>
-      <w:pPr>
-        <w:pStyle w:val="ListParagraph"/>
-        <w:numPr>
-          <w:ilvl w:val="0"/>
-          <w:numId w:val="2"/>
-        </w:numPr>
-        <w:spacing w:after="10"/>
-      </w:pPr>
-      <w:r>
-        <w:t xml:space="preserve">Implemented implicit PDE solvers, numerical integration, and arbitrary-shape particle distributions without slowing the simulation.</w:t>
-      </w:r>
-    </w:p>
-    <w:p>
-      <w:pPr>
-        <w:pStyle w:val="ListParagraph"/>
-        <w:numPr>
-          <w:ilvl w:val="0"/>
-          <w:numId w:val="2"/>
-        </w:numPr>
-        <w:spacing w:after="10"/>
-      </w:pPr>
-      <w:r>
-        <w:t xml:space="preserve">Wrote Python tools to analyze Paramo output and run parameter optimization; other groups have adopted Paramo, including Combi &amp; Siegel (2023).</w:t>
-      </w:r>
-    </w:p>
-    <w:p>
-      <w:pPr>
-        <w:pStyle w:val="ListParagraph"/>
-        <w:numPr>
-          <w:ilvl w:val="0"/>
-          <w:numId w:val="2"/>
-        </w:numPr>
-        <w:spacing w:after="10"/>
-      </w:pPr>
-      <w:r>
-        <w:t xml:space="preserve">Co-I on two NASA Fermi Guest Investigator proposals, one funded ($68K) to model blazar radiation; mentored 3 graduate students and published 2 peer-reviewed papers.</w:t>
-      </w:r>
-    </w:p>
-    <w:p>
-      <w:pPr>
-        <w:pStyle w:val="EntryGap"/>
-        <w:spacing w:after="0"/>
-      </w:pPr>
-    </w:p>
-    <w:p>
-      <w:pPr>
-        <w:keepNext/>
-        <w:tabs>
-          <w:tab w:val="right" w:pos="10512"/>
-        </w:tabs>
-        <w:spacing w:after="0"/>
-      </w:pPr>
-      <w:r>
-        <w:rPr>
-          <w:b/>
-          <w:bCs/>
-        </w:rPr>
-        <w:t xml:space="preserve">Postdoctoral Research Fellow</w:t>
-      </w:r>
-      <w:r>
-        <w:tab/>
-      </w:r>
-      <w:r>
-        <w:t xml:space="preserve">Jan 2018 – Sep 2018</w:t>
-      </w:r>
-    </w:p>
-    <w:p>
-      <w:pPr>
-        <w:keepNext/>
-        <w:tabs>
-          <w:tab w:val="right" w:pos="10512"/>
-        </w:tabs>
-        <w:spacing w:after="0"/>
-      </w:pPr>
-      <w:r>
-        <w:rPr>
-          <w:i/>
-          <w:iCs/>
-        </w:rPr>
-        <w:t xml:space="preserve">Universidad Michoacana de San Nicolás de Hidalgo</w:t>
-      </w:r>
-      <w:r>
-        <w:tab/>
-      </w:r>
-      <w:r>
-        <w:t xml:space="preserve">Morelia, Mexico</w:t>
-      </w:r>
-    </w:p>
-    <w:p>
-      <w:pPr>
-        <w:pStyle w:val="ListParagraph"/>
-        <w:numPr>
-          <w:ilvl w:val="0"/>
-          <w:numId w:val="2"/>
-        </w:numPr>
-        <w:spacing w:after="10"/>
-      </w:pPr>
-      <w:r>
-        <w:t xml:space="preserve">Developed a Python pipeline to process black hole simulation outputs from the GRTrans numerical code, generating SVM training data for radio image prediction.</w:t>
-      </w:r>
-    </w:p>
-    <w:p>
-      <w:pPr>
-        <w:pStyle w:val="ListParagraph"/>
-        <w:numPr>
-          <w:ilvl w:val="0"/>
-          <w:numId w:val="2"/>
-        </w:numPr>
-        <w:spacing w:after="10"/>
-      </w:pPr>
-      <w:r>
-        <w:t xml:space="preserve">Built open-source data analysis and visualization tools in Python for radiative transfer phenomena in relativistic astrophysics scenarios.</w:t>
-      </w:r>
-    </w:p>
-    <w:p>
-      <w:pPr>
-        <w:pStyle w:val="EntryGap"/>
-        <w:spacing w:after="0"/>
-      </w:pPr>
-    </w:p>
-    <w:p>
-      <w:pPr>
-        <w:keepNext/>
-        <w:tabs>
-          <w:tab w:val="right" w:pos="10512"/>
-        </w:tabs>
-        <w:spacing w:after="0"/>
-      </w:pPr>
-      <w:r>
-        <w:rPr>
-          <w:b/>
-          <w:bCs/>
-        </w:rPr>
-        <w:t xml:space="preserve">Graduate Research Assistant</w:t>
-      </w:r>
-      <w:r>
-        <w:tab/>
-      </w:r>
-      <w:r>
-        <w:t xml:space="preserve">Oct 2011 – Jul 2017</w:t>
-      </w:r>
-    </w:p>
-    <w:p>
-      <w:pPr>
-        <w:keepNext/>
-        <w:tabs>
-          <w:tab w:val="right" w:pos="10512"/>
-        </w:tabs>
-        <w:spacing w:after="0"/>
-      </w:pPr>
-      <w:r>
-        <w:rPr>
-          <w:i/>
-          <w:iCs/>
-        </w:rPr>
-        <w:t xml:space="preserve">Universitat de València</w:t>
-      </w:r>
-      <w:r>
-        <w:tab/>
-      </w:r>
-      <w:r>
-        <w:t xml:space="preserve">Valencia, Spain</w:t>
-      </w:r>
-    </w:p>
-    <w:p>
-      <w:pPr>
-        <w:pStyle w:val="ListParagraph"/>
-        <w:numPr>
-          <w:ilvl w:val="0"/>
-          <w:numId w:val="2"/>
-        </w:numPr>
-        <w:spacing w:after="10"/>
-      </w:pPr>
-      <w:r>
-        <w:t xml:space="preserve">Studied how magnetization of shocked plasma shapes the radiation spectra of relativistic internal shocks, using the C-SPEV simulation code.</w:t>
-      </w:r>
-    </w:p>
-    <w:p>
-      <w:pPr>
-        <w:pStyle w:val="EntryGap"/>
-        <w:spacing w:after="0"/>
-      </w:pPr>
-    </w:p>
-    <w:p>
-      <w:pPr>
-        <w:pStyle w:val="Heading1"/>
-      </w:pPr>
-      <w:r>
-        <w:t xml:space="preserve">Projects</w:t>
-      </w:r>
-    </w:p>
-    <w:p>
-      <w:pPr>
-        <w:keepNext/>
-        <w:tabs>
-          <w:tab w:val="right" w:pos="10512"/>
-        </w:tabs>
-        <w:spacing w:after="0"/>
-      </w:pPr>
-      <w:r>
-        <w:rPr>
-          <w:b/>
-          <w:bCs/>
-        </w:rPr>
-        <w:t xml:space="preserve">Blazar Population ML</w:t>
-      </w:r>
-      <w:r>
-        <w:tab/>
-      </w:r>
-      <w:r>
-        <w:t xml:space="preserve">Jan 2026 – Present</w:t>
-      </w:r>
-    </w:p>
-    <w:p>
-      <w:pPr>
-        <w:keepNext/>
-        <w:tabs>
-          <w:tab w:val="right" w:pos="10512"/>
-        </w:tabs>
-        <w:spacing w:after="0"/>
-      </w:pPr>
-      <w:r>
-        <w:rPr>
-          <w:i/>
-          <w:iCs/>
-        </w:rPr>
-        <w:t xml:space="preserve">Scientific ML (Python, scikit-learn, PyTorch)</w:t>
-      </w:r>
-      <w:r>
-        <w:tab/>
-      </w:r>
-      <w:hyperlink w:history="1" r:id="rIdq9u0qbsobsduiue1mqc3i">
+      <w:hyperlink w:history="1" r:id="rId8gzpyb4miqof1tzd4dsvb">
         <w:r>
           <w:t xml:space="preserve">github.com/altjerue/ilwikak-ml</w:t>
         </w:r>
@@ -959,7 +863,7 @@
       <w:r>
         <w:t xml:space="preserve">, </w:t>
       </w:r>
-      <w:hyperlink w:history="1" r:id="rIdnpbzv2gwuuws980ekmhti">
+      <w:hyperlink w:history="1" r:id="rIdjjyffjf4wsiibscojso29">
         <w:r>
           <w:t xml:space="preserve">ApJ 976, 182 (2024)</w:t>
         </w:r>
@@ -967,7 +871,7 @@
       <w:r>
         <w:t xml:space="preserve">, </w:t>
       </w:r>
-      <w:hyperlink w:history="1" r:id="rIdcs9-lqmunubc119oj1faz">
+      <w:hyperlink w:history="1" r:id="rIdakxk_jdilcav1mrzomufh">
         <w:r>
           <w:t xml:space="preserve">arXiv:2405.17581</w:t>
         </w:r>
@@ -1005,7 +909,7 @@
       <w:r>
         <w:t xml:space="preserve">, </w:t>
       </w:r>
-      <w:hyperlink w:history="1" r:id="rIdxkvfudzs_vjnc5akbnuds">
+      <w:hyperlink w:history="1" r:id="rIdvl2zab44j7bxok33gtiln">
         <w:r>
           <w:t xml:space="preserve">MNRAS 501, 4092–4102 (2021)</w:t>
         </w:r>
@@ -1013,7 +917,7 @@
       <w:r>
         <w:t xml:space="preserve">, </w:t>
       </w:r>
-      <w:hyperlink w:history="1" r:id="rIddyzipwmamenhgwnszv5vf">
+      <w:hyperlink w:history="1" r:id="rIdu65vv1urnfigtlbm7hmup">
         <w:r>
           <w:t xml:space="preserve">arXiv:2009.02273</w:t>
         </w:r>
@@ -1051,7 +955,7 @@
       <w:r>
         <w:t xml:space="preserve">, </w:t>
       </w:r>
-      <w:hyperlink w:history="1" r:id="rIdnqannbgr1pq3-qmnximd7">
+      <w:hyperlink w:history="1" r:id="rIdzjnc-7605ihyrgpvzttv4">
         <w:r>
           <w:t xml:space="preserve">MNRAS 468, 1169–1182 (2017)</w:t>
         </w:r>
@@ -1059,7 +963,7 @@
       <w:r>
         <w:t xml:space="preserve">, </w:t>
       </w:r>
-      <w:hyperlink w:history="1" r:id="rId0_e2cil0gt-utmbltxfhy">
+      <w:hyperlink w:history="1" r:id="rId4zky2xkl8eog8vxvvpq03">
         <w:r>
           <w:t xml:space="preserve">arXiv:1612.06383</w:t>
         </w:r>
@@ -1092,11 +996,27 @@
         <w:t xml:space="preserve">Universitat de València</w:t>
       </w:r>
       <w:r>
+        <w:t xml:space="preserve">, </w:t>
+      </w:r>
+      <w:r>
+        <w:rPr>
+          <w:i/>
+          <w:iCs/>
+        </w:rPr>
+        <w:t xml:space="preserve">Ph.D. in Physics, Excellent Cum Laude</w:t>
+      </w:r>
+      <w:r>
         <w:tab/>
       </w:r>
       <w:r>
-        <w:t xml:space="preserve">Valencia, Spain</w:t>
-      </w:r>
+        <w:t xml:space="preserve">2017</w:t>
+      </w:r>
+    </w:p>
+    <w:p>
+      <w:pPr>
+        <w:pStyle w:val="EntryGap"/>
+        <w:spacing w:after="0"/>
+      </w:pPr>
     </w:p>
     <w:p>
       <w:pPr>
@@ -1108,16 +1028,20 @@
       </w:pPr>
       <w:r>
         <w:rPr>
+          <w:b/>
+          <w:bCs/>
+        </w:rPr>
+        <w:t xml:space="preserve">Universidad Michoacana de San Nicolás de Hidalgo</w:t>
+      </w:r>
+      <w:r>
+        <w:t xml:space="preserve">, </w:t>
+      </w:r>
+      <w:r>
+        <w:rPr>
           <w:i/>
           <w:iCs/>
         </w:rPr>
-        <w:t xml:space="preserve">Ph.D. in Physics, Excellent Cum Laude</w:t>
-      </w:r>
-      <w:r>
-        <w:tab/>
-      </w:r>
-      <w:r>
-        <w:t xml:space="preserve">2017</w:t>
+        <w:t xml:space="preserve">M.Sc. in Physics</w:t>
       </w:r>
     </w:p>
     <w:p>
@@ -1139,67 +1063,11 @@
           <w:b/>
           <w:bCs/>
         </w:rPr>
-        <w:t xml:space="preserve">Universidad Michoacana de San Nicolás de Hidalgo</w:t>
-      </w:r>
-      <w:r>
-        <w:tab/>
-      </w:r>
-      <w:r>
-        <w:t xml:space="preserve">Morelia, Mexico</w:t>
-      </w:r>
-    </w:p>
-    <w:p>
-      <w:pPr>
-        <w:keepNext/>
-        <w:tabs>
-          <w:tab w:val="right" w:pos="10512"/>
-        </w:tabs>
-        <w:spacing w:after="0"/>
-      </w:pPr>
-      <w:r>
-        <w:rPr>
-          <w:i/>
-          <w:iCs/>
-        </w:rPr>
-        <w:t xml:space="preserve">M.Sc. in Physics</w:t>
-      </w:r>
-    </w:p>
-    <w:p>
-      <w:pPr>
-        <w:pStyle w:val="EntryGap"/>
-        <w:spacing w:after="0"/>
-      </w:pPr>
-    </w:p>
-    <w:p>
-      <w:pPr>
-        <w:keepNext/>
-        <w:tabs>
-          <w:tab w:val="right" w:pos="10512"/>
-        </w:tabs>
-        <w:spacing w:after="0"/>
-      </w:pPr>
-      <w:r>
-        <w:rPr>
-          <w:b/>
-          <w:bCs/>
-        </w:rPr>
         <w:t xml:space="preserve">Universidad Autónoma del Estado de México</w:t>
       </w:r>
       <w:r>
-        <w:tab/>
-      </w:r>
-      <w:r>
-        <w:t xml:space="preserve">Toluca, Mexico</w:t>
-      </w:r>
-    </w:p>
-    <w:p>
-      <w:pPr>
-        <w:keepNext/>
-        <w:tabs>
-          <w:tab w:val="right" w:pos="10512"/>
-        </w:tabs>
-        <w:spacing w:after="0"/>
-      </w:pPr>
+        <w:t xml:space="preserve">, </w:t>
+      </w:r>
       <w:r>
         <w:rPr>
           <w:i/>

--- a/RuedaBecerrilJM-resume-plain.docx
+++ b/RuedaBecerrilJM-resume-plain.docx
@@ -28,7 +28,7 @@
       <w:r>
         <w:t xml:space="preserve">  |  </w:t>
       </w:r>
-      <w:hyperlink w:history="1" r:id="rIdicznu2btrup3aqmjacavl">
+      <w:hyperlink w:history="1" r:id="rIdvqethe-i7t4kyi-kz_vk6">
         <w:r>
           <w:t xml:space="preserve">jm.ruebe@gmail.com</w:t>
         </w:r>
@@ -42,7 +42,7 @@
       <w:r>
         <w:t xml:space="preserve">  |  </w:t>
       </w:r>
-      <w:hyperlink w:history="1" r:id="rIdqhjlfdlgpf1ly7vikvfvg">
+      <w:hyperlink w:history="1" r:id="rId2ehjthyfdyco35ipa4llz">
         <w:r>
           <w:t xml:space="preserve">linkedin.com/in/jeruebe</w:t>
         </w:r>
@@ -50,7 +50,7 @@
       <w:r>
         <w:t xml:space="preserve">  |  </w:t>
       </w:r>
-      <w:hyperlink w:history="1" r:id="rIdvrjzzxkcdry0c3i6e-lh0">
+      <w:hyperlink w:history="1" r:id="rIdxaez3ok9rm8zzc0kh6zkn">
         <w:r>
           <w:t xml:space="preserve">altjerue.github.io</w:t>
         </w:r>
@@ -772,7 +772,7 @@
       <w:r>
         <w:tab/>
       </w:r>
-      <w:hyperlink w:history="1" r:id="rId8gzpyb4miqof1tzd4dsvb">
+      <w:hyperlink w:history="1" r:id="rId1wsdcyj5xnpa-w9yipbuj">
         <w:r>
           <w:t xml:space="preserve">github.com/altjerue/ilwikak-ml</w:t>
         </w:r>
@@ -863,7 +863,7 @@
       <w:r>
         <w:t xml:space="preserve">, </w:t>
       </w:r>
-      <w:hyperlink w:history="1" r:id="rIdjjyffjf4wsiibscojso29">
+      <w:hyperlink w:history="1" r:id="rIdynsynlxpbcllmqfgx6psr">
         <w:r>
           <w:t xml:space="preserve">ApJ 976, 182 (2024)</w:t>
         </w:r>
@@ -871,7 +871,7 @@
       <w:r>
         <w:t xml:space="preserve">, </w:t>
       </w:r>
-      <w:hyperlink w:history="1" r:id="rIdakxk_jdilcav1mrzomufh">
+      <w:hyperlink w:history="1" r:id="rIdxugjj_hwxzefxyr3sotxf">
         <w:r>
           <w:t xml:space="preserve">arXiv:2405.17581</w:t>
         </w:r>
@@ -909,7 +909,7 @@
       <w:r>
         <w:t xml:space="preserve">, </w:t>
       </w:r>
-      <w:hyperlink w:history="1" r:id="rIdvl2zab44j7bxok33gtiln">
+      <w:hyperlink w:history="1" r:id="rIdfc5oyv5fvjbjytmh02ryy">
         <w:r>
           <w:t xml:space="preserve">MNRAS 501, 4092–4102 (2021)</w:t>
         </w:r>
@@ -917,7 +917,7 @@
       <w:r>
         <w:t xml:space="preserve">, </w:t>
       </w:r>
-      <w:hyperlink w:history="1" r:id="rIdu65vv1urnfigtlbm7hmup">
+      <w:hyperlink w:history="1" r:id="rIdtqb1nwlw3hhetqk_qer6w">
         <w:r>
           <w:t xml:space="preserve">arXiv:2009.02273</w:t>
         </w:r>
@@ -955,7 +955,7 @@
       <w:r>
         <w:t xml:space="preserve">, </w:t>
       </w:r>
-      <w:hyperlink w:history="1" r:id="rIdzjnc-7605ihyrgpvzttv4">
+      <w:hyperlink w:history="1" r:id="rIdwaoc391_i3vvzh8xtboq7">
         <w:r>
           <w:t xml:space="preserve">MNRAS 468, 1169–1182 (2017)</w:t>
         </w:r>
@@ -963,7 +963,7 @@
       <w:r>
         <w:t xml:space="preserve">, </w:t>
       </w:r>
-      <w:hyperlink w:history="1" r:id="rId4zky2xkl8eog8vxvvpq03">
+      <w:hyperlink w:history="1" r:id="rIda2glrovxptfdunev496hi">
         <w:r>
           <w:t xml:space="preserve">arXiv:1612.06383</w:t>
         </w:r>
@@ -1009,7 +1009,7 @@
         <w:tab/>
       </w:r>
       <w:r>
-        <w:t xml:space="preserve">2017</w:t>
+        <w:t xml:space="preserve">Jul 2017</w:t>
       </w:r>
     </w:p>
     <w:p>
@@ -1043,6 +1043,12 @@
         </w:rPr>
         <w:t xml:space="preserve">M.Sc. in Physics</w:t>
       </w:r>
+      <w:r>
+        <w:tab/>
+      </w:r>
+      <w:r>
+        <w:t xml:space="preserve">Sep 2011</w:t>
+      </w:r>
     </w:p>
     <w:p>
       <w:pPr>
@@ -1074,6 +1080,12 @@
           <w:iCs/>
         </w:rPr>
         <w:t xml:space="preserve">B.Sc. in Physics</w:t>
+      </w:r>
+      <w:r>
+        <w:tab/>
+      </w:r>
+      <w:r>
+        <w:t xml:space="preserve">Dec 2008</w:t>
       </w:r>
     </w:p>
     <w:p>

--- a/RuedaBecerrilJM-resume-plain.docx
+++ b/RuedaBecerrilJM-resume-plain.docx
@@ -28,7 +28,7 @@
       <w:r>
         <w:t xml:space="preserve">  |  </w:t>
       </w:r>
-      <w:hyperlink w:history="1" r:id="rIdknbk8tszn4dk89xxah031">
+      <w:hyperlink w:history="1" r:id="rIdducyetrweo1i7fov8oyer">
         <w:r>
           <w:t xml:space="preserve">jm.ruebe@gmail.com</w:t>
         </w:r>
@@ -42,7 +42,7 @@
       <w:r>
         <w:t xml:space="preserve">  |  </w:t>
       </w:r>
-      <w:hyperlink w:history="1" r:id="rIdrmzvi0onwebfxjwdkcme1">
+      <w:hyperlink w:history="1" r:id="rIdodsoy26leggcrbbtjommt">
         <w:r>
           <w:t xml:space="preserve">linkedin.com/in/jeruebe</w:t>
         </w:r>
@@ -50,7 +50,7 @@
       <w:r>
         <w:t xml:space="preserve">  |  </w:t>
       </w:r>
-      <w:hyperlink w:history="1" r:id="rId_w10k8seq16vf-maoxkvt">
+      <w:hyperlink w:history="1" r:id="rId9qahnu6gyfd6dqx18aspg">
         <w:r>
           <w:t xml:space="preserve">altjerue.github.io</w:t>
         </w:r>
@@ -66,7 +66,7 @@
     </w:p>
     <w:p>
       <w:r>
-        <w:t xml:space="preserve">Research engineer and computational scientist with a PhD in Physics and over ten years of experience building physics-based numerical models (PDE solvers, radiative transfer, MHD) and applying machine learning to physical-science problems. Python-fluent, with GPU and HPC experience and an open-source track record: architected and maintained simulation libraries adopted by other research groups, tested and shipped code through CI/CD with test suites, and mentored students. Strong at pairing physical principles with data-driven models and explaining the results to scientific and engineering audiences.</w:t>
+        <w:t xml:space="preserve">Physicist (PhD) with over ten years of experience building the simulations, datasets, and analysis code that test scientific ideas against data. Currently an expert evaluator of frontier language models: writing hard physics problems that stump them and diagnosing where their reasoning fails. Background in physics-based numerical modeling (PDE solvers, radiative transfer, MHD), scientific machine learning, and open-source research software adopted by other groups. Postdoctoral experience leading teams and mentoring students, and a habit of explaining technical results clearly to mixed audiences.</w:t>
       </w:r>
     </w:p>
     <w:p>
@@ -135,6 +135,21 @@
       </w:r>
       <w:r>
         <w:t xml:space="preserve">OpenMP, OpenACC (GPU offloading), MPI, SLURM, PBS, HDF5</w:t>
+      </w:r>
+    </w:p>
+    <w:p>
+      <w:pPr>
+        <w:spacing w:after="20"/>
+      </w:pPr>
+      <w:r>
+        <w:rPr>
+          <w:b/>
+          <w:bCs/>
+        </w:rPr>
+        <w:t xml:space="preserve">AI Evaluation: </w:t>
+      </w:r>
+      <w:r>
+        <w:t xml:space="preserve">Expert-level problem and benchmark design, prompt writing, failure-mode analysis of LLM reasoning, structured feedback, AI-assisted software development with test-based validation</w:t>
       </w:r>
     </w:p>
     <w:p>
@@ -216,6 +231,19 @@
     </w:p>
     <w:p>
       <w:pPr>
+        <w:pStyle w:val="ListParagraph"/>
+        <w:numPr>
+          <w:ilvl w:val="0"/>
+          <w:numId w:val="2"/>
+        </w:numPr>
+        <w:spacing w:after="10"/>
+      </w:pPr>
+      <w:r>
+        <w:t xml:space="preserve">Diagnosed failure modes in model reasoning and wrote structured feedback to improve scientific accuracy.</w:t>
+      </w:r>
+    </w:p>
+    <w:p>
+      <w:pPr>
         <w:pStyle w:val="EntryGap"/>
         <w:spacing w:after="0"/>
       </w:pPr>
@@ -357,7 +385,7 @@
         <w:spacing w:after="10"/>
       </w:pPr>
       <w:r>
-        <w:t xml:space="preserve">Developing WindsOfChange with the UW Forest Mycobiome Lab: a C++/R library for wind-driven spore dispersal over hilly forest terrain (RcppParallel, OpenMP).</w:t>
+        <w:t xml:space="preserve">Developing WindsOfChange with the UW Forest Mycobiome Lab: a C++/R library for wind-driven spore dispersal over hilly forest terrain (RcppParallel, OpenMP), using AI coding assistants validated by a unit-test suite.</w:t>
       </w:r>
     </w:p>
     <w:p>
@@ -787,7 +815,7 @@
       <w:r>
         <w:tab/>
       </w:r>
-      <w:hyperlink w:history="1" r:id="rIdfz8od5otsmw6cbuirh--b">
+      <w:hyperlink w:history="1" r:id="rIdhpirkwygbslu5y3r08esf">
         <w:r>
           <w:t xml:space="preserve">github.com/altjerue/ilwikak-ml</w:t>
         </w:r>
@@ -878,7 +906,7 @@
       <w:r>
         <w:t xml:space="preserve">, </w:t>
       </w:r>
-      <w:hyperlink w:history="1" r:id="rIdble__ussicphgqrweei2_">
+      <w:hyperlink w:history="1" r:id="rIdnx7-0_mi8vdcnu90ivdfw">
         <w:r>
           <w:t xml:space="preserve">ApJ 976, 182 (2024)</w:t>
         </w:r>
@@ -886,7 +914,7 @@
       <w:r>
         <w:t xml:space="preserve">, </w:t>
       </w:r>
-      <w:hyperlink w:history="1" r:id="rIdmqirahdkrqwu8lqdfgthi">
+      <w:hyperlink w:history="1" r:id="rId0-mg0o6v0rapn07p1ej8-">
         <w:r>
           <w:t xml:space="preserve">arXiv:2405.17581</w:t>
         </w:r>
@@ -924,7 +952,7 @@
       <w:r>
         <w:t xml:space="preserve">, </w:t>
       </w:r>
-      <w:hyperlink w:history="1" r:id="rIdqjknrsupp0w3s9etbcjup">
+      <w:hyperlink w:history="1" r:id="rId8o93qm6odpwgwij-fit39">
         <w:r>
           <w:t xml:space="preserve">MNRAS 501, 4092–4102 (2021)</w:t>
         </w:r>
@@ -932,7 +960,7 @@
       <w:r>
         <w:t xml:space="preserve">, </w:t>
       </w:r>
-      <w:hyperlink w:history="1" r:id="rIduu-nuilq-yjpzuheutb21">
+      <w:hyperlink w:history="1" r:id="rIdmscjxaxgewrqaoas1gbgk">
         <w:r>
           <w:t xml:space="preserve">arXiv:2009.02273</w:t>
         </w:r>
@@ -970,7 +998,7 @@
       <w:r>
         <w:t xml:space="preserve">, </w:t>
       </w:r>
-      <w:hyperlink w:history="1" r:id="rId6ggxu_zv1e_03sarc1j43">
+      <w:hyperlink w:history="1" r:id="rIdvs8qwp4dcpl5cd3glzdbl">
         <w:r>
           <w:t xml:space="preserve">MNRAS 468, 1169–1182 (2017)</w:t>
         </w:r>
@@ -978,7 +1006,7 @@
       <w:r>
         <w:t xml:space="preserve">, </w:t>
       </w:r>
-      <w:hyperlink w:history="1" r:id="rIdyebxvzmw7lc2-uqtzlagl">
+      <w:hyperlink w:history="1" r:id="rIdzqf7cfiydxhuahu4ei1pl">
         <w:r>
           <w:t xml:space="preserve">arXiv:1612.06383</w:t>
         </w:r>

--- a/RuedaBecerrilJM-resume-plain.docx
+++ b/RuedaBecerrilJM-resume-plain.docx
@@ -28,7 +28,7 @@
       <w:r>
         <w:t xml:space="preserve">  |  </w:t>
       </w:r>
-      <w:hyperlink w:history="1" r:id="rIdducyetrweo1i7fov8oyer">
+      <w:hyperlink w:history="1" r:id="rIdn76rurm_hd8xofhufyvxd">
         <w:r>
           <w:t xml:space="preserve">jm.ruebe@gmail.com</w:t>
         </w:r>
@@ -42,7 +42,7 @@
       <w:r>
         <w:t xml:space="preserve">  |  </w:t>
       </w:r>
-      <w:hyperlink w:history="1" r:id="rIdodsoy26leggcrbbtjommt">
+      <w:hyperlink w:history="1" r:id="rIddbzpgpq6rtsfocdzghvwb">
         <w:r>
           <w:t xml:space="preserve">linkedin.com/in/jeruebe</w:t>
         </w:r>
@@ -50,7 +50,7 @@
       <w:r>
         <w:t xml:space="preserve">  |  </w:t>
       </w:r>
-      <w:hyperlink w:history="1" r:id="rId9qahnu6gyfd6dqx18aspg">
+      <w:hyperlink w:history="1" r:id="rIdqjt3cl79xxde7vve8pl8s">
         <w:r>
           <w:t xml:space="preserve">altjerue.github.io</w:t>
         </w:r>
@@ -385,7 +385,7 @@
         <w:spacing w:after="10"/>
       </w:pPr>
       <w:r>
-        <w:t xml:space="preserve">Developing WindsOfChange with the UW Forest Mycobiome Lab: a C++/R library for wind-driven spore dispersal over hilly forest terrain (RcppParallel, OpenMP), using AI coding assistants validated by a unit-test suite.</w:t>
+        <w:t xml:space="preserve">Developing WindsOfChange with the UW Forest Mycobiome Lab: a C++/R library for wind-driven spore dispersal over hilly forest terrain (RcppParallel, OpenMP), using AI coding assistants (Claude), validated by a unit-test suite.</w:t>
       </w:r>
     </w:p>
     <w:p>
@@ -815,7 +815,7 @@
       <w:r>
         <w:tab/>
       </w:r>
-      <w:hyperlink w:history="1" r:id="rIdhpirkwygbslu5y3r08esf">
+      <w:hyperlink w:history="1" r:id="rIdb4yhtgvfml55bg9mirjfa">
         <w:r>
           <w:t xml:space="preserve">github.com/altjerue/ilwikak-ml</w:t>
         </w:r>
@@ -906,7 +906,7 @@
       <w:r>
         <w:t xml:space="preserve">, </w:t>
       </w:r>
-      <w:hyperlink w:history="1" r:id="rIdnx7-0_mi8vdcnu90ivdfw">
+      <w:hyperlink w:history="1" r:id="rIdzgltbcnkkgm_hucmkfnee">
         <w:r>
           <w:t xml:space="preserve">ApJ 976, 182 (2024)</w:t>
         </w:r>
@@ -914,7 +914,7 @@
       <w:r>
         <w:t xml:space="preserve">, </w:t>
       </w:r>
-      <w:hyperlink w:history="1" r:id="rId0-mg0o6v0rapn07p1ej8-">
+      <w:hyperlink w:history="1" r:id="rIdtfgydqb-upfyziqc-duct">
         <w:r>
           <w:t xml:space="preserve">arXiv:2405.17581</w:t>
         </w:r>
@@ -952,7 +952,7 @@
       <w:r>
         <w:t xml:space="preserve">, </w:t>
       </w:r>
-      <w:hyperlink w:history="1" r:id="rId8o93qm6odpwgwij-fit39">
+      <w:hyperlink w:history="1" r:id="rIdozhikpfia8ph6whzcvb1k">
         <w:r>
           <w:t xml:space="preserve">MNRAS 501, 4092–4102 (2021)</w:t>
         </w:r>
@@ -960,7 +960,7 @@
       <w:r>
         <w:t xml:space="preserve">, </w:t>
       </w:r>
-      <w:hyperlink w:history="1" r:id="rIdmscjxaxgewrqaoas1gbgk">
+      <w:hyperlink w:history="1" r:id="rIdnymrbdoxkgnjzx-i8-w5g">
         <w:r>
           <w:t xml:space="preserve">arXiv:2009.02273</w:t>
         </w:r>
@@ -998,7 +998,7 @@
       <w:r>
         <w:t xml:space="preserve">, </w:t>
       </w:r>
-      <w:hyperlink w:history="1" r:id="rIdvs8qwp4dcpl5cd3glzdbl">
+      <w:hyperlink w:history="1" r:id="rId1-uqi-fkuhicuihnyqfjw">
         <w:r>
           <w:t xml:space="preserve">MNRAS 468, 1169–1182 (2017)</w:t>
         </w:r>
@@ -1006,7 +1006,7 @@
       <w:r>
         <w:t xml:space="preserve">, </w:t>
       </w:r>
-      <w:hyperlink w:history="1" r:id="rIdzqf7cfiydxhuahu4ei1pl">
+      <w:hyperlink w:history="1" r:id="rIdqwonfvtaot2osuoqzkwup">
         <w:r>
           <w:t xml:space="preserve">arXiv:1612.06383</w:t>
         </w:r>

--- a/RuedaBecerrilJM-resume-plain.docx
+++ b/RuedaBecerrilJM-resume-plain.docx
@@ -28,7 +28,7 @@
       <w:r>
         <w:t xml:space="preserve">  |  </w:t>
       </w:r>
-      <w:hyperlink w:history="1" r:id="rIdn76rurm_hd8xofhufyvxd">
+      <w:hyperlink w:history="1" r:id="rId5h9e1yrewtvpyb0in8u96">
         <w:r>
           <w:t xml:space="preserve">jm.ruebe@gmail.com</w:t>
         </w:r>
@@ -42,7 +42,7 @@
       <w:r>
         <w:t xml:space="preserve">  |  </w:t>
       </w:r>
-      <w:hyperlink w:history="1" r:id="rIddbzpgpq6rtsfocdzghvwb">
+      <w:hyperlink w:history="1" r:id="rIdw23png46awdua6ehzdb5p">
         <w:r>
           <w:t xml:space="preserve">linkedin.com/in/jeruebe</w:t>
         </w:r>
@@ -50,7 +50,7 @@
       <w:r>
         <w:t xml:space="preserve">  |  </w:t>
       </w:r>
-      <w:hyperlink w:history="1" r:id="rIdqjt3cl79xxde7vve8pl8s">
+      <w:hyperlink w:history="1" r:id="rIdi0gxhsbuhdezudilbpdlh">
         <w:r>
           <w:t xml:space="preserve">altjerue.github.io</w:t>
         </w:r>
@@ -556,6 +556,7 @@
     <w:p>
       <w:pPr>
         <w:keepNext/>
+        <w:pageBreakBefore/>
         <w:tabs>
           <w:tab w:val="right" w:pos="10512"/>
         </w:tabs>
@@ -815,7 +816,7 @@
       <w:r>
         <w:tab/>
       </w:r>
-      <w:hyperlink w:history="1" r:id="rIdb4yhtgvfml55bg9mirjfa">
+      <w:hyperlink w:history="1" r:id="rIdjm3n53jsjjjqqhqdsaoqh">
         <w:r>
           <w:t xml:space="preserve">github.com/altjerue/ilwikak-ml</w:t>
         </w:r>
@@ -906,7 +907,7 @@
       <w:r>
         <w:t xml:space="preserve">, </w:t>
       </w:r>
-      <w:hyperlink w:history="1" r:id="rIdzgltbcnkkgm_hucmkfnee">
+      <w:hyperlink w:history="1" r:id="rIdzor_vjtbnr5jetdrowsyc">
         <w:r>
           <w:t xml:space="preserve">ApJ 976, 182 (2024)</w:t>
         </w:r>
@@ -914,7 +915,7 @@
       <w:r>
         <w:t xml:space="preserve">, </w:t>
       </w:r>
-      <w:hyperlink w:history="1" r:id="rIdtfgydqb-upfyziqc-duct">
+      <w:hyperlink w:history="1" r:id="rIdmx_2tauhh6j_x3-tx-m6y">
         <w:r>
           <w:t xml:space="preserve">arXiv:2405.17581</w:t>
         </w:r>
@@ -952,7 +953,7 @@
       <w:r>
         <w:t xml:space="preserve">, </w:t>
       </w:r>
-      <w:hyperlink w:history="1" r:id="rIdozhikpfia8ph6whzcvb1k">
+      <w:hyperlink w:history="1" r:id="rIdv8r0ilhch0lr__zlndyli">
         <w:r>
           <w:t xml:space="preserve">MNRAS 501, 4092–4102 (2021)</w:t>
         </w:r>
@@ -960,7 +961,7 @@
       <w:r>
         <w:t xml:space="preserve">, </w:t>
       </w:r>
-      <w:hyperlink w:history="1" r:id="rIdnymrbdoxkgnjzx-i8-w5g">
+      <w:hyperlink w:history="1" r:id="rIdlrw-641tr5ti64s21p5o0">
         <w:r>
           <w:t xml:space="preserve">arXiv:2009.02273</w:t>
         </w:r>
@@ -998,7 +999,7 @@
       <w:r>
         <w:t xml:space="preserve">, </w:t>
       </w:r>
-      <w:hyperlink w:history="1" r:id="rId1-uqi-fkuhicuihnyqfjw">
+      <w:hyperlink w:history="1" r:id="rIdqpf4a2cwvcbvcnmvy5-39">
         <w:r>
           <w:t xml:space="preserve">MNRAS 468, 1169–1182 (2017)</w:t>
         </w:r>
@@ -1006,7 +1007,7 @@
       <w:r>
         <w:t xml:space="preserve">, </w:t>
       </w:r>
-      <w:hyperlink w:history="1" r:id="rIdqwonfvtaot2osuoqzkwup">
+      <w:hyperlink w:history="1" r:id="rId-i2geqgchrgegx2gx6af8">
         <w:r>
           <w:t xml:space="preserve">arXiv:1612.06383</w:t>
         </w:r>

--- a/RuedaBecerrilJM-resume-plain.docx
+++ b/RuedaBecerrilJM-resume-plain.docx
@@ -28,7 +28,7 @@
       <w:r>
         <w:t xml:space="preserve">  |  </w:t>
       </w:r>
-      <w:hyperlink w:history="1" r:id="rIdvqethe-i7t4kyi-kz_vk6">
+      <w:hyperlink w:history="1" r:id="rIdt1a_nlexz1o5bhh0ka313">
         <w:r>
           <w:t xml:space="preserve">jm.ruebe@gmail.com</w:t>
         </w:r>
@@ -42,7 +42,7 @@
       <w:r>
         <w:t xml:space="preserve">  |  </w:t>
       </w:r>
-      <w:hyperlink w:history="1" r:id="rId2ehjthyfdyco35ipa4llz">
+      <w:hyperlink w:history="1" r:id="rIde2sgy1jzesjudej5gp-8h">
         <w:r>
           <w:t xml:space="preserve">linkedin.com/in/jeruebe</w:t>
         </w:r>
@@ -50,7 +50,7 @@
       <w:r>
         <w:t xml:space="preserve">  |  </w:t>
       </w:r>
-      <w:hyperlink w:history="1" r:id="rIdxaez3ok9rm8zzc0kh6zkn">
+      <w:hyperlink w:history="1" r:id="rIdhhfj53cq9hphmce_ciyrz">
         <w:r>
           <w:t xml:space="preserve">altjerue.github.io</w:t>
         </w:r>
@@ -513,6 +513,7 @@
     <w:p>
       <w:pPr>
         <w:keepNext/>
+        <w:pageBreakBefore/>
         <w:tabs>
           <w:tab w:val="right" w:pos="10512"/>
         </w:tabs>
@@ -772,7 +773,7 @@
       <w:r>
         <w:tab/>
       </w:r>
-      <w:hyperlink w:history="1" r:id="rId1wsdcyj5xnpa-w9yipbuj">
+      <w:hyperlink w:history="1" r:id="rIdnays1fzq1ux63krmfs237">
         <w:r>
           <w:t xml:space="preserve">github.com/altjerue/ilwikak-ml</w:t>
         </w:r>
@@ -863,7 +864,7 @@
       <w:r>
         <w:t xml:space="preserve">, </w:t>
       </w:r>
-      <w:hyperlink w:history="1" r:id="rIdynsynlxpbcllmqfgx6psr">
+      <w:hyperlink w:history="1" r:id="rIdy_nqa18l7_iramvo2wmhv">
         <w:r>
           <w:t xml:space="preserve">ApJ 976, 182 (2024)</w:t>
         </w:r>
@@ -871,7 +872,7 @@
       <w:r>
         <w:t xml:space="preserve">, </w:t>
       </w:r>
-      <w:hyperlink w:history="1" r:id="rIdxugjj_hwxzefxyr3sotxf">
+      <w:hyperlink w:history="1" r:id="rId5rnvbwrzzjjdnxgo0wor9">
         <w:r>
           <w:t xml:space="preserve">arXiv:2405.17581</w:t>
         </w:r>
@@ -909,7 +910,7 @@
       <w:r>
         <w:t xml:space="preserve">, </w:t>
       </w:r>
-      <w:hyperlink w:history="1" r:id="rIdfc5oyv5fvjbjytmh02ryy">
+      <w:hyperlink w:history="1" r:id="rIdrwufklr4d27qtblkf1eax">
         <w:r>
           <w:t xml:space="preserve">MNRAS 501, 4092–4102 (2021)</w:t>
         </w:r>
@@ -917,7 +918,7 @@
       <w:r>
         <w:t xml:space="preserve">, </w:t>
       </w:r>
-      <w:hyperlink w:history="1" r:id="rIdtqb1nwlw3hhetqk_qer6w">
+      <w:hyperlink w:history="1" r:id="rIdiza1aa8zvyphuxnqtvsua">
         <w:r>
           <w:t xml:space="preserve">arXiv:2009.02273</w:t>
         </w:r>
@@ -955,7 +956,7 @@
       <w:r>
         <w:t xml:space="preserve">, </w:t>
       </w:r>
-      <w:hyperlink w:history="1" r:id="rIdwaoc391_i3vvzh8xtboq7">
+      <w:hyperlink w:history="1" r:id="rIduab06uusvah3_rurw5bmu">
         <w:r>
           <w:t xml:space="preserve">MNRAS 468, 1169–1182 (2017)</w:t>
         </w:r>
@@ -963,7 +964,7 @@
       <w:r>
         <w:t xml:space="preserve">, </w:t>
       </w:r>
-      <w:hyperlink w:history="1" r:id="rIda2glrovxptfdunev496hi">
+      <w:hyperlink w:history="1" r:id="rIdoharp40qn2hiaoc1ynxfq">
         <w:r>
           <w:t xml:space="preserve">arXiv:1612.06383</w:t>
         </w:r>

--- a/RuedaBecerrilJM-resume-plain.docx
+++ b/RuedaBecerrilJM-resume-plain.docx
@@ -28,7 +28,7 @@
       <w:r>
         <w:t xml:space="preserve">  |  </w:t>
       </w:r>
-      <w:hyperlink w:history="1" r:id="rIdsb4trvaxhjsxrxd-rfetj">
+      <w:hyperlink w:history="1" r:id="rIdg4hyxbw0xxdl8ms4dpp34">
         <w:r>
           <w:t xml:space="preserve">jm.ruebe@gmail.com</w:t>
         </w:r>
@@ -42,7 +42,7 @@
       <w:r>
         <w:t xml:space="preserve">  |  </w:t>
       </w:r>
-      <w:hyperlink w:history="1" r:id="rIdrvrqpk6med-n5bocgyccw">
+      <w:hyperlink w:history="1" r:id="rIdz0urawdnkc2dieegplp9f">
         <w:r>
           <w:t xml:space="preserve">linkedin.com/in/jeruebe</w:t>
         </w:r>
@@ -50,7 +50,7 @@
       <w:r>
         <w:t xml:space="preserve">  |  </w:t>
       </w:r>
-      <w:hyperlink w:history="1" r:id="rIdpppz4dafz-bkcokofcdts">
+      <w:hyperlink w:history="1" r:id="rIdjkirygzwktmwabzpv99ge">
         <w:r>
           <w:t xml:space="preserve">altjerue.github.io</w:t>
         </w:r>
@@ -811,12 +811,12 @@
           <w:i/>
           <w:iCs/>
         </w:rPr>
-        <w:t xml:space="preserve">Physics-informed ML (Python, scikit-learn, PyTorch)</w:t>
+        <w:t xml:space="preserve">Physics-informed ML (Python, scikit-learn, PyTorch), developed with Claude</w:t>
       </w:r>
       <w:r>
         <w:tab/>
       </w:r>
-      <w:hyperlink w:history="1" r:id="rIdvzyryf9jxzuyzzok1jrqo">
+      <w:hyperlink w:history="1" r:id="rIdhsjdagcrivobsboevpope">
         <w:r>
           <w:t xml:space="preserve">github.com/altjerue/ilwikak-ml</w:t>
         </w:r>
@@ -907,7 +907,7 @@
       <w:r>
         <w:t xml:space="preserve">, </w:t>
       </w:r>
-      <w:hyperlink w:history="1" r:id="rIdglj86t1pkzegiagdytkzz">
+      <w:hyperlink w:history="1" r:id="rIdd8lh1rtti9z7gqcpg-uic">
         <w:r>
           <w:t xml:space="preserve">ApJ 976, 182 (2024)</w:t>
         </w:r>
@@ -915,7 +915,7 @@
       <w:r>
         <w:t xml:space="preserve">, </w:t>
       </w:r>
-      <w:hyperlink w:history="1" r:id="rId8qz_tdq9ptyhuhw7-4yno">
+      <w:hyperlink w:history="1" r:id="rIdqk0jitmwiuof6gdnlh7td">
         <w:r>
           <w:t xml:space="preserve">arXiv:2405.17581</w:t>
         </w:r>
@@ -953,7 +953,7 @@
       <w:r>
         <w:t xml:space="preserve">, </w:t>
       </w:r>
-      <w:hyperlink w:history="1" r:id="rIdnobbugipewehcs9snpjyo">
+      <w:hyperlink w:history="1" r:id="rIddrriut4l9m-7-d73zdhdq">
         <w:r>
           <w:t xml:space="preserve">MNRAS 501, 4092–4102 (2021)</w:t>
         </w:r>
@@ -961,7 +961,7 @@
       <w:r>
         <w:t xml:space="preserve">, </w:t>
       </w:r>
-      <w:hyperlink w:history="1" r:id="rIdiud90ijyypfk1wsnjj_xk">
+      <w:hyperlink w:history="1" r:id="rId71xq2lunqsbzquipqt69o">
         <w:r>
           <w:t xml:space="preserve">arXiv:2009.02273</w:t>
         </w:r>
@@ -999,7 +999,7 @@
       <w:r>
         <w:t xml:space="preserve">, </w:t>
       </w:r>
-      <w:hyperlink w:history="1" r:id="rIdgwdb2auhdfadvqjr3qnt9">
+      <w:hyperlink w:history="1" r:id="rIdgao6q836z3gq9vwgre9lc">
         <w:r>
           <w:t xml:space="preserve">MNRAS 468, 1169–1182 (2017)</w:t>
         </w:r>
@@ -1007,7 +1007,7 @@
       <w:r>
         <w:t xml:space="preserve">, </w:t>
       </w:r>
-      <w:hyperlink w:history="1" r:id="rIdxccbwwgjobt7kyewh9y4s">
+      <w:hyperlink w:history="1" r:id="rIdcoxpc7-4wc4v8y49pxedd">
         <w:r>
           <w:t xml:space="preserve">arXiv:1612.06383</w:t>
         </w:r>

--- a/RuedaBecerrilJM-resume-plain.docx
+++ b/RuedaBecerrilJM-resume-plain.docx
@@ -28,7 +28,7 @@
       <w:r>
         <w:t xml:space="preserve">  |  </w:t>
       </w:r>
-      <w:hyperlink w:history="1" r:id="rIdg4hyxbw0xxdl8ms4dpp34">
+      <w:hyperlink w:history="1" r:id="rIdbdgsv5_8vfgprwiv64l0g">
         <w:r>
           <w:t xml:space="preserve">jm.ruebe@gmail.com</w:t>
         </w:r>
@@ -42,7 +42,7 @@
       <w:r>
         <w:t xml:space="preserve">  |  </w:t>
       </w:r>
-      <w:hyperlink w:history="1" r:id="rIdz0urawdnkc2dieegplp9f">
+      <w:hyperlink w:history="1" r:id="rId4rl1ihbq0xjevelpcb-p-">
         <w:r>
           <w:t xml:space="preserve">linkedin.com/in/jeruebe</w:t>
         </w:r>
@@ -50,7 +50,7 @@
       <w:r>
         <w:t xml:space="preserve">  |  </w:t>
       </w:r>
-      <w:hyperlink w:history="1" r:id="rIdjkirygzwktmwabzpv99ge">
+      <w:hyperlink w:history="1" r:id="rIdc7wrrgqgvlihocwz7xmxa">
         <w:r>
           <w:t xml:space="preserve">altjerue.github.io</w:t>
         </w:r>
@@ -213,7 +213,7 @@
         <w:spacing w:after="20"/>
       </w:pPr>
       <w:r>
-        <w:t xml:space="preserve">Physics subject-matter expert evaluating frontier language models for a leading AI lab.</w:t>
+        <w:t xml:space="preserve">Physics subject-matter expert evaluating frontier language models for a leading AI labs.</w:t>
       </w:r>
     </w:p>
     <w:p>
@@ -816,7 +816,7 @@
       <w:r>
         <w:tab/>
       </w:r>
-      <w:hyperlink w:history="1" r:id="rIdhsjdagcrivobsboevpope">
+      <w:hyperlink w:history="1" r:id="rIdxwgip9uv4xuykkcam-vbo">
         <w:r>
           <w:t xml:space="preserve">github.com/altjerue/ilwikak-ml</w:t>
         </w:r>
@@ -907,7 +907,7 @@
       <w:r>
         <w:t xml:space="preserve">, </w:t>
       </w:r>
-      <w:hyperlink w:history="1" r:id="rIdd8lh1rtti9z7gqcpg-uic">
+      <w:hyperlink w:history="1" r:id="rIdabs3br0rgvwjnmqj0rmww">
         <w:r>
           <w:t xml:space="preserve">ApJ 976, 182 (2024)</w:t>
         </w:r>
@@ -915,7 +915,7 @@
       <w:r>
         <w:t xml:space="preserve">, </w:t>
       </w:r>
-      <w:hyperlink w:history="1" r:id="rIdqk0jitmwiuof6gdnlh7td">
+      <w:hyperlink w:history="1" r:id="rIdg3kulk63cdxqn2bdq825t">
         <w:r>
           <w:t xml:space="preserve">arXiv:2405.17581</w:t>
         </w:r>
@@ -953,7 +953,7 @@
       <w:r>
         <w:t xml:space="preserve">, </w:t>
       </w:r>
-      <w:hyperlink w:history="1" r:id="rIddrriut4l9m-7-d73zdhdq">
+      <w:hyperlink w:history="1" r:id="rIdykjujxddc06ansmg2cc-5">
         <w:r>
           <w:t xml:space="preserve">MNRAS 501, 4092–4102 (2021)</w:t>
         </w:r>
@@ -961,7 +961,7 @@
       <w:r>
         <w:t xml:space="preserve">, </w:t>
       </w:r>
-      <w:hyperlink w:history="1" r:id="rId71xq2lunqsbzquipqt69o">
+      <w:hyperlink w:history="1" r:id="rIdur70djjidbbxxdlnyzbsd">
         <w:r>
           <w:t xml:space="preserve">arXiv:2009.02273</w:t>
         </w:r>
@@ -999,7 +999,7 @@
       <w:r>
         <w:t xml:space="preserve">, </w:t>
       </w:r>
-      <w:hyperlink w:history="1" r:id="rIdgao6q836z3gq9vwgre9lc">
+      <w:hyperlink w:history="1" r:id="rId80penb7u2ksa5brplqihn">
         <w:r>
           <w:t xml:space="preserve">MNRAS 468, 1169–1182 (2017)</w:t>
         </w:r>
@@ -1007,7 +1007,7 @@
       <w:r>
         <w:t xml:space="preserve">, </w:t>
       </w:r>
-      <w:hyperlink w:history="1" r:id="rIdcoxpc7-4wc4v8y49pxedd">
+      <w:hyperlink w:history="1" r:id="rIdjqv3qvkxy5dgdcnsmynl6">
         <w:r>
           <w:t xml:space="preserve">arXiv:1612.06383</w:t>
         </w:r>

--- a/RuedaBecerrilJM-resume-plain.docx
+++ b/RuedaBecerrilJM-resume-plain.docx
@@ -28,7 +28,7 @@
       <w:r>
         <w:t xml:space="preserve">  |  </w:t>
       </w:r>
-      <w:hyperlink w:history="1" r:id="rIdhirdfgiu3myuul0julwug">
+      <w:hyperlink w:history="1" r:id="rIdapfvqyxwvcbmaabhrgohj">
         <w:r>
           <w:t xml:space="preserve">jm.ruebe@gmail.com</w:t>
         </w:r>
@@ -42,7 +42,7 @@
       <w:r>
         <w:t xml:space="preserve">  |  </w:t>
       </w:r>
-      <w:hyperlink w:history="1" r:id="rId7mbqwcfw8t7pb493rqv-9">
+      <w:hyperlink w:history="1" r:id="rIdhiqibdjxrwbtnkzed03fj">
         <w:r>
           <w:t xml:space="preserve">linkedin.com/in/jeruebe</w:t>
         </w:r>
@@ -50,7 +50,7 @@
       <w:r>
         <w:t xml:space="preserve">  |  </w:t>
       </w:r>
-      <w:hyperlink w:history="1" r:id="rIdgpqaogmgglfunxbkv0_lj">
+      <w:hyperlink w:history="1" r:id="rIdecw_uaj9aoe6052-qg6pv">
         <w:r>
           <w:t xml:space="preserve">altjerue.github.io</w:t>
         </w:r>
@@ -140,113 +140,13 @@
           <w:b/>
           <w:bCs/>
         </w:rPr>
-        <w:t xml:space="preserve">Zachary Davis, graduate student</w:t>
+        <w:t xml:space="preserve">Zachary Davis, Amanda O. Harrison, and Hao Zhang, graduate students</w:t>
       </w:r>
       <w:r>
         <w:tab/>
       </w:r>
       <w:r>
         <w:t xml:space="preserve">2018 – 2022</w:t>
-      </w:r>
-    </w:p>
-    <w:p>
-      <w:pPr>
-        <w:keepNext/>
-        <w:tabs>
-          <w:tab w:val="right" w:pos="10512"/>
-        </w:tabs>
-        <w:spacing w:after="0"/>
-      </w:pPr>
-      <w:r>
-        <w:rPr>
-          <w:i/>
-          <w:iCs/>
-        </w:rPr>
-        <w:t xml:space="preserve">Department of Physics and Astronomy, Purdue University</w:t>
-      </w:r>
-      <w:r>
-        <w:tab/>
-      </w:r>
-      <w:r>
-        <w:t xml:space="preserve">Mentoring</w:t>
-      </w:r>
-    </w:p>
-    <w:p>
-      <w:pPr>
-        <w:pStyle w:val="EntryGap"/>
-        <w:spacing w:after="0"/>
-      </w:pPr>
-    </w:p>
-    <w:p>
-      <w:pPr>
-        <w:keepNext/>
-        <w:tabs>
-          <w:tab w:val="right" w:pos="10512"/>
-        </w:tabs>
-        <w:spacing w:after="0"/>
-      </w:pPr>
-      <w:r>
-        <w:rPr>
-          <w:b/>
-          <w:bCs/>
-        </w:rPr>
-        <w:t xml:space="preserve">Amanda O. Harrison, graduate student</w:t>
-      </w:r>
-      <w:r>
-        <w:tab/>
-      </w:r>
-      <w:r>
-        <w:t xml:space="preserve">2018 – 2020</w:t>
-      </w:r>
-    </w:p>
-    <w:p>
-      <w:pPr>
-        <w:keepNext/>
-        <w:tabs>
-          <w:tab w:val="right" w:pos="10512"/>
-        </w:tabs>
-        <w:spacing w:after="0"/>
-      </w:pPr>
-      <w:r>
-        <w:rPr>
-          <w:i/>
-          <w:iCs/>
-        </w:rPr>
-        <w:t xml:space="preserve">Department of Physics and Astronomy, Purdue University</w:t>
-      </w:r>
-      <w:r>
-        <w:tab/>
-      </w:r>
-      <w:r>
-        <w:t xml:space="preserve">Mentoring</w:t>
-      </w:r>
-    </w:p>
-    <w:p>
-      <w:pPr>
-        <w:pStyle w:val="EntryGap"/>
-        <w:spacing w:after="0"/>
-      </w:pPr>
-    </w:p>
-    <w:p>
-      <w:pPr>
-        <w:keepNext/>
-        <w:tabs>
-          <w:tab w:val="right" w:pos="10512"/>
-        </w:tabs>
-        <w:spacing w:after="0"/>
-      </w:pPr>
-      <w:r>
-        <w:rPr>
-          <w:b/>
-          <w:bCs/>
-        </w:rPr>
-        <w:t xml:space="preserve">Hao Zhang, graduate student</w:t>
-      </w:r>
-      <w:r>
-        <w:tab/>
-      </w:r>
-      <w:r>
-        <w:t xml:space="preserve">2018 – 2019</w:t>
       </w:r>
     </w:p>
     <w:p>
@@ -449,7 +349,7 @@
         <w:spacing w:after="10"/>
       </w:pPr>
       <w:r>
-        <w:t xml:space="preserve">Evaluate physics reasoning in AI model outputs for technical accuracy, identifying failure modes and providing structured feedback.</w:t>
+        <w:t xml:space="preserve">Evaluate physics reasoning in AI model outputs, identifying failure modes and providing structured feedback.</w:t>
       </w:r>
     </w:p>
     <w:p>
@@ -471,7 +371,7 @@
           <w:b/>
           <w:bCs/>
         </w:rPr>
-        <w:t xml:space="preserve">Postdoctoral Research Fellow</w:t>
+        <w:t xml:space="preserve">Spatial Data Scientist</w:t>
       </w:r>
       <w:r>
         <w:t xml:space="preserve">, </w:t>
@@ -481,13 +381,13 @@
           <w:i/>
           <w:iCs/>
         </w:rPr>
-        <w:t xml:space="preserve">Purdue University</w:t>
-      </w:r>
-      <w:r>
-        <w:tab/>
-      </w:r>
-      <w:r>
-        <w:t xml:space="preserve">Oct 2018 – Nov 2020</w:t>
+        <w:t xml:space="preserve">TealWaters</w:t>
+      </w:r>
+      <w:r>
+        <w:tab/>
+      </w:r>
+      <w:r>
+        <w:t xml:space="preserve">May 2025 – Jan 2026</w:t>
       </w:r>
     </w:p>
     <w:p>
@@ -500,7 +400,45 @@
         <w:spacing w:after="10"/>
       </w:pPr>
       <w:r>
-        <w:t xml:space="preserve">Obtained and led a NASA-funded grant studying radiation from active galaxies.</w:t>
+        <w:t xml:space="preserve">Mapped wetland probability with a random-forest model (&gt;75% accuracy) and optimized terrain-analysis code.</w:t>
+      </w:r>
+    </w:p>
+    <w:p>
+      <w:pPr>
+        <w:pStyle w:val="EntryGap"/>
+        <w:spacing w:after="0"/>
+      </w:pPr>
+    </w:p>
+    <w:p>
+      <w:pPr>
+        <w:keepNext/>
+        <w:tabs>
+          <w:tab w:val="right" w:pos="10512"/>
+        </w:tabs>
+        <w:spacing w:after="0"/>
+      </w:pPr>
+      <w:r>
+        <w:rPr>
+          <w:b/>
+          <w:bCs/>
+        </w:rPr>
+        <w:t xml:space="preserve">Independent Researcher &amp; Open-Source Developer</w:t>
+      </w:r>
+      <w:r>
+        <w:t xml:space="preserve">, </w:t>
+      </w:r>
+      <w:r>
+        <w:rPr>
+          <w:i/>
+          <w:iCs/>
+        </w:rPr>
+        <w:t xml:space="preserve">Self-directed</w:t>
+      </w:r>
+      <w:r>
+        <w:tab/>
+      </w:r>
+      <w:r>
+        <w:t xml:space="preserve">Jan 2024 – May 2025</w:t>
       </w:r>
     </w:p>
     <w:p>
@@ -513,7 +451,45 @@
         <w:spacing w:after="10"/>
       </w:pPr>
       <w:r>
-        <w:t xml:space="preserve">Mentored three graduate researchers; two are now postdoctoral researchers.</w:t>
+        <w:t xml:space="preserve">Co-developed Tleco, a Rust/Python toolkit for radiation from relativistic outflows, published in ApJ (2024).</w:t>
+      </w:r>
+    </w:p>
+    <w:p>
+      <w:pPr>
+        <w:pStyle w:val="EntryGap"/>
+        <w:spacing w:after="0"/>
+      </w:pPr>
+    </w:p>
+    <w:p>
+      <w:pPr>
+        <w:keepNext/>
+        <w:tabs>
+          <w:tab w:val="right" w:pos="10512"/>
+        </w:tabs>
+        <w:spacing w:after="0"/>
+      </w:pPr>
+      <w:r>
+        <w:rPr>
+          <w:b/>
+          <w:bCs/>
+        </w:rPr>
+        <w:t xml:space="preserve">Software Engineer</w:t>
+      </w:r>
+      <w:r>
+        <w:t xml:space="preserve">, </w:t>
+      </w:r>
+      <w:r>
+        <w:rPr>
+          <w:i/>
+          <w:iCs/>
+        </w:rPr>
+        <w:t xml:space="preserve">Paychex</w:t>
+      </w:r>
+      <w:r>
+        <w:tab/>
+      </w:r>
+      <w:r>
+        <w:t xml:space="preserve">Apr 2022 – Jan 2024</w:t>
       </w:r>
     </w:p>
     <w:p>
@@ -526,7 +502,7 @@
         <w:spacing w:after="10"/>
       </w:pPr>
       <w:r>
-        <w:t xml:space="preserve">Published 3 peer-reviewed papers.</w:t>
+        <w:t xml:space="preserve">Developed and tested production data-pipeline software (Java, Python, SQL).</w:t>
       </w:r>
     </w:p>
     <w:p>
@@ -577,7 +553,45 @@
         <w:spacing w:after="10"/>
       </w:pPr>
       <w:r>
-        <w:t xml:space="preserve">Led an NSF-sponsored project upgrading a high-performance simulation code for modeling black hole binaries.</w:t>
+        <w:t xml:space="preserve">Led an NSF-sponsored upgrade of a simulation code for black hole binaries; collaborated on a multi-institutional study of binary neutron star mergers (2 publications).</w:t>
+      </w:r>
+    </w:p>
+    <w:p>
+      <w:pPr>
+        <w:pStyle w:val="EntryGap"/>
+        <w:spacing w:after="0"/>
+      </w:pPr>
+    </w:p>
+    <w:p>
+      <w:pPr>
+        <w:keepNext/>
+        <w:tabs>
+          <w:tab w:val="right" w:pos="10512"/>
+        </w:tabs>
+        <w:spacing w:after="0"/>
+      </w:pPr>
+      <w:r>
+        <w:rPr>
+          <w:b/>
+          <w:bCs/>
+        </w:rPr>
+        <w:t xml:space="preserve">Postdoctoral Research Fellow</w:t>
+      </w:r>
+      <w:r>
+        <w:t xml:space="preserve">, </w:t>
+      </w:r>
+      <w:r>
+        <w:rPr>
+          <w:i/>
+          <w:iCs/>
+        </w:rPr>
+        <w:t xml:space="preserve">Purdue University</w:t>
+      </w:r>
+      <w:r>
+        <w:tab/>
+      </w:r>
+      <w:r>
+        <w:t xml:space="preserve">Oct 2018 – Nov 2020</w:t>
       </w:r>
     </w:p>
     <w:p>
@@ -590,7 +604,7 @@
         <w:spacing w:after="10"/>
       </w:pPr>
       <w:r>
-        <w:t xml:space="preserve">Collaborated on a multi-institutional study of binary neutron star mergers, resulting in 2 publications.</w:t>
+        <w:t xml:space="preserve">Co-I in a NASA-funded grant studying radiation from active galaxies; mentored three graduate researchers; published 3 peer-reviewed papers.</w:t>
       </w:r>
     </w:p>
     <w:p>
@@ -629,19 +643,6 @@
       </w:r>
       <w:r>
         <w:t xml:space="preserve">Jan – Sep 2018</w:t>
-      </w:r>
-    </w:p>
-    <w:p>
-      <w:pPr>
-        <w:pStyle w:val="ListParagraph"/>
-        <w:numPr>
-          <w:ilvl w:val="0"/>
-          <w:numId w:val="2"/>
-        </w:numPr>
-        <w:spacing w:after="10"/>
-      </w:pPr>
-      <w:r>
-        <w:t xml:space="preserve">Developed a Python pipeline to process black hole simulation outputs from the GRTrans numerical code, generating SVM training data for radio image prediction.</w:t>
       </w:r>
     </w:p>
     <w:p>

--- a/RuedaBecerrilJM-resume-plain.docx
+++ b/RuedaBecerrilJM-resume-plain.docx
@@ -28,7 +28,7 @@
       <w:r>
         <w:t xml:space="preserve">  |  </w:t>
       </w:r>
-      <w:hyperlink w:history="1" r:id="rIdapfvqyxwvcbmaabhrgohj">
+      <w:hyperlink w:history="1" r:id="rIdt458ls1w13cvpwdwboy1-">
         <w:r>
           <w:t xml:space="preserve">jm.ruebe@gmail.com</w:t>
         </w:r>
@@ -42,7 +42,7 @@
       <w:r>
         <w:t xml:space="preserve">  |  </w:t>
       </w:r>
-      <w:hyperlink w:history="1" r:id="rIdhiqibdjxrwbtnkzed03fj">
+      <w:hyperlink w:history="1" r:id="rIdjqsticuaphe7ehgrgvuht">
         <w:r>
           <w:t xml:space="preserve">linkedin.com/in/jeruebe</w:t>
         </w:r>
@@ -50,7 +50,7 @@
       <w:r>
         <w:t xml:space="preserve">  |  </w:t>
       </w:r>
-      <w:hyperlink w:history="1" r:id="rIdecw_uaj9aoe6052-qg6pv">
+      <w:hyperlink w:history="1" r:id="rIdpnfoghb5sd_wx2rvyskfw">
         <w:r>
           <w:t xml:space="preserve">altjerue.github.io</w:t>
         </w:r>
@@ -66,7 +66,7 @@
     </w:p>
     <w:p>
       <w:r>
-        <w:t xml:space="preserve">Physicist (Ph.D. and M.Sc. in Physics) with ten years of research in computational astrophysics. Taught a graduate thermodynamics course and mentored three graduate researchers who co-authored papers with me. Teaching approach built on intuition, critical thinking, and collaborative problem-solving.</w:t>
+        <w:t xml:space="preserve">Physicist (Ph.D. and M.Sc. in Physics) with ten years of research in computational astrophysics. Substituted for a graduate thermodynamics course and mentored three graduate researchers who co-authored papers with me. Teaching approach built on intuition, critical thinking, and collaborative problem-solving.</w:t>
       </w:r>
     </w:p>
     <w:p>

--- a/RuedaBecerrilJM-resume-plain.docx
+++ b/RuedaBecerrilJM-resume-plain.docx
@@ -28,7 +28,7 @@
       <w:r>
         <w:t xml:space="preserve">  |  </w:t>
       </w:r>
-      <w:hyperlink w:history="1" r:id="rIdt458ls1w13cvpwdwboy1-">
+      <w:hyperlink w:history="1" r:id="rIdnwxwdzffvrsmyyd-s1fl7">
         <w:r>
           <w:t xml:space="preserve">jm.ruebe@gmail.com</w:t>
         </w:r>
@@ -42,7 +42,7 @@
       <w:r>
         <w:t xml:space="preserve">  |  </w:t>
       </w:r>
-      <w:hyperlink w:history="1" r:id="rIdjqsticuaphe7ehgrgvuht">
+      <w:hyperlink w:history="1" r:id="rIdofmutessumj4w5ogfr1gp">
         <w:r>
           <w:t xml:space="preserve">linkedin.com/in/jeruebe</w:t>
         </w:r>
@@ -50,7 +50,7 @@
       <w:r>
         <w:t xml:space="preserve">  |  </w:t>
       </w:r>
-      <w:hyperlink w:history="1" r:id="rIdpnfoghb5sd_wx2rvyskfw">
+      <w:hyperlink w:history="1" r:id="rId48glqqd6x84myylbk3zwh">
         <w:r>
           <w:t xml:space="preserve">altjerue.github.io</w:t>
         </w:r>
@@ -66,7 +66,7 @@
     </w:p>
     <w:p>
       <w:r>
-        <w:t xml:space="preserve">Physicist (Ph.D. and M.Sc. in Physics) with ten years of research in computational astrophysics. Substituted for a graduate thermodynamics course and mentored three graduate researchers who co-authored papers with me. Teaching approach built on intuition, critical thinking, and collaborative problem-solving.</w:t>
+        <w:t xml:space="preserve">Physicist (Ph.D. and M.Sc. in Physics) with ten years of research in computational astrophysics, seeking to teach physics and astronomy. Substitute instructor for a graduate thermodynamics course; mentored three graduate researchers who co-authored papers with me. Bilingual (English/Spanish). Teaching approach built on intuition, critical thinking, and collaborative problem-solving.</w:t>
       </w:r>
     </w:p>
     <w:p>
@@ -169,6 +169,214 @@
       </w:r>
       <w:r>
         <w:t xml:space="preserve">Mentoring</w:t>
+      </w:r>
+    </w:p>
+    <w:p>
+      <w:pPr>
+        <w:pStyle w:val="EntryGap"/>
+        <w:spacing w:after="0"/>
+      </w:pPr>
+    </w:p>
+    <w:p>
+      <w:pPr>
+        <w:pStyle w:val="Heading1"/>
+      </w:pPr>
+      <w:r>
+        <w:t xml:space="preserve">Talks and Outreach</w:t>
+      </w:r>
+    </w:p>
+    <w:p>
+      <w:pPr>
+        <w:keepNext/>
+        <w:tabs>
+          <w:tab w:val="right" w:pos="10512"/>
+        </w:tabs>
+        <w:spacing w:after="0"/>
+      </w:pPr>
+      <w:r>
+        <w:rPr>
+          <w:b/>
+          <w:bCs/>
+        </w:rPr>
+        <w:t xml:space="preserve">El origen del universo y el sistema solar (The Origin of the Universe and the Solar System)</w:t>
+      </w:r>
+      <w:r>
+        <w:tab/>
+      </w:r>
+      <w:r>
+        <w:t xml:space="preserve">Feb 2026</w:t>
+      </w:r>
+    </w:p>
+    <w:p>
+      <w:pPr>
+        <w:keepNext/>
+        <w:tabs>
+          <w:tab w:val="right" w:pos="10512"/>
+        </w:tabs>
+        <w:spacing w:after="0"/>
+      </w:pPr>
+      <w:r>
+        <w:rPr>
+          <w:i/>
+          <w:iCs/>
+        </w:rPr>
+        <w:t xml:space="preserve">Biology students, Facultad de Ciencias, Universidad Autónoma del Estado de México</w:t>
+      </w:r>
+      <w:r>
+        <w:tab/>
+      </w:r>
+      <w:r>
+        <w:t xml:space="preserve">Online talk</w:t>
+      </w:r>
+    </w:p>
+    <w:p>
+      <w:pPr>
+        <w:pStyle w:val="EntryGap"/>
+        <w:spacing w:after="0"/>
+      </w:pPr>
+    </w:p>
+    <w:p>
+      <w:pPr>
+        <w:keepNext/>
+        <w:tabs>
+          <w:tab w:val="right" w:pos="10512"/>
+        </w:tabs>
+        <w:spacing w:after="0"/>
+      </w:pPr>
+      <w:r>
+        <w:rPr>
+          <w:b/>
+          <w:bCs/>
+        </w:rPr>
+        <w:t xml:space="preserve">The Role of Machine Learning in Environmental Science</w:t>
+      </w:r>
+      <w:r>
+        <w:tab/>
+      </w:r>
+      <w:r>
+        <w:t xml:space="preserve">Mar 2024</w:t>
+      </w:r>
+    </w:p>
+    <w:p>
+      <w:pPr>
+        <w:keepNext/>
+        <w:tabs>
+          <w:tab w:val="right" w:pos="10512"/>
+        </w:tabs>
+        <w:spacing w:after="0"/>
+      </w:pPr>
+      <w:r>
+        <w:rPr>
+          <w:i/>
+          <w:iCs/>
+        </w:rPr>
+        <w:t xml:space="preserve">Seminar on Climate Change Ecology, University of Washington</w:t>
+      </w:r>
+      <w:r>
+        <w:tab/>
+      </w:r>
+      <w:r>
+        <w:t xml:space="preserve">Seattle, WA</w:t>
+      </w:r>
+    </w:p>
+    <w:p>
+      <w:pPr>
+        <w:pStyle w:val="EntryGap"/>
+        <w:spacing w:after="0"/>
+      </w:pPr>
+    </w:p>
+    <w:p>
+      <w:pPr>
+        <w:keepNext/>
+        <w:tabs>
+          <w:tab w:val="right" w:pos="10512"/>
+        </w:tabs>
+        <w:spacing w:after="0"/>
+      </w:pPr>
+      <w:r>
+        <w:rPr>
+          <w:b/>
+          <w:bCs/>
+        </w:rPr>
+        <w:t xml:space="preserve">Los más rápidos y los más furiosos (The Fastest and the Most Furious)</w:t>
+      </w:r>
+      <w:r>
+        <w:tab/>
+      </w:r>
+      <w:r>
+        <w:t xml:space="preserve">Sep 2020</w:t>
+      </w:r>
+    </w:p>
+    <w:p>
+      <w:pPr>
+        <w:keepNext/>
+        <w:tabs>
+          <w:tab w:val="right" w:pos="10512"/>
+        </w:tabs>
+        <w:spacing w:after="0"/>
+      </w:pPr>
+      <w:r>
+        <w:rPr>
+          <w:i/>
+          <w:iCs/>
+        </w:rPr>
+        <w:t xml:space="preserve">Community of Undergraduate Physics Students, Juárez Autonomous University of Tabasco, Mexico</w:t>
+      </w:r>
+      <w:r>
+        <w:tab/>
+      </w:r>
+      <w:r>
+        <w:t xml:space="preserve">Online talk</w:t>
+      </w:r>
+    </w:p>
+    <w:p>
+      <w:pPr>
+        <w:pStyle w:val="EntryGap"/>
+        <w:spacing w:after="0"/>
+      </w:pPr>
+    </w:p>
+    <w:p>
+      <w:pPr>
+        <w:keepNext/>
+        <w:tabs>
+          <w:tab w:val="right" w:pos="10512"/>
+        </w:tabs>
+        <w:spacing w:after="0"/>
+      </w:pPr>
+      <w:r>
+        <w:rPr>
+          <w:b/>
+          <w:bCs/>
+        </w:rPr>
+        <w:t xml:space="preserve">Una simulación de la física y la astrofísica (A Simulation of Physics and Astrophysics)</w:t>
+      </w:r>
+      <w:r>
+        <w:tab/>
+      </w:r>
+      <w:r>
+        <w:t xml:space="preserve">Aug 2020</w:t>
+      </w:r>
+    </w:p>
+    <w:p>
+      <w:pPr>
+        <w:keepNext/>
+        <w:tabs>
+          <w:tab w:val="right" w:pos="10512"/>
+        </w:tabs>
+        <w:spacing w:after="0"/>
+      </w:pPr>
+      <w:r>
+        <w:rPr>
+          <w:i/>
+          <w:iCs/>
+        </w:rPr>
+        <w:t xml:space="preserve">Community of Undergraduate Physics Students, Juárez Autonomous University of Tabasco, Mexico</w:t>
+      </w:r>
+      <w:r>
+        <w:tab/>
+      </w:r>
+      <w:r>
+        <w:t xml:space="preserve">Online talk</w:t>
       </w:r>
     </w:p>
     <w:p>
@@ -451,7 +659,7 @@
         <w:spacing w:after="10"/>
       </w:pPr>
       <w:r>
-        <w:t xml:space="preserve">Co-developed Tleco, a Rust/Python toolkit for radiation from relativistic outflows, published in ApJ (2024).</w:t>
+        <w:t xml:space="preserve">Co-developed Tleco, a Rust/Python toolkit for relativistic-outflow radiation (ApJ 2024).</w:t>
       </w:r>
     </w:p>
     <w:p>
@@ -502,7 +710,7 @@
         <w:spacing w:after="10"/>
       </w:pPr>
       <w:r>
-        <w:t xml:space="preserve">Developed and tested production data-pipeline software (Java, Python, SQL).</w:t>
+        <w:t xml:space="preserve">Developed and tested production data pipelines (Java, Python, SQL).</w:t>
       </w:r>
     </w:p>
     <w:p>
@@ -553,7 +761,7 @@
         <w:spacing w:after="10"/>
       </w:pPr>
       <w:r>
-        <w:t xml:space="preserve">Led an NSF-sponsored upgrade of a simulation code for black hole binaries; collaborated on a multi-institutional study of binary neutron star mergers (2 publications).</w:t>
+        <w:t xml:space="preserve">Led an NSF-sponsored upgrade of a black hole binary simulation code; 2 publications on neutron star mergers.</w:t>
       </w:r>
     </w:p>
     <w:p>
@@ -604,7 +812,7 @@
         <w:spacing w:after="10"/>
       </w:pPr>
       <w:r>
-        <w:t xml:space="preserve">Co-I in a NASA-funded grant studying radiation from active galaxies; mentored three graduate researchers; published 3 peer-reviewed papers.</w:t>
+        <w:t xml:space="preserve">Co-I on a NASA-funded grant on active-galaxy radiation; mentored three graduate researchers; 3 papers.</w:t>
       </w:r>
     </w:p>
     <w:p>
@@ -669,214 +877,6 @@
         <w:pStyle w:val="Heading1"/>
       </w:pPr>
       <w:r>
-        <w:t xml:space="preserve">Outreach</w:t>
-      </w:r>
-    </w:p>
-    <w:p>
-      <w:pPr>
-        <w:keepNext/>
-        <w:tabs>
-          <w:tab w:val="right" w:pos="10512"/>
-        </w:tabs>
-        <w:spacing w:after="0"/>
-      </w:pPr>
-      <w:r>
-        <w:rPr>
-          <w:b/>
-          <w:bCs/>
-        </w:rPr>
-        <w:t xml:space="preserve">El origen del universo y el sistema solar (The Origin of the Universe and the Solar System)</w:t>
-      </w:r>
-      <w:r>
-        <w:tab/>
-      </w:r>
-      <w:r>
-        <w:t xml:space="preserve">Feb 2026</w:t>
-      </w:r>
-    </w:p>
-    <w:p>
-      <w:pPr>
-        <w:keepNext/>
-        <w:tabs>
-          <w:tab w:val="right" w:pos="10512"/>
-        </w:tabs>
-        <w:spacing w:after="0"/>
-      </w:pPr>
-      <w:r>
-        <w:rPr>
-          <w:i/>
-          <w:iCs/>
-        </w:rPr>
-        <w:t xml:space="preserve">Biology students, Facultad de Ciencias, Universidad Autónoma del Estado de México</w:t>
-      </w:r>
-      <w:r>
-        <w:tab/>
-      </w:r>
-      <w:r>
-        <w:t xml:space="preserve">Online talk</w:t>
-      </w:r>
-    </w:p>
-    <w:p>
-      <w:pPr>
-        <w:pStyle w:val="EntryGap"/>
-        <w:spacing w:after="0"/>
-      </w:pPr>
-    </w:p>
-    <w:p>
-      <w:pPr>
-        <w:keepNext/>
-        <w:tabs>
-          <w:tab w:val="right" w:pos="10512"/>
-        </w:tabs>
-        <w:spacing w:after="0"/>
-      </w:pPr>
-      <w:r>
-        <w:rPr>
-          <w:b/>
-          <w:bCs/>
-        </w:rPr>
-        <w:t xml:space="preserve">The Role of Machine Learning in Environmental Science</w:t>
-      </w:r>
-      <w:r>
-        <w:tab/>
-      </w:r>
-      <w:r>
-        <w:t xml:space="preserve">Mar 2024</w:t>
-      </w:r>
-    </w:p>
-    <w:p>
-      <w:pPr>
-        <w:keepNext/>
-        <w:tabs>
-          <w:tab w:val="right" w:pos="10512"/>
-        </w:tabs>
-        <w:spacing w:after="0"/>
-      </w:pPr>
-      <w:r>
-        <w:rPr>
-          <w:i/>
-          <w:iCs/>
-        </w:rPr>
-        <w:t xml:space="preserve">Seminar on Climate Change Ecology, University of Washington</w:t>
-      </w:r>
-      <w:r>
-        <w:tab/>
-      </w:r>
-      <w:r>
-        <w:t xml:space="preserve">Seattle, WA</w:t>
-      </w:r>
-    </w:p>
-    <w:p>
-      <w:pPr>
-        <w:pStyle w:val="EntryGap"/>
-        <w:spacing w:after="0"/>
-      </w:pPr>
-    </w:p>
-    <w:p>
-      <w:pPr>
-        <w:keepNext/>
-        <w:tabs>
-          <w:tab w:val="right" w:pos="10512"/>
-        </w:tabs>
-        <w:spacing w:after="0"/>
-      </w:pPr>
-      <w:r>
-        <w:rPr>
-          <w:b/>
-          <w:bCs/>
-        </w:rPr>
-        <w:t xml:space="preserve">Los más rápidos y los más furiosos (The Fastest and the Most Furious)</w:t>
-      </w:r>
-      <w:r>
-        <w:tab/>
-      </w:r>
-      <w:r>
-        <w:t xml:space="preserve">Sep 2020</w:t>
-      </w:r>
-    </w:p>
-    <w:p>
-      <w:pPr>
-        <w:keepNext/>
-        <w:tabs>
-          <w:tab w:val="right" w:pos="10512"/>
-        </w:tabs>
-        <w:spacing w:after="0"/>
-      </w:pPr>
-      <w:r>
-        <w:rPr>
-          <w:i/>
-          <w:iCs/>
-        </w:rPr>
-        <w:t xml:space="preserve">Community of Undergraduate Physics Students, Juárez Autonomous University of Tabasco, Mexico</w:t>
-      </w:r>
-      <w:r>
-        <w:tab/>
-      </w:r>
-      <w:r>
-        <w:t xml:space="preserve">Online talk</w:t>
-      </w:r>
-    </w:p>
-    <w:p>
-      <w:pPr>
-        <w:pStyle w:val="EntryGap"/>
-        <w:spacing w:after="0"/>
-      </w:pPr>
-    </w:p>
-    <w:p>
-      <w:pPr>
-        <w:keepNext/>
-        <w:tabs>
-          <w:tab w:val="right" w:pos="10512"/>
-        </w:tabs>
-        <w:spacing w:after="0"/>
-      </w:pPr>
-      <w:r>
-        <w:rPr>
-          <w:b/>
-          <w:bCs/>
-        </w:rPr>
-        <w:t xml:space="preserve">Una simulación de la física y la astrofísica (A Simulation of Physics and Astrophysics)</w:t>
-      </w:r>
-      <w:r>
-        <w:tab/>
-      </w:r>
-      <w:r>
-        <w:t xml:space="preserve">Aug 2020</w:t>
-      </w:r>
-    </w:p>
-    <w:p>
-      <w:pPr>
-        <w:keepNext/>
-        <w:tabs>
-          <w:tab w:val="right" w:pos="10512"/>
-        </w:tabs>
-        <w:spacing w:after="0"/>
-      </w:pPr>
-      <w:r>
-        <w:rPr>
-          <w:i/>
-          <w:iCs/>
-        </w:rPr>
-        <w:t xml:space="preserve">Community of Undergraduate Physics Students, Juárez Autonomous University of Tabasco, Mexico</w:t>
-      </w:r>
-      <w:r>
-        <w:tab/>
-      </w:r>
-      <w:r>
-        <w:t xml:space="preserve">Online talk</w:t>
-      </w:r>
-    </w:p>
-    <w:p>
-      <w:pPr>
-        <w:pStyle w:val="EntryGap"/>
-        <w:spacing w:after="0"/>
-      </w:pPr>
-    </w:p>
-    <w:p>
-      <w:pPr>
-        <w:pStyle w:val="Heading1"/>
-      </w:pPr>
-      <w:r>
         <w:t xml:space="preserve">Skills</w:t>
       </w:r>
     </w:p>
@@ -922,7 +922,7 @@
         <w:t xml:space="preserve">Languages: </w:t>
       </w:r>
       <w:r>
-        <w:t xml:space="preserve">English (fluent), Spanish (native), Nahuatl (basic)</w:t>
+        <w:t xml:space="preserve">English (fluent), Spanish (native; talks and teaching in Spanish), Nahuatl (basic)</w:t>
       </w:r>
     </w:p>
     <w:p>
